--- a/thesis/figures/bccnn-explainers/bccnn_network_diagram.docx
+++ b/thesis/figures/bccnn-explainers/bccnn_network_diagram.docx
@@ -1,21 +1,30 @@
 
 <file path=word/document.xml><?xml version="1.0" encoding="utf-8"?>
-<w:document xmlns:wpc="http://schemas.microsoft.com/office/word/2010/wordprocessingCanvas" xmlns:mc="http://schemas.openxmlformats.org/markup-compatibility/2006" xmlns:o="urn:schemas-microsoft-com:office:office" xmlns:r="http://schemas.openxmlformats.org/officeDocument/2006/relationships" xmlns:m="http://schemas.openxmlformats.org/officeDocument/2006/math" xmlns:v="urn:schemas-microsoft-com:vml" xmlns:wp14="http://schemas.microsoft.com/office/word/2010/wordprocessingDrawing" xmlns:wp="http://schemas.openxmlformats.org/drawingml/2006/wordprocessingDrawing" xmlns:w10="urn:schemas-microsoft-com:office:word" xmlns:w="http://schemas.openxmlformats.org/wordprocessingml/2006/main" xmlns:w14="http://schemas.microsoft.com/office/word/2010/wordml" xmlns:w15="http://schemas.microsoft.com/office/word/2012/wordml" xmlns:wpg="http://schemas.microsoft.com/office/word/2010/wordprocessingGroup" xmlns:wpi="http://schemas.microsoft.com/office/word/2010/wordprocessingInk" xmlns:wne="http://schemas.microsoft.com/office/word/2006/wordml" xmlns:wps="http://schemas.microsoft.com/office/word/2010/wordprocessingShape" xmlns:cx="http://schemas.microsoft.com/office/drawing/2014/chartex" xmlns:cx1="http://schemas.microsoft.com/office/drawing/2015/9/8/chartex" xmlns:cx2="http://schemas.microsoft.com/office/drawing/2015/10/21/chartex" xmlns:cx3="http://schemas.microsoft.com/office/drawing/2016/5/9/chartex" xmlns:cx4="http://schemas.microsoft.com/office/drawing/2016/5/10/chartex" xmlns:cx5="http://schemas.microsoft.com/office/drawing/2016/5/11/chartex" xmlns:cx6="http://schemas.microsoft.com/office/drawing/2016/5/12/chartex" xmlns:cx7="http://schemas.microsoft.com/office/drawing/2016/5/13/chartex" xmlns:cx8="http://schemas.microsoft.com/office/drawing/2016/5/14/chartex" xmlns:aink="http://schemas.microsoft.com/office/drawing/2016/ink" xmlns:am3d="http://schemas.microsoft.com/office/drawing/2017/model3d" xmlns:w16cex="http://schemas.microsoft.com/office/word/2018/wordml/cex" xmlns:w16cid="http://schemas.microsoft.com/office/word/2016/wordml/cid" xmlns:w16="http://schemas.microsoft.com/office/word/2018/wordml" xmlns:w16sdtdh="http://schemas.microsoft.com/office/word/2020/wordml/sdtdatahash" xmlns:w16se="http://schemas.microsoft.com/office/word/2015/wordml/symex" mc:Ignorable="w14 w15 wp14">
+<w:document xmlns:w="http://schemas.openxmlformats.org/wordprocessingml/2006/main" xmlns:m="http://schemas.openxmlformats.org/officeDocument/2006/math" xmlns:r="http://schemas.openxmlformats.org/officeDocument/2006/relationships" xmlns:o="urn:schemas-microsoft-com:office:office" xmlns:v="urn:schemas-microsoft-com:vml" xmlns:w10="urn:schemas-microsoft-com:office:word" xmlns:a="http://schemas.openxmlformats.org/drawingml/2006/main" xmlns:pic="http://schemas.openxmlformats.org/drawingml/2006/picture" xmlns:wp="http://schemas.openxmlformats.org/drawingml/2006/wordprocessingDrawing">
   <w:body>
     <w:p>
-      <w:pPr>
-        <w:pStyle w:val="Heading2"/>
-        <w:spacing w:after="120"/>
-      </w:pPr>
+      <w:pPr/>
+      <w:r>
+        <w:t xml:space="preserve">This file holds Figure 3.1 of companion I,</w:t>
+      </w:r>
+      <w:r>
+        <w:t xml:space="preserve"> </w:t>
+      </w:r>
       <w:r>
         <w:rPr>
-          <w:rFonts w:ascii="Calibri" w:cs="Calibri" w:eastAsia="Calibri" w:hAnsi="Calibri"/>
+          <w:iCs/>
+          <w:i/>
         </w:rPr>
-        <w:t xml:space="preserve">The bCCNN network of bccnn_model() (R/nn_models.R)</w:t>
+        <w:t xml:space="preserve">The mathematics behind the bCCNN</w:t>
+      </w:r>
+      <w:r>
+        <w:t xml:space="preserve">, as native Word shapes. Every box, arrow and the legend line is a separate shape in one group, and the mathematics in the boxes is ordinary text with italics, subscripts and superscripts, so that labels, colours, sizes and positions can be changed in Word. To move a box, select it inside the group and drag it, then move the end points of its arrows; elbow arrows are changed with Edit Points.</w:t>
       </w:r>
     </w:p>
-    <w:p>
-      <w:pPr>
+    <w:p xmlns:mc="http://schemas.openxmlformats.org/markup-compatibility/2006" xmlns:wpg="http://schemas.microsoft.com/office/word/2010/wordprocessingGroup" xmlns:wps="http://schemas.microsoft.com/office/word/2010/wordprocessingShape">
+      <w:pPr>
+        <w:keepNext/>
+        <w:spacing w:before="120" w:after="0" w:line="240" w:lineRule="auto"/>
         <w:jc w:val="center"/>
       </w:pPr>
       <w:r>
@@ -23,29 +32,29 @@
           <mc:Choice Requires="wpg">
             <w:drawing>
               <wp:inline distT="0" distB="0" distL="0" distR="0">
-                <wp:extent cx="8496000" cy="4248000"/>
+                <wp:extent cx="5940000" cy="3060000"/>
                 <wp:effectExtent l="0" t="0" r="0" b="0"/>
-                <wp:docPr id="1" name="bCCNN network diagram" descr="Editable diagram of the bCCNN network: inputs, embeddings, skip connection, three hidden layers and the exponential output neuron."/>
+                <wp:docPr id="501" name="bCCNN network diagram" descr="Editable diagram of the bCCNN network: inputs, fixed embeddings, skip connection, three hidden layers and the exponential output neuron."/>
                 <wp:cNvGraphicFramePr/>
-                <a:graphic xmlns:a="http://schemas.openxmlformats.org/drawingml/2006/main">
+                <a:graphic>
                   <a:graphicData uri="http://schemas.microsoft.com/office/word/2010/wordprocessingGroup">
                     <wpg:wgp>
                       <wpg:cNvGrpSpPr/>
                       <wpg:grpSpPr>
                         <a:xfrm>
                           <a:off x="0" y="0"/>
-                          <a:ext cx="8496000" cy="4248000"/>
+                          <a:ext cx="5940000" cy="3060000"/>
                           <a:chOff x="0" y="0"/>
-                          <a:chExt cx="8496000" cy="4248000"/>
+                          <a:chExt cx="5940000" cy="3060000"/>
                         </a:xfrm>
                       </wpg:grpSpPr>
                       <wps:wsp>
-                        <wps:cNvPr id="11" name="AccYear to AY_embed"/>
+                        <wps:cNvPr id="12" name="AccYear to AY_embed"/>
                         <wps:cNvSpPr/>
                         <wps:spPr>
                           <a:xfrm>
-                            <a:off x="1116000" y="774000"/>
-                            <a:ext cx="216000" cy="1"/>
+                            <a:off x="882000" y="567000"/>
+                            <a:ext cx="108000" cy="1"/>
                           </a:xfrm>
                           <a:custGeom>
                             <a:avLst/>
@@ -54,34 +63,34 @@
                             <a:cxnLst/>
                             <a:rect l="0" t="0" r="r" b="b"/>
                             <a:pathLst>
-                              <a:path w="216000" h="1" fill="none">
+                              <a:path w="108000" h="1" fill="none">
                                 <a:moveTo>
                                   <a:pt x="0" y="0"/>
                                 </a:moveTo>
                                 <a:lnTo>
-                                  <a:pt x="216000" y="0"/>
+                                  <a:pt x="108000" y="0"/>
                                 </a:lnTo>
                               </a:path>
                             </a:pathLst>
                           </a:custGeom>
                           <a:noFill/>
-                          <a:ln w="15875">
+                          <a:ln w="12700">
                             <a:solidFill>
                               <a:srgbClr val="1F1F1F"/>
                             </a:solidFill>
                             <a:miter lim="800000"/>
-                            <a:tailEnd type="triangle" w="med" len="med"/>
+                            <a:tailEnd type="triangle" w="sm" len="sm"/>
                           </a:ln>
                         </wps:spPr>
                         <wps:bodyPr/>
                       </wps:wsp>
                       <wps:wsp>
-                        <wps:cNvPr id="12" name="DevYear to DY_embed"/>
+                        <wps:cNvPr id="13" name="DevYear to DY_embed"/>
                         <wps:cNvSpPr/>
                         <wps:spPr>
                           <a:xfrm>
-                            <a:off x="1116000" y="3114000"/>
-                            <a:ext cx="216000" cy="1"/>
+                            <a:off x="882000" y="2223000"/>
+                            <a:ext cx="108000" cy="1"/>
                           </a:xfrm>
                           <a:custGeom>
                             <a:avLst/>
@@ -90,34 +99,34 @@
                             <a:cxnLst/>
                             <a:rect l="0" t="0" r="r" b="b"/>
                             <a:pathLst>
-                              <a:path w="216000" h="1" fill="none">
+                              <a:path w="108000" h="1" fill="none">
                                 <a:moveTo>
                                   <a:pt x="0" y="0"/>
                                 </a:moveTo>
                                 <a:lnTo>
-                                  <a:pt x="216000" y="0"/>
+                                  <a:pt x="108000" y="0"/>
                                 </a:lnTo>
                               </a:path>
                             </a:pathLst>
                           </a:custGeom>
                           <a:noFill/>
-                          <a:ln w="15875">
+                          <a:ln w="12700">
                             <a:solidFill>
                               <a:srgbClr val="1F1F1F"/>
                             </a:solidFill>
                             <a:miter lim="800000"/>
-                            <a:tailEnd type="triangle" w="med" len="med"/>
+                            <a:tailEnd type="triangle" w="sm" len="sm"/>
                           </a:ln>
                         </wps:spPr>
                         <wps:bodyPr/>
                       </wps:wsp>
                       <wps:wsp>
-                        <wps:cNvPr id="13" name="AY_embed to concate0"/>
+                        <wps:cNvPr id="14" name="AY_embed to concate0"/>
                         <wps:cNvSpPr/>
                         <wps:spPr>
                           <a:xfrm>
-                            <a:off x="1944000" y="1008000"/>
-                            <a:ext cx="1080000" cy="990000"/>
+                            <a:off x="1413000" y="738000"/>
+                            <a:ext cx="657000" cy="666000"/>
                           </a:xfrm>
                           <a:custGeom>
                             <a:avLst/>
@@ -126,37 +135,37 @@
                             <a:cxnLst/>
                             <a:rect l="0" t="0" r="r" b="b"/>
                             <a:pathLst>
-                              <a:path w="1080000" h="990000" fill="none">
+                              <a:path w="657000" h="666000" fill="none">
                                 <a:moveTo>
                                   <a:pt x="0" y="0"/>
                                 </a:moveTo>
                                 <a:lnTo>
-                                  <a:pt x="0" y="990000"/>
+                                  <a:pt x="0" y="666000"/>
                                 </a:lnTo>
                                 <a:lnTo>
-                                  <a:pt x="1080000" y="990000"/>
+                                  <a:pt x="657000" y="666000"/>
                                 </a:lnTo>
                               </a:path>
                             </a:pathLst>
                           </a:custGeom>
                           <a:noFill/>
-                          <a:ln w="15875">
+                          <a:ln w="12700">
                             <a:solidFill>
                               <a:srgbClr val="1F1F1F"/>
                             </a:solidFill>
                             <a:miter lim="800000"/>
-                            <a:tailEnd type="triangle" w="med" len="med"/>
+                            <a:tailEnd type="triangle" w="sm" len="sm"/>
                           </a:ln>
                         </wps:spPr>
                         <wps:bodyPr/>
                       </wps:wsp>
                       <wps:wsp>
-                        <wps:cNvPr id="14" name="DY_embed joins AY_embed into concate0"/>
+                        <wps:cNvPr id="15" name="DY_embed joins AY_embed into concate0"/>
                         <wps:cNvSpPr/>
                         <wps:spPr>
                           <a:xfrm>
-                            <a:off x="1944000" y="1998000"/>
-                            <a:ext cx="1" cy="882000"/>
+                            <a:off x="1413000" y="1404000"/>
+                            <a:ext cx="1" cy="648000"/>
                           </a:xfrm>
                           <a:custGeom>
                             <a:avLst/>
@@ -165,9 +174,9 @@
                             <a:cxnLst/>
                             <a:rect l="0" t="0" r="r" b="b"/>
                             <a:pathLst>
-                              <a:path w="1" h="882000" fill="none">
+                              <a:path w="1" h="648000" fill="none">
                                 <a:moveTo>
-                                  <a:pt x="0" y="882000"/>
+                                  <a:pt x="0" y="648000"/>
                                 </a:moveTo>
                                 <a:lnTo>
                                   <a:pt x="0" y="0"/>
@@ -176,7 +185,7 @@
                             </a:pathLst>
                           </a:custGeom>
                           <a:noFill/>
-                          <a:ln w="15875">
+                          <a:ln w="12700">
                             <a:solidFill>
                               <a:srgbClr val="1F1F1F"/>
                             </a:solidFill>
@@ -186,12 +195,12 @@
                         <wps:bodyPr/>
                       </wps:wsp>
                       <wps:wsp>
-                        <wps:cNvPr id="15" name="AY_embed to cc0 (skip)"/>
+                        <wps:cNvPr id="16" name="AY_embed to cc0 (skip connection)"/>
                         <wps:cNvSpPr/>
                         <wps:spPr>
                           <a:xfrm>
-                            <a:off x="2556000" y="540000"/>
-                            <a:ext cx="792000" cy="234000"/>
+                            <a:off x="1836000" y="396000"/>
+                            <a:ext cx="468000" cy="171000"/>
                           </a:xfrm>
                           <a:custGeom>
                             <a:avLst/>
@@ -200,12 +209,57 @@
                             <a:cxnLst/>
                             <a:rect l="0" t="0" r="r" b="b"/>
                             <a:pathLst>
-                              <a:path w="792000" h="234000" fill="none">
+                              <a:path w="468000" h="171000" fill="none">
                                 <a:moveTo>
-                                  <a:pt x="0" y="234000"/>
+                                  <a:pt x="0" y="171000"/>
                                 </a:moveTo>
                                 <a:lnTo>
-                                  <a:pt x="792000" y="234000"/>
+                                  <a:pt x="468000" y="171000"/>
+                                </a:lnTo>
+                                <a:lnTo>
+                                  <a:pt x="468000" y="0"/>
+                                </a:lnTo>
+                              </a:path>
+                            </a:pathLst>
+                          </a:custGeom>
+                          <a:noFill/>
+                          <a:ln w="12700">
+                            <a:solidFill>
+                              <a:srgbClr val="2E7D32"/>
+                            </a:solidFill>
+                            <a:miter lim="800000"/>
+                            <a:tailEnd type="triangle" w="sm" len="sm"/>
+                          </a:ln>
+                        </wps:spPr>
+                        <wps:bodyPr/>
+                      </wps:wsp>
+                      <wps:wsp>
+                        <wps:cNvPr id="17" name="DY_embed to cc0 (skip connection)"/>
+                        <wps:cNvSpPr/>
+                        <wps:spPr>
+                          <a:xfrm>
+                            <a:off x="1836000" y="396000"/>
+                            <a:ext cx="792000" cy="1827000"/>
+                          </a:xfrm>
+                          <a:custGeom>
+                            <a:avLst/>
+                            <a:gdLst/>
+                            <a:ahLst/>
+                            <a:cxnLst/>
+                            <a:rect l="0" t="0" r="r" b="b"/>
+                            <a:pathLst>
+                              <a:path w="792000" h="1827000" fill="none">
+                                <a:moveTo>
+                                  <a:pt x="0" y="1827000"/>
+                                </a:moveTo>
+                                <a:lnTo>
+                                  <a:pt x="108000" y="1827000"/>
+                                </a:lnTo>
+                                <a:lnTo>
+                                  <a:pt x="108000" y="540000"/>
+                                </a:lnTo>
+                                <a:lnTo>
+                                  <a:pt x="792000" y="540000"/>
                                 </a:lnTo>
                                 <a:lnTo>
                                   <a:pt x="792000" y="0"/>
@@ -214,23 +268,23 @@
                             </a:pathLst>
                           </a:custGeom>
                           <a:noFill/>
-                          <a:ln w="15875">
+                          <a:ln w="12700">
                             <a:solidFill>
                               <a:srgbClr val="2E7D32"/>
                             </a:solidFill>
                             <a:miter lim="800000"/>
-                            <a:tailEnd type="triangle" w="med" len="med"/>
+                            <a:tailEnd type="triangle" w="sm" len="sm"/>
                           </a:ln>
                         </wps:spPr>
                         <wps:bodyPr/>
                       </wps:wsp>
                       <wps:wsp>
-                        <wps:cNvPr id="16" name="DY_embed to cc0 (skip)"/>
+                        <wps:cNvPr id="18" name="cc0 to concate1 (skip connection)"/>
                         <wps:cNvSpPr/>
                         <wps:spPr>
                           <a:xfrm>
-                            <a:off x="2556000" y="540000"/>
-                            <a:ext cx="1224000" cy="2574000"/>
+                            <a:off x="2826000" y="234000"/>
+                            <a:ext cx="1062000" cy="1"/>
                           </a:xfrm>
                           <a:custGeom>
                             <a:avLst/>
@@ -239,43 +293,34 @@
                             <a:cxnLst/>
                             <a:rect l="0" t="0" r="r" b="b"/>
                             <a:pathLst>
-                              <a:path w="1224000" h="2574000" fill="none">
+                              <a:path w="1062000" h="1" fill="none">
                                 <a:moveTo>
-                                  <a:pt x="0" y="2574000"/>
+                                  <a:pt x="0" y="0"/>
                                 </a:moveTo>
                                 <a:lnTo>
-                                  <a:pt x="252000" y="2574000"/>
-                                </a:lnTo>
-                                <a:lnTo>
-                                  <a:pt x="252000" y="684000"/>
-                                </a:lnTo>
-                                <a:lnTo>
-                                  <a:pt x="1224000" y="684000"/>
-                                </a:lnTo>
-                                <a:lnTo>
-                                  <a:pt x="1224000" y="0"/>
+                                  <a:pt x="1062000" y="0"/>
                                 </a:lnTo>
                               </a:path>
                             </a:pathLst>
                           </a:custGeom>
                           <a:noFill/>
-                          <a:ln w="15875">
+                          <a:ln w="12700">
                             <a:solidFill>
                               <a:srgbClr val="2E7D32"/>
                             </a:solidFill>
                             <a:miter lim="800000"/>
-                            <a:tailEnd type="triangle" w="med" len="med"/>
+                            <a:tailEnd type="triangle" w="sm" len="sm"/>
                           </a:ln>
                         </wps:spPr>
                         <wps:bodyPr/>
                       </wps:wsp>
                       <wps:wsp>
-                        <wps:cNvPr id="17" name="cc0 to concate1 (skip)"/>
+                        <wps:cNvPr id="19" name="concate0 to hidden1"/>
                         <wps:cNvSpPr/>
                         <wps:spPr>
                           <a:xfrm>
-                            <a:off x="4104000" y="324000"/>
-                            <a:ext cx="1512000" cy="1"/>
+                            <a:off x="2988000" y="1404000"/>
+                            <a:ext cx="162000" cy="1"/>
                           </a:xfrm>
                           <a:custGeom>
                             <a:avLst/>
@@ -284,34 +329,34 @@
                             <a:cxnLst/>
                             <a:rect l="0" t="0" r="r" b="b"/>
                             <a:pathLst>
-                              <a:path w="1512000" h="1" fill="none">
+                              <a:path w="162000" h="1" fill="none">
                                 <a:moveTo>
                                   <a:pt x="0" y="0"/>
                                 </a:moveTo>
                                 <a:lnTo>
-                                  <a:pt x="1512000" y="0"/>
+                                  <a:pt x="162000" y="0"/>
                                 </a:lnTo>
                               </a:path>
                             </a:pathLst>
                           </a:custGeom>
                           <a:noFill/>
-                          <a:ln w="15875">
+                          <a:ln w="12700">
                             <a:solidFill>
-                              <a:srgbClr val="2E7D32"/>
+                              <a:srgbClr val="1F1F1F"/>
                             </a:solidFill>
                             <a:miter lim="800000"/>
-                            <a:tailEnd type="triangle" w="med" len="med"/>
+                            <a:tailEnd type="triangle" w="sm" len="sm"/>
                           </a:ln>
                         </wps:spPr>
                         <wps:bodyPr/>
                       </wps:wsp>
                       <wps:wsp>
-                        <wps:cNvPr id="18" name="concate0 to hidden1"/>
+                        <wps:cNvPr id="20" name="hidden1 to hidden2"/>
                         <wps:cNvSpPr/>
                         <wps:spPr>
                           <a:xfrm>
-                            <a:off x="4320000" y="1998000"/>
-                            <a:ext cx="216000" cy="1"/>
+                            <a:off x="3888000" y="1404000"/>
+                            <a:ext cx="144000" cy="1"/>
                           </a:xfrm>
                           <a:custGeom>
                             <a:avLst/>
@@ -320,34 +365,34 @@
                             <a:cxnLst/>
                             <a:rect l="0" t="0" r="r" b="b"/>
                             <a:pathLst>
-                              <a:path w="216000" h="1" fill="none">
+                              <a:path w="144000" h="1" fill="none">
                                 <a:moveTo>
                                   <a:pt x="0" y="0"/>
                                 </a:moveTo>
                                 <a:lnTo>
-                                  <a:pt x="216000" y="0"/>
+                                  <a:pt x="144000" y="0"/>
                                 </a:lnTo>
                               </a:path>
                             </a:pathLst>
                           </a:custGeom>
                           <a:noFill/>
-                          <a:ln w="15875">
+                          <a:ln w="12700">
                             <a:solidFill>
                               <a:srgbClr val="1F1F1F"/>
                             </a:solidFill>
                             <a:miter lim="800000"/>
-                            <a:tailEnd type="triangle" w="med" len="med"/>
+                            <a:tailEnd type="triangle" w="sm" len="sm"/>
                           </a:ln>
                         </wps:spPr>
                         <wps:bodyPr/>
                       </wps:wsp>
                       <wps:wsp>
-                        <wps:cNvPr id="19" name="hidden1 to hidden2"/>
+                        <wps:cNvPr id="21" name="hidden2 to hidden3"/>
                         <wps:cNvSpPr/>
                         <wps:spPr>
                           <a:xfrm>
-                            <a:off x="5580000" y="1998000"/>
-                            <a:ext cx="180000" cy="1"/>
+                            <a:off x="4770000" y="1404000"/>
+                            <a:ext cx="144000" cy="1"/>
                           </a:xfrm>
                           <a:custGeom>
                             <a:avLst/>
@@ -356,34 +401,34 @@
                             <a:cxnLst/>
                             <a:rect l="0" t="0" r="r" b="b"/>
                             <a:pathLst>
-                              <a:path w="180000" h="1" fill="none">
+                              <a:path w="144000" h="1" fill="none">
                                 <a:moveTo>
                                   <a:pt x="0" y="0"/>
                                 </a:moveTo>
                                 <a:lnTo>
-                                  <a:pt x="180000" y="0"/>
+                                  <a:pt x="144000" y="0"/>
                                 </a:lnTo>
                               </a:path>
                             </a:pathLst>
                           </a:custGeom>
                           <a:noFill/>
-                          <a:ln w="15875">
+                          <a:ln w="12700">
                             <a:solidFill>
                               <a:srgbClr val="1F1F1F"/>
                             </a:solidFill>
                             <a:miter lim="800000"/>
-                            <a:tailEnd type="triangle" w="med" len="med"/>
+                            <a:tailEnd type="triangle" w="sm" len="sm"/>
                           </a:ln>
                         </wps:spPr>
                         <wps:bodyPr/>
                       </wps:wsp>
                       <wps:wsp>
-                        <wps:cNvPr id="20" name="hidden2 to hidden3"/>
+                        <wps:cNvPr id="22" name="hidden3 to concate1"/>
                         <wps:cNvSpPr/>
                         <wps:spPr>
                           <a:xfrm>
-                            <a:off x="6804000" y="1998000"/>
-                            <a:ext cx="180000" cy="1"/>
+                            <a:off x="5283000" y="396000"/>
+                            <a:ext cx="1" cy="774000"/>
                           </a:xfrm>
                           <a:custGeom>
                             <a:avLst/>
@@ -392,34 +437,34 @@
                             <a:cxnLst/>
                             <a:rect l="0" t="0" r="r" b="b"/>
                             <a:pathLst>
-                              <a:path w="180000" h="1" fill="none">
+                              <a:path w="1" h="774000" fill="none">
                                 <a:moveTo>
-                                  <a:pt x="0" y="0"/>
+                                  <a:pt x="0" y="774000"/>
                                 </a:moveTo>
                                 <a:lnTo>
-                                  <a:pt x="180000" y="0"/>
+                                  <a:pt x="0" y="0"/>
                                 </a:lnTo>
                               </a:path>
                             </a:pathLst>
                           </a:custGeom>
                           <a:noFill/>
-                          <a:ln w="15875">
+                          <a:ln w="12700">
                             <a:solidFill>
                               <a:srgbClr val="1F1F1F"/>
                             </a:solidFill>
                             <a:miter lim="800000"/>
-                            <a:tailEnd type="triangle" w="med" len="med"/>
+                            <a:tailEnd type="triangle" w="sm" len="sm"/>
                           </a:ln>
                         </wps:spPr>
                         <wps:bodyPr/>
                       </wps:wsp>
                       <wps:wsp>
-                        <wps:cNvPr id="21" name="hidden3 to concate1"/>
+                        <wps:cNvPr id="23" name="concate1 to Response"/>
                         <wps:cNvSpPr/>
                         <wps:spPr>
                           <a:xfrm>
-                            <a:off x="7506000" y="540000"/>
-                            <a:ext cx="1" cy="1098000"/>
+                            <a:off x="5652000" y="234000"/>
+                            <a:ext cx="216000" cy="2232000"/>
                           </a:xfrm>
                           <a:custGeom>
                             <a:avLst/>
@@ -428,76 +473,40 @@
                             <a:cxnLst/>
                             <a:rect l="0" t="0" r="r" b="b"/>
                             <a:pathLst>
-                              <a:path w="1" h="1098000" fill="none">
+                              <a:path w="216000" h="2232000" fill="none">
                                 <a:moveTo>
-                                  <a:pt x="0" y="1098000"/>
+                                  <a:pt x="0" y="0"/>
                                 </a:moveTo>
                                 <a:lnTo>
-                                  <a:pt x="0" y="0"/>
+                                  <a:pt x="216000" y="0"/>
+                                </a:lnTo>
+                                <a:lnTo>
+                                  <a:pt x="216000" y="2232000"/>
+                                </a:lnTo>
+                                <a:lnTo>
+                                  <a:pt x="0" y="2232000"/>
                                 </a:lnTo>
                               </a:path>
                             </a:pathLst>
                           </a:custGeom>
                           <a:noFill/>
-                          <a:ln w="15875">
+                          <a:ln w="12700">
                             <a:solidFill>
                               <a:srgbClr val="1F1F1F"/>
                             </a:solidFill>
                             <a:miter lim="800000"/>
-                            <a:tailEnd type="triangle" w="med" len="med"/>
+                            <a:tailEnd type="triangle" w="sm" len="sm"/>
                           </a:ln>
                         </wps:spPr>
                         <wps:bodyPr/>
                       </wps:wsp>
                       <wps:wsp>
-                        <wps:cNvPr id="22" name="concate1 to Response"/>
+                        <wps:cNvPr id="24" name="AccYear"/>
                         <wps:cNvSpPr/>
                         <wps:spPr>
                           <a:xfrm>
-                            <a:off x="8028000" y="324000"/>
-                            <a:ext cx="360000" cy="3060000"/>
-                          </a:xfrm>
-                          <a:custGeom>
-                            <a:avLst/>
-                            <a:gdLst/>
-                            <a:ahLst/>
-                            <a:cxnLst/>
-                            <a:rect l="0" t="0" r="r" b="b"/>
-                            <a:pathLst>
-                              <a:path w="360000" h="3060000" fill="none">
-                                <a:moveTo>
-                                  <a:pt x="0" y="0"/>
-                                </a:moveTo>
-                                <a:lnTo>
-                                  <a:pt x="360000" y="0"/>
-                                </a:lnTo>
-                                <a:lnTo>
-                                  <a:pt x="360000" y="3060000"/>
-                                </a:lnTo>
-                                <a:lnTo>
-                                  <a:pt x="0" y="3060000"/>
-                                </a:lnTo>
-                              </a:path>
-                            </a:pathLst>
-                          </a:custGeom>
-                          <a:noFill/>
-                          <a:ln w="15875">
-                            <a:solidFill>
-                              <a:srgbClr val="1F1F1F"/>
-                            </a:solidFill>
-                            <a:miter lim="800000"/>
-                            <a:tailEnd type="triangle" w="med" len="med"/>
-                          </a:ln>
-                        </wps:spPr>
-                        <wps:bodyPr/>
-                      </wps:wsp>
-                      <wps:wsp>
-                        <wps:cNvPr id="23" name="AccYear"/>
-                        <wps:cNvSpPr/>
-                        <wps:spPr>
-                          <a:xfrm>
-                            <a:off x="0" y="540000"/>
-                            <a:ext cx="1116000" cy="468000"/>
+                            <a:off x="0" y="396000"/>
+                            <a:ext cx="882000" cy="342000"/>
                           </a:xfrm>
                           <a:prstGeom prst="roundRect">
                             <a:avLst>
@@ -507,7 +516,7 @@
                           <a:solidFill>
                             <a:srgbClr val="E8F0FE"/>
                           </a:solidFill>
-                          <a:ln w="12700">
+                          <a:ln w="9525">
                             <a:solidFill>
                               <a:srgbClr val="1F1F1F"/>
                             </a:solidFill>
@@ -517,57 +526,57 @@
                           <w:txbxContent>
                             <w:p>
                               <w:pPr>
-                                <w:spacing w:before="0" w:after="0" w:line="240" w:lineRule="auto"/>
+                                <w:spacing w:before="0" w:after="0" w:line="228" w:lineRule="auto"/>
                                 <w:jc w:val="center"/>
                               </w:pPr>
                               <w:r>
                                 <w:rPr>
-                                  <w:rFonts w:ascii="Calibri" w:hAnsi="Calibri" w:cs="Calibri"/>
-                                  <w:color w:val="111111"/>
-                                  <w:sz w:val="18"/>
-                                  <w:szCs w:val="18"/>
+                                  <w:rFonts w:ascii="Cambria" w:hAnsi="Cambria" w:cs="Cambria"/>
+                                  <w:color w:val="111111"/>
+                                  <w:sz w:val="14"/>
+                                  <w:szCs w:val="14"/>
                                 </w:rPr>
                                 <w:t xml:space="preserve">AccYear</w:t>
                               </w:r>
                             </w:p>
                             <w:p>
                               <w:pPr>
-                                <w:spacing w:before="0" w:after="0" w:line="240" w:lineRule="auto"/>
+                                <w:spacing w:before="0" w:after="0" w:line="228" w:lineRule="auto"/>
                                 <w:jc w:val="center"/>
                               </w:pPr>
                               <w:r>
                                 <w:rPr>
-                                  <w:rFonts w:ascii="Calibri" w:hAnsi="Calibri" w:cs="Calibri"/>
+                                  <w:rFonts w:ascii="Cambria" w:hAnsi="Cambria" w:cs="Cambria"/>
                                   <w:i/>
                                   <w:color w:val="111111"/>
-                                  <w:sz w:val="18"/>
-                                  <w:szCs w:val="18"/>
+                                  <w:sz w:val="14"/>
+                                  <w:szCs w:val="14"/>
                                 </w:rPr>
                                 <w:t xml:space="preserve">i</w:t>
                               </w:r>
                               <w:r>
                                 <w:rPr>
-                                  <w:rFonts w:ascii="Calibri" w:hAnsi="Calibri" w:cs="Calibri"/>
-                                  <w:color w:val="111111"/>
-                                  <w:sz w:val="18"/>
-                                  <w:szCs w:val="18"/>
+                                  <w:rFonts w:ascii="Cambria" w:hAnsi="Cambria" w:cs="Cambria"/>
+                                  <w:color w:val="111111"/>
+                                  <w:sz w:val="14"/>
+                                  <w:szCs w:val="14"/>
                                 </w:rPr>
                                 <w:t xml:space="preserve"> − 1 ∈ {0, …, 19}</w:t>
                               </w:r>
                             </w:p>
                           </w:txbxContent>
                         </wps:txbx>
-                        <wps:bodyPr rot="0" vert="horz" wrap="square" lIns="36000" tIns="18000" rIns="36000" bIns="18000" anchor="ctr" anchorCtr="0">
+                        <wps:bodyPr rot="0" vert="horz" wrap="square" lIns="18000" tIns="0" rIns="18000" bIns="0" anchor="ctr" anchorCtr="0">
                           <a:noAutofit/>
                         </wps:bodyPr>
                       </wps:wsp>
                       <wps:wsp>
-                        <wps:cNvPr id="24" name="AY_embed"/>
+                        <wps:cNvPr id="25" name="AY_embed"/>
                         <wps:cNvSpPr/>
                         <wps:spPr>
                           <a:xfrm>
-                            <a:off x="1332000" y="540000"/>
-                            <a:ext cx="1224000" cy="468000"/>
+                            <a:off x="990000" y="396000"/>
+                            <a:ext cx="846000" cy="342000"/>
                           </a:xfrm>
                           <a:prstGeom prst="roundRect">
                             <a:avLst>
@@ -577,7 +586,7 @@
                           <a:solidFill>
                             <a:srgbClr val="DBE9FF"/>
                           </a:solidFill>
-                          <a:ln w="12700">
+                          <a:ln w="9525">
                             <a:solidFill>
                               <a:srgbClr val="1F1F1F"/>
                             </a:solidFill>
@@ -587,68 +596,68 @@
                           <w:txbxContent>
                             <w:p>
                               <w:pPr>
-                                <w:spacing w:before="0" w:after="0" w:line="240" w:lineRule="auto"/>
+                                <w:spacing w:before="0" w:after="0" w:line="228" w:lineRule="auto"/>
                                 <w:jc w:val="center"/>
                               </w:pPr>
                               <w:r>
                                 <w:rPr>
-                                  <w:rFonts w:ascii="Calibri" w:hAnsi="Calibri" w:cs="Calibri"/>
-                                  <w:color w:val="111111"/>
-                                  <w:sz w:val="18"/>
-                                  <w:szCs w:val="18"/>
+                                  <w:rFonts w:ascii="Cambria" w:hAnsi="Cambria" w:cs="Cambria"/>
+                                  <w:color w:val="111111"/>
+                                  <w:sz w:val="14"/>
+                                  <w:szCs w:val="14"/>
                                 </w:rPr>
                                 <w:t xml:space="preserve">AY_embed</w:t>
                               </w:r>
                             </w:p>
                             <w:p>
                               <w:pPr>
-                                <w:spacing w:before="0" w:after="0" w:line="240" w:lineRule="auto"/>
+                                <w:spacing w:before="0" w:after="0" w:line="228" w:lineRule="auto"/>
                                 <w:jc w:val="center"/>
                               </w:pPr>
                               <w:r>
                                 <w:rPr>
-                                  <w:rFonts w:ascii="Calibri" w:hAnsi="Calibri" w:cs="Calibri"/>
+                                  <w:rFonts w:ascii="Cambria" w:hAnsi="Cambria" w:cs="Cambria"/>
                                   <w:i/>
                                   <w:color w:val="111111"/>
-                                  <w:sz w:val="18"/>
-                                  <w:szCs w:val="18"/>
+                                  <w:sz w:val="14"/>
+                                  <w:szCs w:val="14"/>
                                 </w:rPr>
                                 <w:t xml:space="preserve">α</w:t>
                               </w:r>
                               <w:r>
                                 <w:rPr>
-                                  <w:rFonts w:ascii="Calibri" w:hAnsi="Calibri" w:cs="Calibri"/>
+                                  <w:rFonts w:ascii="Cambria" w:hAnsi="Cambria" w:cs="Cambria"/>
                                   <w:i/>
                                   <w:color w:val="111111"/>
-                                  <w:sz w:val="18"/>
-                                  <w:szCs w:val="18"/>
+                                  <w:sz w:val="14"/>
+                                  <w:szCs w:val="14"/>
                                   <w:vertAlign w:val="subscript"/>
                                 </w:rPr>
                                 <w:t xml:space="preserve">i</w:t>
                               </w:r>
                               <w:r>
                                 <w:rPr>
-                                  <w:rFonts w:ascii="Calibri" w:hAnsi="Calibri" w:cs="Calibri"/>
-                                  <w:color w:val="111111"/>
-                                  <w:sz w:val="18"/>
-                                  <w:szCs w:val="18"/>
+                                  <w:rFonts w:ascii="Cambria" w:hAnsi="Cambria" w:cs="Cambria"/>
+                                  <w:color w:val="111111"/>
+                                  <w:sz w:val="14"/>
+                                  <w:szCs w:val="14"/>
                                 </w:rPr>
                                 <w:t xml:space="preserve"> fixed, 20 × 1</w:t>
                               </w:r>
                             </w:p>
                           </w:txbxContent>
                         </wps:txbx>
-                        <wps:bodyPr rot="0" vert="horz" wrap="square" lIns="36000" tIns="18000" rIns="36000" bIns="18000" anchor="ctr" anchorCtr="0">
+                        <wps:bodyPr rot="0" vert="horz" wrap="square" lIns="18000" tIns="0" rIns="18000" bIns="0" anchor="ctr" anchorCtr="0">
                           <a:noAutofit/>
                         </wps:bodyPr>
                       </wps:wsp>
                       <wps:wsp>
-                        <wps:cNvPr id="25" name="DevYear"/>
+                        <wps:cNvPr id="26" name="DevYear"/>
                         <wps:cNvSpPr/>
                         <wps:spPr>
                           <a:xfrm>
-                            <a:off x="0" y="2880000"/>
-                            <a:ext cx="1116000" cy="468000"/>
+                            <a:off x="0" y="2052000"/>
+                            <a:ext cx="882000" cy="342000"/>
                           </a:xfrm>
                           <a:prstGeom prst="roundRect">
                             <a:avLst>
@@ -658,7 +667,7 @@
                           <a:solidFill>
                             <a:srgbClr val="E8F0FE"/>
                           </a:solidFill>
-                          <a:ln w="12700">
+                          <a:ln w="9525">
                             <a:solidFill>
                               <a:srgbClr val="1F1F1F"/>
                             </a:solidFill>
@@ -668,57 +677,57 @@
                           <w:txbxContent>
                             <w:p>
                               <w:pPr>
-                                <w:spacing w:before="0" w:after="0" w:line="240" w:lineRule="auto"/>
+                                <w:spacing w:before="0" w:after="0" w:line="228" w:lineRule="auto"/>
                                 <w:jc w:val="center"/>
                               </w:pPr>
                               <w:r>
                                 <w:rPr>
-                                  <w:rFonts w:ascii="Calibri" w:hAnsi="Calibri" w:cs="Calibri"/>
-                                  <w:color w:val="111111"/>
-                                  <w:sz w:val="18"/>
-                                  <w:szCs w:val="18"/>
+                                  <w:rFonts w:ascii="Cambria" w:hAnsi="Cambria" w:cs="Cambria"/>
+                                  <w:color w:val="111111"/>
+                                  <w:sz w:val="14"/>
+                                  <w:szCs w:val="14"/>
                                 </w:rPr>
                                 <w:t xml:space="preserve">DevYear</w:t>
                               </w:r>
                             </w:p>
                             <w:p>
                               <w:pPr>
-                                <w:spacing w:before="0" w:after="0" w:line="240" w:lineRule="auto"/>
+                                <w:spacing w:before="0" w:after="0" w:line="228" w:lineRule="auto"/>
                                 <w:jc w:val="center"/>
                               </w:pPr>
                               <w:r>
                                 <w:rPr>
-                                  <w:rFonts w:ascii="Calibri" w:hAnsi="Calibri" w:cs="Calibri"/>
+                                  <w:rFonts w:ascii="Cambria" w:hAnsi="Cambria" w:cs="Cambria"/>
                                   <w:i/>
                                   <w:color w:val="111111"/>
-                                  <w:sz w:val="18"/>
-                                  <w:szCs w:val="18"/>
+                                  <w:sz w:val="14"/>
+                                  <w:szCs w:val="14"/>
                                 </w:rPr>
                                 <w:t xml:space="preserve">j</w:t>
                               </w:r>
                               <w:r>
                                 <w:rPr>
-                                  <w:rFonts w:ascii="Calibri" w:hAnsi="Calibri" w:cs="Calibri"/>
-                                  <w:color w:val="111111"/>
-                                  <w:sz w:val="18"/>
-                                  <w:szCs w:val="18"/>
+                                  <w:rFonts w:ascii="Cambria" w:hAnsi="Cambria" w:cs="Cambria"/>
+                                  <w:color w:val="111111"/>
+                                  <w:sz w:val="14"/>
+                                  <w:szCs w:val="14"/>
                                 </w:rPr>
                                 <w:t xml:space="preserve"> − 1 ∈ {0, …, 19}</w:t>
                               </w:r>
                             </w:p>
                           </w:txbxContent>
                         </wps:txbx>
-                        <wps:bodyPr rot="0" vert="horz" wrap="square" lIns="36000" tIns="18000" rIns="36000" bIns="18000" anchor="ctr" anchorCtr="0">
+                        <wps:bodyPr rot="0" vert="horz" wrap="square" lIns="18000" tIns="0" rIns="18000" bIns="0" anchor="ctr" anchorCtr="0">
                           <a:noAutofit/>
                         </wps:bodyPr>
                       </wps:wsp>
                       <wps:wsp>
-                        <wps:cNvPr id="26" name="DY_embed"/>
+                        <wps:cNvPr id="27" name="DY_embed"/>
                         <wps:cNvSpPr/>
                         <wps:spPr>
                           <a:xfrm>
-                            <a:off x="1332000" y="2880000"/>
-                            <a:ext cx="1224000" cy="468000"/>
+                            <a:off x="990000" y="2052000"/>
+                            <a:ext cx="846000" cy="342000"/>
                           </a:xfrm>
                           <a:prstGeom prst="roundRect">
                             <a:avLst>
@@ -728,7 +737,7 @@
                           <a:solidFill>
                             <a:srgbClr val="DBE9FF"/>
                           </a:solidFill>
-                          <a:ln w="12700">
+                          <a:ln w="9525">
                             <a:solidFill>
                               <a:srgbClr val="1F1F1F"/>
                             </a:solidFill>
@@ -738,68 +747,68 @@
                           <w:txbxContent>
                             <w:p>
                               <w:pPr>
-                                <w:spacing w:before="0" w:after="0" w:line="240" w:lineRule="auto"/>
+                                <w:spacing w:before="0" w:after="0" w:line="228" w:lineRule="auto"/>
                                 <w:jc w:val="center"/>
                               </w:pPr>
                               <w:r>
                                 <w:rPr>
-                                  <w:rFonts w:ascii="Calibri" w:hAnsi="Calibri" w:cs="Calibri"/>
-                                  <w:color w:val="111111"/>
-                                  <w:sz w:val="18"/>
-                                  <w:szCs w:val="18"/>
+                                  <w:rFonts w:ascii="Cambria" w:hAnsi="Cambria" w:cs="Cambria"/>
+                                  <w:color w:val="111111"/>
+                                  <w:sz w:val="14"/>
+                                  <w:szCs w:val="14"/>
                                 </w:rPr>
                                 <w:t xml:space="preserve">DY_embed</w:t>
                               </w:r>
                             </w:p>
                             <w:p>
                               <w:pPr>
-                                <w:spacing w:before="0" w:after="0" w:line="240" w:lineRule="auto"/>
+                                <w:spacing w:before="0" w:after="0" w:line="228" w:lineRule="auto"/>
                                 <w:jc w:val="center"/>
                               </w:pPr>
                               <w:r>
                                 <w:rPr>
-                                  <w:rFonts w:ascii="Calibri" w:hAnsi="Calibri" w:cs="Calibri"/>
+                                  <w:rFonts w:ascii="Cambria" w:hAnsi="Cambria" w:cs="Cambria"/>
                                   <w:i/>
                                   <w:color w:val="111111"/>
-                                  <w:sz w:val="18"/>
-                                  <w:szCs w:val="18"/>
+                                  <w:sz w:val="14"/>
+                                  <w:szCs w:val="14"/>
                                 </w:rPr>
                                 <w:t xml:space="preserve">β</w:t>
                               </w:r>
                               <w:r>
                                 <w:rPr>
-                                  <w:rFonts w:ascii="Calibri" w:hAnsi="Calibri" w:cs="Calibri"/>
+                                  <w:rFonts w:ascii="Cambria" w:hAnsi="Cambria" w:cs="Cambria"/>
                                   <w:i/>
                                   <w:color w:val="111111"/>
-                                  <w:sz w:val="18"/>
-                                  <w:szCs w:val="18"/>
+                                  <w:sz w:val="14"/>
+                                  <w:szCs w:val="14"/>
                                   <w:vertAlign w:val="subscript"/>
                                 </w:rPr>
                                 <w:t xml:space="preserve">j</w:t>
                               </w:r>
                               <w:r>
                                 <w:rPr>
-                                  <w:rFonts w:ascii="Calibri" w:hAnsi="Calibri" w:cs="Calibri"/>
-                                  <w:color w:val="111111"/>
-                                  <w:sz w:val="18"/>
-                                  <w:szCs w:val="18"/>
+                                  <w:rFonts w:ascii="Cambria" w:hAnsi="Cambria" w:cs="Cambria"/>
+                                  <w:color w:val="111111"/>
+                                  <w:sz w:val="14"/>
+                                  <w:szCs w:val="14"/>
                                 </w:rPr>
                                 <w:t xml:space="preserve"> fixed, 20 × 1</w:t>
                               </w:r>
                             </w:p>
                           </w:txbxContent>
                         </wps:txbx>
-                        <wps:bodyPr rot="0" vert="horz" wrap="square" lIns="36000" tIns="18000" rIns="36000" bIns="18000" anchor="ctr" anchorCtr="0">
+                        <wps:bodyPr rot="0" vert="horz" wrap="square" lIns="18000" tIns="0" rIns="18000" bIns="0" anchor="ctr" anchorCtr="0">
                           <a:noAutofit/>
                         </wps:bodyPr>
                       </wps:wsp>
                       <wps:wsp>
-                        <wps:cNvPr id="27" name="cc0"/>
+                        <wps:cNvPr id="28" name="cc0"/>
                         <wps:cNvSpPr/>
                         <wps:spPr>
                           <a:xfrm>
-                            <a:off x="3024000" y="108000"/>
-                            <a:ext cx="1080000" cy="432000"/>
+                            <a:off x="2070000" y="72000"/>
+                            <a:ext cx="756000" cy="324000"/>
                           </a:xfrm>
                           <a:prstGeom prst="roundRect">
                             <a:avLst>
@@ -809,7 +818,7 @@
                           <a:solidFill>
                             <a:srgbClr val="E0F3E0"/>
                           </a:solidFill>
-                          <a:ln w="12700">
+                          <a:ln w="9525">
                             <a:solidFill>
                               <a:srgbClr val="2E7D32"/>
                             </a:solidFill>
@@ -819,71 +828,71 @@
                           <w:txbxContent>
                             <w:p>
                               <w:pPr>
-                                <w:spacing w:before="0" w:after="0" w:line="240" w:lineRule="auto"/>
+                                <w:spacing w:before="0" w:after="0" w:line="228" w:lineRule="auto"/>
                                 <w:jc w:val="center"/>
                               </w:pPr>
                               <w:r>
                                 <w:rPr>
-                                  <w:rFonts w:ascii="Calibri" w:hAnsi="Calibri" w:cs="Calibri"/>
-                                  <w:color w:val="111111"/>
-                                  <w:sz w:val="18"/>
-                                  <w:szCs w:val="18"/>
+                                  <w:rFonts w:ascii="Cambria" w:hAnsi="Cambria" w:cs="Cambria"/>
+                                  <w:color w:val="111111"/>
+                                  <w:sz w:val="14"/>
+                                  <w:szCs w:val="14"/>
                                 </w:rPr>
                                 <w:t xml:space="preserve">cc0 = add</w:t>
                               </w:r>
                             </w:p>
                             <w:p>
                               <w:pPr>
-                                <w:spacing w:before="0" w:after="0" w:line="240" w:lineRule="auto"/>
+                                <w:spacing w:before="0" w:after="0" w:line="228" w:lineRule="auto"/>
                                 <w:jc w:val="center"/>
                               </w:pPr>
                               <w:r>
                                 <w:rPr>
-                                  <w:rFonts w:ascii="Calibri" w:hAnsi="Calibri" w:cs="Calibri"/>
+                                  <w:rFonts w:ascii="Cambria" w:hAnsi="Cambria" w:cs="Cambria"/>
                                   <w:i/>
                                   <w:color w:val="111111"/>
-                                  <w:sz w:val="18"/>
-                                  <w:szCs w:val="18"/>
+                                  <w:sz w:val="14"/>
+                                  <w:szCs w:val="14"/>
                                 </w:rPr>
                                 <w:t xml:space="preserve">α</w:t>
                               </w:r>
                               <w:r>
                                 <w:rPr>
-                                  <w:rFonts w:ascii="Calibri" w:hAnsi="Calibri" w:cs="Calibri"/>
+                                  <w:rFonts w:ascii="Cambria" w:hAnsi="Cambria" w:cs="Cambria"/>
                                   <w:i/>
                                   <w:color w:val="111111"/>
-                                  <w:sz w:val="18"/>
-                                  <w:szCs w:val="18"/>
+                                  <w:sz w:val="14"/>
+                                  <w:szCs w:val="14"/>
                                   <w:vertAlign w:val="subscript"/>
                                 </w:rPr>
                                 <w:t xml:space="preserve">i</w:t>
                               </w:r>
                               <w:r>
                                 <w:rPr>
-                                  <w:rFonts w:ascii="Calibri" w:hAnsi="Calibri" w:cs="Calibri"/>
-                                  <w:color w:val="111111"/>
-                                  <w:sz w:val="18"/>
-                                  <w:szCs w:val="18"/>
+                                  <w:rFonts w:ascii="Cambria" w:hAnsi="Cambria" w:cs="Cambria"/>
+                                  <w:color w:val="111111"/>
+                                  <w:sz w:val="14"/>
+                                  <w:szCs w:val="14"/>
                                 </w:rPr>
                                 <w:t xml:space="preserve"> + </w:t>
                               </w:r>
                               <w:r>
                                 <w:rPr>
-                                  <w:rFonts w:ascii="Calibri" w:hAnsi="Calibri" w:cs="Calibri"/>
+                                  <w:rFonts w:ascii="Cambria" w:hAnsi="Cambria" w:cs="Cambria"/>
                                   <w:i/>
                                   <w:color w:val="111111"/>
-                                  <w:sz w:val="18"/>
-                                  <w:szCs w:val="18"/>
+                                  <w:sz w:val="14"/>
+                                  <w:szCs w:val="14"/>
                                 </w:rPr>
                                 <w:t xml:space="preserve">β</w:t>
                               </w:r>
                               <w:r>
                                 <w:rPr>
-                                  <w:rFonts w:ascii="Calibri" w:hAnsi="Calibri" w:cs="Calibri"/>
+                                  <w:rFonts w:ascii="Cambria" w:hAnsi="Cambria" w:cs="Cambria"/>
                                   <w:i/>
                                   <w:color w:val="111111"/>
-                                  <w:sz w:val="18"/>
-                                  <w:szCs w:val="18"/>
+                                  <w:sz w:val="14"/>
+                                  <w:szCs w:val="14"/>
                                   <w:vertAlign w:val="subscript"/>
                                 </w:rPr>
                                 <w:t xml:space="preserve">j</w:t>
@@ -891,17 +900,17 @@
                             </w:p>
                           </w:txbxContent>
                         </wps:txbx>
-                        <wps:bodyPr rot="0" vert="horz" wrap="square" lIns="36000" tIns="18000" rIns="36000" bIns="18000" anchor="ctr" anchorCtr="0">
+                        <wps:bodyPr rot="0" vert="horz" wrap="square" lIns="18000" tIns="0" rIns="18000" bIns="0" anchor="ctr" anchorCtr="0">
                           <a:noAutofit/>
                         </wps:bodyPr>
                       </wps:wsp>
                       <wps:wsp>
-                        <wps:cNvPr id="28" name="concate0"/>
+                        <wps:cNvPr id="29" name="concate0"/>
                         <wps:cNvSpPr/>
                         <wps:spPr>
                           <a:xfrm>
-                            <a:off x="3024000" y="1728000"/>
-                            <a:ext cx="1296000" cy="540000"/>
+                            <a:off x="2070000" y="1224000"/>
+                            <a:ext cx="918000" cy="360000"/>
                           </a:xfrm>
                           <a:prstGeom prst="roundRect">
                             <a:avLst>
@@ -911,7 +920,7 @@
                           <a:solidFill>
                             <a:srgbClr val="FFF3E0"/>
                           </a:solidFill>
-                          <a:ln w="12700">
+                          <a:ln w="9525">
                             <a:solidFill>
                               <a:srgbClr val="1F1F1F"/>
                             </a:solidFill>
@@ -921,119 +930,119 @@
                           <w:txbxContent>
                             <w:p>
                               <w:pPr>
-                                <w:spacing w:before="0" w:after="0" w:line="240" w:lineRule="auto"/>
+                                <w:spacing w:before="0" w:after="0" w:line="228" w:lineRule="auto"/>
                                 <w:jc w:val="center"/>
                               </w:pPr>
                               <w:r>
                                 <w:rPr>
-                                  <w:rFonts w:ascii="Calibri" w:hAnsi="Calibri" w:cs="Calibri"/>
-                                  <w:color w:val="111111"/>
-                                  <w:sz w:val="18"/>
-                                  <w:szCs w:val="18"/>
+                                  <w:rFonts w:ascii="Cambria" w:hAnsi="Cambria" w:cs="Cambria"/>
+                                  <w:color w:val="111111"/>
+                                  <w:sz w:val="14"/>
+                                  <w:szCs w:val="14"/>
                                 </w:rPr>
                                 <w:t xml:space="preserve">concate0</w:t>
                               </w:r>
                             </w:p>
                             <w:p>
                               <w:pPr>
-                                <w:spacing w:before="0" w:after="0" w:line="240" w:lineRule="auto"/>
+                                <w:spacing w:before="0" w:after="0" w:line="228" w:lineRule="auto"/>
                                 <w:jc w:val="center"/>
                               </w:pPr>
                               <w:r>
                                 <w:rPr>
-                                  <w:rFonts w:ascii="Calibri" w:hAnsi="Calibri" w:cs="Calibri"/>
+                                  <w:rFonts w:ascii="Cambria" w:hAnsi="Cambria" w:cs="Cambria"/>
                                   <w:i/>
                                   <w:color w:val="111111"/>
-                                  <w:sz w:val="18"/>
-                                  <w:szCs w:val="18"/>
+                                  <w:sz w:val="14"/>
+                                  <w:szCs w:val="14"/>
                                 </w:rPr>
                                 <w:t xml:space="preserve">z</w:t>
                               </w:r>
                               <w:r>
                                 <w:rPr>
-                                  <w:rFonts w:ascii="Calibri" w:hAnsi="Calibri" w:cs="Calibri"/>
-                                  <w:color w:val="111111"/>
-                                  <w:sz w:val="18"/>
-                                  <w:szCs w:val="18"/>
+                                  <w:rFonts w:ascii="Cambria" w:hAnsi="Cambria" w:cs="Cambria"/>
+                                  <w:color w:val="111111"/>
+                                  <w:sz w:val="14"/>
+                                  <w:szCs w:val="14"/>
                                   <w:vertAlign w:val="superscript"/>
                                 </w:rPr>
                                 <w:t xml:space="preserve">(0)</w:t>
                               </w:r>
                               <w:r>
                                 <w:rPr>
-                                  <w:rFonts w:ascii="Calibri" w:hAnsi="Calibri" w:cs="Calibri"/>
-                                  <w:color w:val="111111"/>
-                                  <w:sz w:val="18"/>
-                                  <w:szCs w:val="18"/>
+                                  <w:rFonts w:ascii="Cambria" w:hAnsi="Cambria" w:cs="Cambria"/>
+                                  <w:color w:val="111111"/>
+                                  <w:sz w:val="14"/>
+                                  <w:szCs w:val="14"/>
                                 </w:rPr>
                                 <w:t xml:space="preserve"> = (</w:t>
                               </w:r>
                               <w:r>
                                 <w:rPr>
-                                  <w:rFonts w:ascii="Calibri" w:hAnsi="Calibri" w:cs="Calibri"/>
+                                  <w:rFonts w:ascii="Cambria" w:hAnsi="Cambria" w:cs="Cambria"/>
                                   <w:i/>
                                   <w:color w:val="111111"/>
-                                  <w:sz w:val="18"/>
-                                  <w:szCs w:val="18"/>
+                                  <w:sz w:val="14"/>
+                                  <w:szCs w:val="14"/>
                                 </w:rPr>
                                 <w:t xml:space="preserve">α</w:t>
                               </w:r>
                               <w:r>
                                 <w:rPr>
-                                  <w:rFonts w:ascii="Calibri" w:hAnsi="Calibri" w:cs="Calibri"/>
+                                  <w:rFonts w:ascii="Cambria" w:hAnsi="Cambria" w:cs="Cambria"/>
                                   <w:i/>
                                   <w:color w:val="111111"/>
-                                  <w:sz w:val="18"/>
-                                  <w:szCs w:val="18"/>
+                                  <w:sz w:val="14"/>
+                                  <w:szCs w:val="14"/>
                                   <w:vertAlign w:val="subscript"/>
                                 </w:rPr>
                                 <w:t xml:space="preserve">i</w:t>
                               </w:r>
                               <w:r>
                                 <w:rPr>
-                                  <w:rFonts w:ascii="Calibri" w:hAnsi="Calibri" w:cs="Calibri"/>
-                                  <w:color w:val="111111"/>
-                                  <w:sz w:val="18"/>
-                                  <w:szCs w:val="18"/>
+                                  <w:rFonts w:ascii="Cambria" w:hAnsi="Cambria" w:cs="Cambria"/>
+                                  <w:color w:val="111111"/>
+                                  <w:sz w:val="14"/>
+                                  <w:szCs w:val="14"/>
                                 </w:rPr>
                                 <w:t xml:space="preserve">, </w:t>
                               </w:r>
                               <w:r>
                                 <w:rPr>
-                                  <w:rFonts w:ascii="Calibri" w:hAnsi="Calibri" w:cs="Calibri"/>
+                                  <w:rFonts w:ascii="Cambria" w:hAnsi="Cambria" w:cs="Cambria"/>
                                   <w:i/>
                                   <w:color w:val="111111"/>
-                                  <w:sz w:val="18"/>
-                                  <w:szCs w:val="18"/>
+                                  <w:sz w:val="14"/>
+                                  <w:szCs w:val="14"/>
                                 </w:rPr>
                                 <w:t xml:space="preserve">β</w:t>
                               </w:r>
                               <w:r>
                                 <w:rPr>
-                                  <w:rFonts w:ascii="Calibri" w:hAnsi="Calibri" w:cs="Calibri"/>
+                                  <w:rFonts w:ascii="Cambria" w:hAnsi="Cambria" w:cs="Cambria"/>
                                   <w:i/>
                                   <w:color w:val="111111"/>
-                                  <w:sz w:val="18"/>
-                                  <w:szCs w:val="18"/>
+                                  <w:sz w:val="14"/>
+                                  <w:szCs w:val="14"/>
                                   <w:vertAlign w:val="subscript"/>
                                 </w:rPr>
                                 <w:t xml:space="preserve">j</w:t>
                               </w:r>
                               <w:r>
                                 <w:rPr>
-                                  <w:rFonts w:ascii="Calibri" w:hAnsi="Calibri" w:cs="Calibri"/>
-                                  <w:color w:val="111111"/>
-                                  <w:sz w:val="18"/>
-                                  <w:szCs w:val="18"/>
+                                  <w:rFonts w:ascii="Cambria" w:hAnsi="Cambria" w:cs="Cambria"/>
+                                  <w:color w:val="111111"/>
+                                  <w:sz w:val="14"/>
+                                  <w:szCs w:val="14"/>
                                 </w:rPr>
                                 <w:t xml:space="preserve">) ∈ ℝ</w:t>
                               </w:r>
                               <w:r>
                                 <w:rPr>
-                                  <w:rFonts w:ascii="Calibri" w:hAnsi="Calibri" w:cs="Calibri"/>
-                                  <w:color w:val="111111"/>
-                                  <w:sz w:val="18"/>
-                                  <w:szCs w:val="18"/>
+                                  <w:rFonts w:ascii="Cambria" w:hAnsi="Cambria" w:cs="Cambria"/>
+                                  <w:color w:val="111111"/>
+                                  <w:sz w:val="14"/>
+                                  <w:szCs w:val="14"/>
                                   <w:vertAlign w:val="superscript"/>
                                 </w:rPr>
                                 <w:t xml:space="preserve">2</w:t>
@@ -1041,17 +1050,17 @@
                             </w:p>
                           </w:txbxContent>
                         </wps:txbx>
-                        <wps:bodyPr rot="0" vert="horz" wrap="square" lIns="36000" tIns="18000" rIns="36000" bIns="18000" anchor="ctr" anchorCtr="0">
+                        <wps:bodyPr rot="0" vert="horz" wrap="square" lIns="18000" tIns="0" rIns="18000" bIns="0" anchor="ctr" anchorCtr="0">
                           <a:noAutofit/>
                         </wps:bodyPr>
                       </wps:wsp>
                       <wps:wsp>
-                        <wps:cNvPr id="29" name="hidden1"/>
+                        <wps:cNvPr id="30" name="hidden1"/>
                         <wps:cNvSpPr/>
                         <wps:spPr>
                           <a:xfrm>
-                            <a:off x="4536000" y="1638000"/>
-                            <a:ext cx="1044000" cy="720000"/>
+                            <a:off x="3150000" y="1170000"/>
+                            <a:ext cx="738000" cy="468000"/>
                           </a:xfrm>
                           <a:prstGeom prst="roundRect">
                             <a:avLst>
@@ -1061,7 +1070,7 @@
                           <a:solidFill>
                             <a:srgbClr val="FFF3E0"/>
                           </a:solidFill>
-                          <a:ln w="12700">
+                          <a:ln w="9525">
                             <a:solidFill>
                               <a:srgbClr val="1F1F1F"/>
                             </a:solidFill>
@@ -1071,91 +1080,91 @@
                           <w:txbxContent>
                             <w:p>
                               <w:pPr>
-                                <w:spacing w:before="0" w:after="0" w:line="240" w:lineRule="auto"/>
+                                <w:spacing w:before="0" w:after="0" w:line="228" w:lineRule="auto"/>
                                 <w:jc w:val="center"/>
                               </w:pPr>
                               <w:r>
                                 <w:rPr>
-                                  <w:rFonts w:ascii="Calibri" w:hAnsi="Calibri" w:cs="Calibri"/>
-                                  <w:color w:val="111111"/>
-                                  <w:sz w:val="18"/>
-                                  <w:szCs w:val="18"/>
+                                  <w:rFonts w:ascii="Cambria" w:hAnsi="Cambria" w:cs="Cambria"/>
+                                  <w:color w:val="111111"/>
+                                  <w:sz w:val="14"/>
+                                  <w:szCs w:val="14"/>
                                 </w:rPr>
                                 <w:t xml:space="preserve">hidden1</w:t>
                               </w:r>
                             </w:p>
                             <w:p>
                               <w:pPr>
-                                <w:spacing w:before="0" w:after="0" w:line="240" w:lineRule="auto"/>
+                                <w:spacing w:before="0" w:after="0" w:line="228" w:lineRule="auto"/>
                                 <w:jc w:val="center"/>
                               </w:pPr>
                               <w:r>
                                 <w:rPr>
-                                  <w:rFonts w:ascii="Calibri" w:hAnsi="Calibri" w:cs="Calibri"/>
-                                  <w:color w:val="111111"/>
-                                  <w:sz w:val="18"/>
-                                  <w:szCs w:val="18"/>
+                                  <w:rFonts w:ascii="Cambria" w:hAnsi="Cambria" w:cs="Cambria"/>
+                                  <w:color w:val="111111"/>
+                                  <w:sz w:val="14"/>
+                                  <w:szCs w:val="14"/>
                                 </w:rPr>
                                 <w:t xml:space="preserve">tanh, </w:t>
                               </w:r>
                               <w:r>
                                 <w:rPr>
-                                  <w:rFonts w:ascii="Calibri" w:hAnsi="Calibri" w:cs="Calibri"/>
+                                  <w:rFonts w:ascii="Cambria" w:hAnsi="Cambria" w:cs="Cambria"/>
                                   <w:i/>
                                   <w:color w:val="111111"/>
-                                  <w:sz w:val="18"/>
-                                  <w:szCs w:val="18"/>
+                                  <w:sz w:val="14"/>
+                                  <w:szCs w:val="14"/>
                                 </w:rPr>
                                 <w:t xml:space="preserve">q</w:t>
                               </w:r>
                               <w:r>
                                 <w:rPr>
-                                  <w:rFonts w:ascii="Calibri" w:hAnsi="Calibri" w:cs="Calibri"/>
-                                  <w:color w:val="111111"/>
-                                  <w:sz w:val="18"/>
-                                  <w:szCs w:val="18"/>
+                                  <w:rFonts w:ascii="Cambria" w:hAnsi="Cambria" w:cs="Cambria"/>
+                                  <w:color w:val="111111"/>
+                                  <w:sz w:val="14"/>
+                                  <w:szCs w:val="14"/>
                                   <w:vertAlign w:val="subscript"/>
                                 </w:rPr>
                                 <w:t xml:space="preserve">1</w:t>
                               </w:r>
                               <w:r>
                                 <w:rPr>
-                                  <w:rFonts w:ascii="Calibri" w:hAnsi="Calibri" w:cs="Calibri"/>
-                                  <w:color w:val="111111"/>
-                                  <w:sz w:val="18"/>
-                                  <w:szCs w:val="18"/>
+                                  <w:rFonts w:ascii="Cambria" w:hAnsi="Cambria" w:cs="Cambria"/>
+                                  <w:color w:val="111111"/>
+                                  <w:sz w:val="14"/>
+                                  <w:szCs w:val="14"/>
                                 </w:rPr>
                                 <w:t xml:space="preserve"> = 20</w:t>
                               </w:r>
                             </w:p>
                             <w:p>
                               <w:pPr>
-                                <w:spacing w:before="0" w:after="0" w:line="240" w:lineRule="auto"/>
+                                <w:spacing w:before="0" w:after="0" w:line="228" w:lineRule="auto"/>
                                 <w:jc w:val="center"/>
                               </w:pPr>
                               <w:r>
                                 <w:rPr>
-                                  <w:rFonts w:ascii="Calibri" w:hAnsi="Calibri" w:cs="Calibri"/>
-                                  <w:color w:val="111111"/>
-                                  <w:sz w:val="18"/>
-                                  <w:szCs w:val="18"/>
+                                  <w:rFonts w:ascii="Cambria" w:hAnsi="Cambria" w:cs="Cambria"/>
+                                  <w:color w:val="111111"/>
+                                  <w:sz w:val="14"/>
+                                  <w:szCs w:val="14"/>
                                 </w:rPr>
                                 <w:t xml:space="preserve">dropout 10%</w:t>
                               </w:r>
                             </w:p>
                           </w:txbxContent>
                         </wps:txbx>
-                        <wps:bodyPr rot="0" vert="horz" wrap="square" lIns="36000" tIns="18000" rIns="36000" bIns="18000" anchor="ctr" anchorCtr="0">
+                        <wps:bodyPr rot="0" vert="horz" wrap="square" lIns="18000" tIns="0" rIns="18000" bIns="0" anchor="ctr" anchorCtr="0">
                           <a:noAutofit/>
                         </wps:bodyPr>
                       </wps:wsp>
                       <wps:wsp>
-                        <wps:cNvPr id="30" name="hidden2"/>
+                        <wps:cNvPr id="31" name="hidden2"/>
                         <wps:cNvSpPr/>
                         <wps:spPr>
                           <a:xfrm>
-                            <a:off x="5760000" y="1638000"/>
-                            <a:ext cx="1044000" cy="720000"/>
+                            <a:off x="4032000" y="1170000"/>
+                            <a:ext cx="738000" cy="468000"/>
                           </a:xfrm>
                           <a:prstGeom prst="roundRect">
                             <a:avLst>
@@ -1165,7 +1174,7 @@
                           <a:solidFill>
                             <a:srgbClr val="FFF3E0"/>
                           </a:solidFill>
-                          <a:ln w="12700">
+                          <a:ln w="9525">
                             <a:solidFill>
                               <a:srgbClr val="1F1F1F"/>
                             </a:solidFill>
@@ -1175,91 +1184,91 @@
                           <w:txbxContent>
                             <w:p>
                               <w:pPr>
-                                <w:spacing w:before="0" w:after="0" w:line="240" w:lineRule="auto"/>
+                                <w:spacing w:before="0" w:after="0" w:line="228" w:lineRule="auto"/>
                                 <w:jc w:val="center"/>
                               </w:pPr>
                               <w:r>
                                 <w:rPr>
-                                  <w:rFonts w:ascii="Calibri" w:hAnsi="Calibri" w:cs="Calibri"/>
-                                  <w:color w:val="111111"/>
-                                  <w:sz w:val="18"/>
-                                  <w:szCs w:val="18"/>
+                                  <w:rFonts w:ascii="Cambria" w:hAnsi="Cambria" w:cs="Cambria"/>
+                                  <w:color w:val="111111"/>
+                                  <w:sz w:val="14"/>
+                                  <w:szCs w:val="14"/>
                                 </w:rPr>
                                 <w:t xml:space="preserve">hidden2</w:t>
                               </w:r>
                             </w:p>
                             <w:p>
                               <w:pPr>
-                                <w:spacing w:before="0" w:after="0" w:line="240" w:lineRule="auto"/>
+                                <w:spacing w:before="0" w:after="0" w:line="228" w:lineRule="auto"/>
                                 <w:jc w:val="center"/>
                               </w:pPr>
                               <w:r>
                                 <w:rPr>
-                                  <w:rFonts w:ascii="Calibri" w:hAnsi="Calibri" w:cs="Calibri"/>
-                                  <w:color w:val="111111"/>
-                                  <w:sz w:val="18"/>
-                                  <w:szCs w:val="18"/>
+                                  <w:rFonts w:ascii="Cambria" w:hAnsi="Cambria" w:cs="Cambria"/>
+                                  <w:color w:val="111111"/>
+                                  <w:sz w:val="14"/>
+                                  <w:szCs w:val="14"/>
                                 </w:rPr>
                                 <w:t xml:space="preserve">tanh, </w:t>
                               </w:r>
                               <w:r>
                                 <w:rPr>
-                                  <w:rFonts w:ascii="Calibri" w:hAnsi="Calibri" w:cs="Calibri"/>
+                                  <w:rFonts w:ascii="Cambria" w:hAnsi="Cambria" w:cs="Cambria"/>
                                   <w:i/>
                                   <w:color w:val="111111"/>
-                                  <w:sz w:val="18"/>
-                                  <w:szCs w:val="18"/>
+                                  <w:sz w:val="14"/>
+                                  <w:szCs w:val="14"/>
                                 </w:rPr>
                                 <w:t xml:space="preserve">q</w:t>
                               </w:r>
                               <w:r>
                                 <w:rPr>
-                                  <w:rFonts w:ascii="Calibri" w:hAnsi="Calibri" w:cs="Calibri"/>
-                                  <w:color w:val="111111"/>
-                                  <w:sz w:val="18"/>
-                                  <w:szCs w:val="18"/>
+                                  <w:rFonts w:ascii="Cambria" w:hAnsi="Cambria" w:cs="Cambria"/>
+                                  <w:color w:val="111111"/>
+                                  <w:sz w:val="14"/>
+                                  <w:szCs w:val="14"/>
                                   <w:vertAlign w:val="subscript"/>
                                 </w:rPr>
                                 <w:t xml:space="preserve">2</w:t>
                               </w:r>
                               <w:r>
                                 <w:rPr>
-                                  <w:rFonts w:ascii="Calibri" w:hAnsi="Calibri" w:cs="Calibri"/>
-                                  <w:color w:val="111111"/>
-                                  <w:sz w:val="18"/>
-                                  <w:szCs w:val="18"/>
+                                  <w:rFonts w:ascii="Cambria" w:hAnsi="Cambria" w:cs="Cambria"/>
+                                  <w:color w:val="111111"/>
+                                  <w:sz w:val="14"/>
+                                  <w:szCs w:val="14"/>
                                 </w:rPr>
                                 <w:t xml:space="preserve"> = 15</w:t>
                               </w:r>
                             </w:p>
                             <w:p>
                               <w:pPr>
-                                <w:spacing w:before="0" w:after="0" w:line="240" w:lineRule="auto"/>
+                                <w:spacing w:before="0" w:after="0" w:line="228" w:lineRule="auto"/>
                                 <w:jc w:val="center"/>
                               </w:pPr>
                               <w:r>
                                 <w:rPr>
-                                  <w:rFonts w:ascii="Calibri" w:hAnsi="Calibri" w:cs="Calibri"/>
-                                  <w:color w:val="111111"/>
-                                  <w:sz w:val="18"/>
-                                  <w:szCs w:val="18"/>
+                                  <w:rFonts w:ascii="Cambria" w:hAnsi="Cambria" w:cs="Cambria"/>
+                                  <w:color w:val="111111"/>
+                                  <w:sz w:val="14"/>
+                                  <w:szCs w:val="14"/>
                                 </w:rPr>
                                 <w:t xml:space="preserve">dropout 10%</w:t>
                               </w:r>
                             </w:p>
                           </w:txbxContent>
                         </wps:txbx>
-                        <wps:bodyPr rot="0" vert="horz" wrap="square" lIns="36000" tIns="18000" rIns="36000" bIns="18000" anchor="ctr" anchorCtr="0">
+                        <wps:bodyPr rot="0" vert="horz" wrap="square" lIns="18000" tIns="0" rIns="18000" bIns="0" anchor="ctr" anchorCtr="0">
                           <a:noAutofit/>
                         </wps:bodyPr>
                       </wps:wsp>
                       <wps:wsp>
-                        <wps:cNvPr id="31" name="hidden3"/>
+                        <wps:cNvPr id="32" name="hidden3"/>
                         <wps:cNvSpPr/>
                         <wps:spPr>
                           <a:xfrm>
-                            <a:off x="6984000" y="1638000"/>
-                            <a:ext cx="1044000" cy="720000"/>
+                            <a:off x="4914000" y="1170000"/>
+                            <a:ext cx="738000" cy="468000"/>
                           </a:xfrm>
                           <a:prstGeom prst="roundRect">
                             <a:avLst>
@@ -1269,7 +1278,7 @@
                           <a:solidFill>
                             <a:srgbClr val="FFF3E0"/>
                           </a:solidFill>
-                          <a:ln w="12700">
+                          <a:ln w="9525">
                             <a:solidFill>
                               <a:srgbClr val="1F1F1F"/>
                             </a:solidFill>
@@ -1279,91 +1288,91 @@
                           <w:txbxContent>
                             <w:p>
                               <w:pPr>
-                                <w:spacing w:before="0" w:after="0" w:line="240" w:lineRule="auto"/>
+                                <w:spacing w:before="0" w:after="0" w:line="228" w:lineRule="auto"/>
                                 <w:jc w:val="center"/>
                               </w:pPr>
                               <w:r>
                                 <w:rPr>
-                                  <w:rFonts w:ascii="Calibri" w:hAnsi="Calibri" w:cs="Calibri"/>
-                                  <w:color w:val="111111"/>
-                                  <w:sz w:val="18"/>
-                                  <w:szCs w:val="18"/>
+                                  <w:rFonts w:ascii="Cambria" w:hAnsi="Cambria" w:cs="Cambria"/>
+                                  <w:color w:val="111111"/>
+                                  <w:sz w:val="14"/>
+                                  <w:szCs w:val="14"/>
                                 </w:rPr>
                                 <w:t xml:space="preserve">hidden3</w:t>
                               </w:r>
                             </w:p>
                             <w:p>
                               <w:pPr>
-                                <w:spacing w:before="0" w:after="0" w:line="240" w:lineRule="auto"/>
+                                <w:spacing w:before="0" w:after="0" w:line="228" w:lineRule="auto"/>
                                 <w:jc w:val="center"/>
                               </w:pPr>
                               <w:r>
                                 <w:rPr>
-                                  <w:rFonts w:ascii="Calibri" w:hAnsi="Calibri" w:cs="Calibri"/>
-                                  <w:color w:val="111111"/>
-                                  <w:sz w:val="18"/>
-                                  <w:szCs w:val="18"/>
+                                  <w:rFonts w:ascii="Cambria" w:hAnsi="Cambria" w:cs="Cambria"/>
+                                  <w:color w:val="111111"/>
+                                  <w:sz w:val="14"/>
+                                  <w:szCs w:val="14"/>
                                 </w:rPr>
                                 <w:t xml:space="preserve">tanh, </w:t>
                               </w:r>
                               <w:r>
                                 <w:rPr>
-                                  <w:rFonts w:ascii="Calibri" w:hAnsi="Calibri" w:cs="Calibri"/>
+                                  <w:rFonts w:ascii="Cambria" w:hAnsi="Cambria" w:cs="Cambria"/>
                                   <w:i/>
                                   <w:color w:val="111111"/>
-                                  <w:sz w:val="18"/>
-                                  <w:szCs w:val="18"/>
+                                  <w:sz w:val="14"/>
+                                  <w:szCs w:val="14"/>
                                 </w:rPr>
                                 <w:t xml:space="preserve">q</w:t>
                               </w:r>
                               <w:r>
                                 <w:rPr>
-                                  <w:rFonts w:ascii="Calibri" w:hAnsi="Calibri" w:cs="Calibri"/>
-                                  <w:color w:val="111111"/>
-                                  <w:sz w:val="18"/>
-                                  <w:szCs w:val="18"/>
+                                  <w:rFonts w:ascii="Cambria" w:hAnsi="Cambria" w:cs="Cambria"/>
+                                  <w:color w:val="111111"/>
+                                  <w:sz w:val="14"/>
+                                  <w:szCs w:val="14"/>
                                   <w:vertAlign w:val="subscript"/>
                                 </w:rPr>
                                 <w:t xml:space="preserve">3</w:t>
                               </w:r>
                               <w:r>
                                 <w:rPr>
-                                  <w:rFonts w:ascii="Calibri" w:hAnsi="Calibri" w:cs="Calibri"/>
-                                  <w:color w:val="111111"/>
-                                  <w:sz w:val="18"/>
-                                  <w:szCs w:val="18"/>
+                                  <w:rFonts w:ascii="Cambria" w:hAnsi="Cambria" w:cs="Cambria"/>
+                                  <w:color w:val="111111"/>
+                                  <w:sz w:val="14"/>
+                                  <w:szCs w:val="14"/>
                                 </w:rPr>
                                 <w:t xml:space="preserve"> = 10</w:t>
                               </w:r>
                             </w:p>
                             <w:p>
                               <w:pPr>
-                                <w:spacing w:before="0" w:after="0" w:line="240" w:lineRule="auto"/>
+                                <w:spacing w:before="0" w:after="0" w:line="228" w:lineRule="auto"/>
                                 <w:jc w:val="center"/>
                               </w:pPr>
                               <w:r>
                                 <w:rPr>
-                                  <w:rFonts w:ascii="Calibri" w:hAnsi="Calibri" w:cs="Calibri"/>
-                                  <w:color w:val="111111"/>
-                                  <w:sz w:val="18"/>
-                                  <w:szCs w:val="18"/>
+                                  <w:rFonts w:ascii="Cambria" w:hAnsi="Cambria" w:cs="Cambria"/>
+                                  <w:color w:val="111111"/>
+                                  <w:sz w:val="14"/>
+                                  <w:szCs w:val="14"/>
                                 </w:rPr>
                                 <w:t xml:space="preserve">dropout 10%</w:t>
                               </w:r>
                             </w:p>
                           </w:txbxContent>
                         </wps:txbx>
-                        <wps:bodyPr rot="0" vert="horz" wrap="square" lIns="36000" tIns="18000" rIns="36000" bIns="18000" anchor="ctr" anchorCtr="0">
+                        <wps:bodyPr rot="0" vert="horz" wrap="square" lIns="18000" tIns="0" rIns="18000" bIns="0" anchor="ctr" anchorCtr="0">
                           <a:noAutofit/>
                         </wps:bodyPr>
                       </wps:wsp>
                       <wps:wsp>
-                        <wps:cNvPr id="32" name="concate1"/>
+                        <wps:cNvPr id="33" name="concate1"/>
                         <wps:cNvSpPr/>
                         <wps:spPr>
                           <a:xfrm>
-                            <a:off x="5616000" y="108000"/>
-                            <a:ext cx="2412000" cy="432000"/>
+                            <a:off x="3888000" y="72000"/>
+                            <a:ext cx="1764000" cy="324000"/>
                           </a:xfrm>
                           <a:prstGeom prst="roundRect">
                             <a:avLst>
@@ -1373,7 +1382,7 @@
                           <a:solidFill>
                             <a:srgbClr val="F3E5F5"/>
                           </a:solidFill>
-                          <a:ln w="12700">
+                          <a:ln w="9525">
                             <a:solidFill>
                               <a:srgbClr val="1F1F1F"/>
                             </a:solidFill>
@@ -1383,113 +1392,113 @@
                           <w:txbxContent>
                             <w:p>
                               <w:pPr>
-                                <w:spacing w:before="0" w:after="0" w:line="240" w:lineRule="auto"/>
+                                <w:spacing w:before="0" w:after="0" w:line="228" w:lineRule="auto"/>
                                 <w:jc w:val="center"/>
                               </w:pPr>
                               <w:r>
                                 <w:rPr>
-                                  <w:rFonts w:ascii="Calibri" w:hAnsi="Calibri" w:cs="Calibri"/>
-                                  <w:color w:val="111111"/>
-                                  <w:sz w:val="18"/>
-                                  <w:szCs w:val="18"/>
+                                  <w:rFonts w:ascii="Cambria" w:hAnsi="Cambria" w:cs="Cambria"/>
+                                  <w:color w:val="111111"/>
+                                  <w:sz w:val="14"/>
+                                  <w:szCs w:val="14"/>
                                 </w:rPr>
                                 <w:t xml:space="preserve">concate1 = (</w:t>
                               </w:r>
                               <w:r>
                                 <w:rPr>
-                                  <w:rFonts w:ascii="Calibri" w:hAnsi="Calibri" w:cs="Calibri"/>
+                                  <w:rFonts w:ascii="Cambria" w:hAnsi="Cambria" w:cs="Cambria"/>
                                   <w:i/>
                                   <w:color w:val="111111"/>
-                                  <w:sz w:val="18"/>
-                                  <w:szCs w:val="18"/>
+                                  <w:sz w:val="14"/>
+                                  <w:szCs w:val="14"/>
                                 </w:rPr>
                                 <w:t xml:space="preserve">α</w:t>
                               </w:r>
                               <w:r>
                                 <w:rPr>
-                                  <w:rFonts w:ascii="Calibri" w:hAnsi="Calibri" w:cs="Calibri"/>
+                                  <w:rFonts w:ascii="Cambria" w:hAnsi="Cambria" w:cs="Cambria"/>
                                   <w:i/>
                                   <w:color w:val="111111"/>
-                                  <w:sz w:val="18"/>
-                                  <w:szCs w:val="18"/>
+                                  <w:sz w:val="14"/>
+                                  <w:szCs w:val="14"/>
                                   <w:vertAlign w:val="subscript"/>
                                 </w:rPr>
                                 <w:t xml:space="preserve">i</w:t>
                               </w:r>
                               <w:r>
                                 <w:rPr>
-                                  <w:rFonts w:ascii="Calibri" w:hAnsi="Calibri" w:cs="Calibri"/>
-                                  <w:color w:val="111111"/>
-                                  <w:sz w:val="18"/>
-                                  <w:szCs w:val="18"/>
+                                  <w:rFonts w:ascii="Cambria" w:hAnsi="Cambria" w:cs="Cambria"/>
+                                  <w:color w:val="111111"/>
+                                  <w:sz w:val="14"/>
+                                  <w:szCs w:val="14"/>
                                 </w:rPr>
                                 <w:t xml:space="preserve"> + </w:t>
                               </w:r>
                               <w:r>
                                 <w:rPr>
-                                  <w:rFonts w:ascii="Calibri" w:hAnsi="Calibri" w:cs="Calibri"/>
+                                  <w:rFonts w:ascii="Cambria" w:hAnsi="Cambria" w:cs="Cambria"/>
                                   <w:i/>
                                   <w:color w:val="111111"/>
-                                  <w:sz w:val="18"/>
-                                  <w:szCs w:val="18"/>
+                                  <w:sz w:val="14"/>
+                                  <w:szCs w:val="14"/>
                                 </w:rPr>
                                 <w:t xml:space="preserve">β</w:t>
                               </w:r>
                               <w:r>
                                 <w:rPr>
-                                  <w:rFonts w:ascii="Calibri" w:hAnsi="Calibri" w:cs="Calibri"/>
+                                  <w:rFonts w:ascii="Cambria" w:hAnsi="Cambria" w:cs="Cambria"/>
                                   <w:i/>
                                   <w:color w:val="111111"/>
-                                  <w:sz w:val="18"/>
-                                  <w:szCs w:val="18"/>
+                                  <w:sz w:val="14"/>
+                                  <w:szCs w:val="14"/>
                                   <w:vertAlign w:val="subscript"/>
                                 </w:rPr>
                                 <w:t xml:space="preserve">j</w:t>
                               </w:r>
                               <w:r>
                                 <w:rPr>
-                                  <w:rFonts w:ascii="Calibri" w:hAnsi="Calibri" w:cs="Calibri"/>
-                                  <w:color w:val="111111"/>
-                                  <w:sz w:val="18"/>
-                                  <w:szCs w:val="18"/>
+                                  <w:rFonts w:ascii="Cambria" w:hAnsi="Cambria" w:cs="Cambria"/>
+                                  <w:color w:val="111111"/>
+                                  <w:sz w:val="14"/>
+                                  <w:szCs w:val="14"/>
                                 </w:rPr>
                                 <w:t xml:space="preserve">, </w:t>
                               </w:r>
                               <w:r>
                                 <w:rPr>
-                                  <w:rFonts w:ascii="Calibri" w:hAnsi="Calibri" w:cs="Calibri"/>
+                                  <w:rFonts w:ascii="Cambria" w:hAnsi="Cambria" w:cs="Cambria"/>
                                   <w:i/>
                                   <w:color w:val="111111"/>
-                                  <w:sz w:val="18"/>
-                                  <w:szCs w:val="18"/>
+                                  <w:sz w:val="14"/>
+                                  <w:szCs w:val="14"/>
                                 </w:rPr>
                                 <w:t xml:space="preserve">z</w:t>
                               </w:r>
                               <w:r>
                                 <w:rPr>
-                                  <w:rFonts w:ascii="Calibri" w:hAnsi="Calibri" w:cs="Calibri"/>
-                                  <w:color w:val="111111"/>
-                                  <w:sz w:val="18"/>
-                                  <w:szCs w:val="18"/>
+                                  <w:rFonts w:ascii="Cambria" w:hAnsi="Cambria" w:cs="Cambria"/>
+                                  <w:color w:val="111111"/>
+                                  <w:sz w:val="14"/>
+                                  <w:szCs w:val="14"/>
                                   <w:vertAlign w:val="superscript"/>
                                 </w:rPr>
                                 <w:t xml:space="preserve">(3)</w:t>
                               </w:r>
                               <w:r>
                                 <w:rPr>
-                                  <w:rFonts w:ascii="Calibri" w:hAnsi="Calibri" w:cs="Calibri"/>
-                                  <w:color w:val="111111"/>
-                                  <w:sz w:val="18"/>
-                                  <w:szCs w:val="18"/>
+                                  <w:rFonts w:ascii="Cambria" w:hAnsi="Cambria" w:cs="Cambria"/>
+                                  <w:color w:val="111111"/>
+                                  <w:sz w:val="14"/>
+                                  <w:szCs w:val="14"/>
                                 </w:rPr>
                                 <w:t xml:space="preserve">) ∈ ℝ</w:t>
                               </w:r>
                               <w:r>
                                 <w:rPr>
-                                  <w:rFonts w:ascii="Calibri" w:hAnsi="Calibri" w:cs="Calibri"/>
-                                  <w:color w:val="111111"/>
-                                  <w:sz w:val="18"/>
-                                  <w:szCs w:val="18"/>
+                                  <w:rFonts w:ascii="Cambria" w:hAnsi="Cambria" w:cs="Cambria"/>
+                                  <w:color w:val="111111"/>
+                                  <w:sz w:val="14"/>
+                                  <w:szCs w:val="14"/>
                                   <w:vertAlign w:val="superscript"/>
                                 </w:rPr>
                                 <w:t xml:space="preserve">11</w:t>
@@ -1497,17 +1506,17 @@
                             </w:p>
                           </w:txbxContent>
                         </wps:txbx>
-                        <wps:bodyPr rot="0" vert="horz" wrap="square" lIns="36000" tIns="18000" rIns="36000" bIns="18000" anchor="ctr" anchorCtr="0">
+                        <wps:bodyPr rot="0" vert="horz" wrap="square" lIns="18000" tIns="0" rIns="18000" bIns="0" anchor="ctr" anchorCtr="0">
                           <a:noAutofit/>
                         </wps:bodyPr>
                       </wps:wsp>
                       <wps:wsp>
-                        <wps:cNvPr id="33" name="Response"/>
+                        <wps:cNvPr id="34" name="Response"/>
                         <wps:cNvSpPr/>
                         <wps:spPr>
                           <a:xfrm>
-                            <a:off x="4896000" y="2916000"/>
-                            <a:ext cx="3132000" cy="936000"/>
+                            <a:off x="3456000" y="2124000"/>
+                            <a:ext cx="2196000" cy="684000"/>
                           </a:xfrm>
                           <a:prstGeom prst="roundRect">
                             <a:avLst>
@@ -1517,7 +1526,7 @@
                           <a:solidFill>
                             <a:srgbClr val="FFE0E0"/>
                           </a:solidFill>
-                          <a:ln w="12700">
+                          <a:ln w="9525">
                             <a:solidFill>
                               <a:srgbClr val="B71C1C"/>
                             </a:solidFill>
@@ -1527,305 +1536,305 @@
                           <w:txbxContent>
                             <w:p>
                               <w:pPr>
-                                <w:spacing w:before="0" w:after="0" w:line="240" w:lineRule="auto"/>
+                                <w:spacing w:before="0" w:after="0" w:line="228" w:lineRule="auto"/>
                                 <w:jc w:val="center"/>
                               </w:pPr>
                               <w:r>
                                 <w:rPr>
-                                  <w:rFonts w:ascii="Calibri" w:hAnsi="Calibri" w:cs="Calibri"/>
-                                  <w:color w:val="111111"/>
-                                  <w:sz w:val="18"/>
-                                  <w:szCs w:val="18"/>
+                                  <w:rFonts w:ascii="Cambria" w:hAnsi="Cambria" w:cs="Cambria"/>
+                                  <w:color w:val="111111"/>
+                                  <w:sz w:val="14"/>
+                                  <w:szCs w:val="14"/>
                                 </w:rPr>
                                 <w:t xml:space="preserve">Response: dense(1), exponential</w:t>
                               </w:r>
                             </w:p>
                             <w:p>
                               <w:pPr>
-                                <w:spacing w:before="0" w:after="0" w:line="240" w:lineRule="auto"/>
+                                <w:spacing w:before="0" w:after="0" w:line="228" w:lineRule="auto"/>
                                 <w:jc w:val="center"/>
                               </w:pPr>
                               <w:r>
                                 <w:rPr>
-                                  <w:rFonts w:ascii="Calibri" w:hAnsi="Calibri" w:cs="Calibri"/>
+                                  <w:rFonts w:ascii="Cambria" w:hAnsi="Cambria" w:cs="Cambria"/>
                                   <w:i/>
                                   <w:color w:val="111111"/>
-                                  <w:sz w:val="18"/>
-                                  <w:szCs w:val="18"/>
+                                  <w:sz w:val="14"/>
+                                  <w:szCs w:val="14"/>
                                 </w:rPr>
                                 <w:t xml:space="preserve">μ</w:t>
                               </w:r>
                               <w:r>
                                 <w:rPr>
-                                  <w:rFonts w:ascii="Calibri" w:hAnsi="Calibri" w:cs="Calibri"/>
+                                  <w:rFonts w:ascii="Cambria" w:hAnsi="Cambria" w:cs="Cambria"/>
                                   <w:i/>
                                   <w:color w:val="111111"/>
-                                  <w:sz w:val="18"/>
-                                  <w:szCs w:val="18"/>
+                                  <w:sz w:val="14"/>
+                                  <w:szCs w:val="14"/>
                                   <w:vertAlign w:val="subscript"/>
                                 </w:rPr>
                                 <w:t xml:space="preserve">i,j</w:t>
                               </w:r>
                               <w:r>
                                 <w:rPr>
-                                  <w:rFonts w:ascii="Calibri" w:hAnsi="Calibri" w:cs="Calibri"/>
-                                  <w:color w:val="111111"/>
-                                  <w:sz w:val="18"/>
-                                  <w:szCs w:val="18"/>
+                                  <w:rFonts w:ascii="Cambria" w:hAnsi="Cambria" w:cs="Cambria"/>
+                                  <w:color w:val="111111"/>
+                                  <w:sz w:val="14"/>
+                                  <w:szCs w:val="14"/>
                                 </w:rPr>
                                 <w:t xml:space="preserve"> = exp{</w:t>
                               </w:r>
                               <w:r>
                                 <w:rPr>
-                                  <w:rFonts w:ascii="Calibri" w:hAnsi="Calibri" w:cs="Calibri"/>
+                                  <w:rFonts w:ascii="Cambria" w:hAnsi="Cambria" w:cs="Cambria"/>
                                   <w:i/>
                                   <w:color w:val="111111"/>
-                                  <w:sz w:val="18"/>
-                                  <w:szCs w:val="18"/>
+                                  <w:sz w:val="14"/>
+                                  <w:szCs w:val="14"/>
                                 </w:rPr>
                                 <w:t xml:space="preserve">w</w:t>
                               </w:r>
                               <w:r>
                                 <w:rPr>
-                                  <w:rFonts w:ascii="Calibri" w:hAnsi="Calibri" w:cs="Calibri"/>
-                                  <w:color w:val="111111"/>
-                                  <w:sz w:val="18"/>
-                                  <w:szCs w:val="18"/>
+                                  <w:rFonts w:ascii="Cambria" w:hAnsi="Cambria" w:cs="Cambria"/>
+                                  <w:color w:val="111111"/>
+                                  <w:sz w:val="14"/>
+                                  <w:szCs w:val="14"/>
                                 </w:rPr>
                                 <w:t xml:space="preserve">(</w:t>
                               </w:r>
                               <w:r>
                                 <w:rPr>
-                                  <w:rFonts w:ascii="Calibri" w:hAnsi="Calibri" w:cs="Calibri"/>
+                                  <w:rFonts w:ascii="Cambria" w:hAnsi="Cambria" w:cs="Cambria"/>
                                   <w:i/>
                                   <w:color w:val="111111"/>
-                                  <w:sz w:val="18"/>
-                                  <w:szCs w:val="18"/>
+                                  <w:sz w:val="14"/>
+                                  <w:szCs w:val="14"/>
                                 </w:rPr>
                                 <w:t xml:space="preserve">α</w:t>
                               </w:r>
                               <w:r>
                                 <w:rPr>
-                                  <w:rFonts w:ascii="Calibri" w:hAnsi="Calibri" w:cs="Calibri"/>
+                                  <w:rFonts w:ascii="Cambria" w:hAnsi="Cambria" w:cs="Cambria"/>
                                   <w:i/>
                                   <w:color w:val="111111"/>
-                                  <w:sz w:val="18"/>
-                                  <w:szCs w:val="18"/>
+                                  <w:sz w:val="14"/>
+                                  <w:szCs w:val="14"/>
                                   <w:vertAlign w:val="subscript"/>
                                 </w:rPr>
                                 <w:t xml:space="preserve">i</w:t>
                               </w:r>
                               <w:r>
                                 <w:rPr>
-                                  <w:rFonts w:ascii="Calibri" w:hAnsi="Calibri" w:cs="Calibri"/>
-                                  <w:color w:val="111111"/>
-                                  <w:sz w:val="18"/>
-                                  <w:szCs w:val="18"/>
+                                  <w:rFonts w:ascii="Cambria" w:hAnsi="Cambria" w:cs="Cambria"/>
+                                  <w:color w:val="111111"/>
+                                  <w:sz w:val="14"/>
+                                  <w:szCs w:val="14"/>
                                 </w:rPr>
                                 <w:t xml:space="preserve"> + </w:t>
                               </w:r>
                               <w:r>
                                 <w:rPr>
-                                  <w:rFonts w:ascii="Calibri" w:hAnsi="Calibri" w:cs="Calibri"/>
+                                  <w:rFonts w:ascii="Cambria" w:hAnsi="Cambria" w:cs="Cambria"/>
                                   <w:i/>
                                   <w:color w:val="111111"/>
-                                  <w:sz w:val="18"/>
-                                  <w:szCs w:val="18"/>
+                                  <w:sz w:val="14"/>
+                                  <w:szCs w:val="14"/>
                                 </w:rPr>
                                 <w:t xml:space="preserve">β</w:t>
                               </w:r>
                               <w:r>
                                 <w:rPr>
-                                  <w:rFonts w:ascii="Calibri" w:hAnsi="Calibri" w:cs="Calibri"/>
+                                  <w:rFonts w:ascii="Cambria" w:hAnsi="Cambria" w:cs="Cambria"/>
                                   <w:i/>
                                   <w:color w:val="111111"/>
-                                  <w:sz w:val="18"/>
-                                  <w:szCs w:val="18"/>
+                                  <w:sz w:val="14"/>
+                                  <w:szCs w:val="14"/>
                                   <w:vertAlign w:val="subscript"/>
                                 </w:rPr>
                                 <w:t xml:space="preserve">j</w:t>
                               </w:r>
                               <w:r>
                                 <w:rPr>
-                                  <w:rFonts w:ascii="Calibri" w:hAnsi="Calibri" w:cs="Calibri"/>
-                                  <w:color w:val="111111"/>
-                                  <w:sz w:val="18"/>
-                                  <w:szCs w:val="18"/>
+                                  <w:rFonts w:ascii="Cambria" w:hAnsi="Cambria" w:cs="Cambria"/>
+                                  <w:color w:val="111111"/>
+                                  <w:sz w:val="14"/>
+                                  <w:szCs w:val="14"/>
                                 </w:rPr>
                                 <w:t xml:space="preserve">) + </w:t>
                               </w:r>
                               <w:r>
                                 <w:rPr>
-                                  <w:rFonts w:ascii="Calibri" w:hAnsi="Calibri" w:cs="Calibri"/>
+                                  <w:rFonts w:ascii="Cambria" w:hAnsi="Cambria" w:cs="Cambria"/>
                                   <w:i/>
                                   <w:color w:val="111111"/>
-                                  <w:sz w:val="18"/>
-                                  <w:szCs w:val="18"/>
+                                  <w:sz w:val="14"/>
+                                  <w:szCs w:val="14"/>
                                 </w:rPr>
                                 <w:t xml:space="preserve">c</w:t>
                               </w:r>
                               <w:r>
                                 <w:rPr>
-                                  <w:rFonts w:ascii="Calibri" w:hAnsi="Calibri" w:cs="Calibri"/>
-                                  <w:color w:val="111111"/>
-                                  <w:sz w:val="18"/>
-                                  <w:szCs w:val="18"/>
+                                  <w:rFonts w:ascii="Cambria" w:hAnsi="Cambria" w:cs="Cambria"/>
+                                  <w:color w:val="111111"/>
+                                  <w:sz w:val="14"/>
+                                  <w:szCs w:val="14"/>
                                 </w:rPr>
                                 <w:t xml:space="preserve"> + ⟨</w:t>
                               </w:r>
                               <w:r>
                                 <w:rPr>
-                                  <w:rFonts w:ascii="Calibri" w:hAnsi="Calibri" w:cs="Calibri"/>
+                                  <w:rFonts w:ascii="Cambria" w:hAnsi="Cambria" w:cs="Cambria"/>
                                   <w:i/>
                                   <w:color w:val="111111"/>
-                                  <w:sz w:val="18"/>
-                                  <w:szCs w:val="18"/>
+                                  <w:sz w:val="14"/>
+                                  <w:szCs w:val="14"/>
                                 </w:rPr>
                                 <w:t xml:space="preserve">B</w:t>
                               </w:r>
                               <w:r>
                                 <w:rPr>
-                                  <w:rFonts w:ascii="Calibri" w:hAnsi="Calibri" w:cs="Calibri"/>
-                                  <w:color w:val="111111"/>
-                                  <w:sz w:val="18"/>
-                                  <w:szCs w:val="18"/>
+                                  <w:rFonts w:ascii="Cambria" w:hAnsi="Cambria" w:cs="Cambria"/>
+                                  <w:color w:val="111111"/>
+                                  <w:sz w:val="14"/>
+                                  <w:szCs w:val="14"/>
                                 </w:rPr>
                                 <w:t xml:space="preserve">, </w:t>
                               </w:r>
                               <w:r>
                                 <w:rPr>
-                                  <w:rFonts w:ascii="Calibri" w:hAnsi="Calibri" w:cs="Calibri"/>
+                                  <w:rFonts w:ascii="Cambria" w:hAnsi="Cambria" w:cs="Cambria"/>
                                   <w:i/>
                                   <w:color w:val="111111"/>
-                                  <w:sz w:val="18"/>
-                                  <w:szCs w:val="18"/>
+                                  <w:sz w:val="14"/>
+                                  <w:szCs w:val="14"/>
                                 </w:rPr>
                                 <w:t xml:space="preserve">z</w:t>
                               </w:r>
                               <w:r>
                                 <w:rPr>
-                                  <w:rFonts w:ascii="Calibri" w:hAnsi="Calibri" w:cs="Calibri"/>
-                                  <w:color w:val="111111"/>
-                                  <w:sz w:val="18"/>
-                                  <w:szCs w:val="18"/>
+                                  <w:rFonts w:ascii="Cambria" w:hAnsi="Cambria" w:cs="Cambria"/>
+                                  <w:color w:val="111111"/>
+                                  <w:sz w:val="14"/>
+                                  <w:szCs w:val="14"/>
                                   <w:vertAlign w:val="superscript"/>
                                 </w:rPr>
                                 <w:t xml:space="preserve">(3)</w:t>
                               </w:r>
                               <w:r>
                                 <w:rPr>
-                                  <w:rFonts w:ascii="Calibri" w:hAnsi="Calibri" w:cs="Calibri"/>
-                                  <w:color w:val="111111"/>
-                                  <w:sz w:val="18"/>
-                                  <w:szCs w:val="18"/>
+                                  <w:rFonts w:ascii="Cambria" w:hAnsi="Cambria" w:cs="Cambria"/>
+                                  <w:color w:val="111111"/>
+                                  <w:sz w:val="14"/>
+                                  <w:szCs w:val="14"/>
                                 </w:rPr>
                                 <w:t xml:space="preserve">⟩}</w:t>
                               </w:r>
                             </w:p>
                             <w:p>
                               <w:pPr>
-                                <w:spacing w:before="0" w:after="0" w:line="240" w:lineRule="auto"/>
+                                <w:spacing w:before="0" w:after="0" w:line="228" w:lineRule="auto"/>
                                 <w:jc w:val="center"/>
                               </w:pPr>
                               <w:r>
                                 <w:rPr>
-                                  <w:rFonts w:ascii="Calibri" w:hAnsi="Calibri" w:cs="Calibri"/>
-                                  <w:color w:val="111111"/>
-                                  <w:sz w:val="18"/>
-                                  <w:szCs w:val="18"/>
+                                  <w:rFonts w:ascii="Cambria" w:hAnsi="Cambria" w:cs="Cambria"/>
+                                  <w:color w:val="111111"/>
+                                  <w:sz w:val="14"/>
+                                  <w:szCs w:val="14"/>
                                 </w:rPr>
                                 <w:t xml:space="preserve">start: </w:t>
                               </w:r>
                               <w:r>
                                 <w:rPr>
-                                  <w:rFonts w:ascii="Calibri" w:hAnsi="Calibri" w:cs="Calibri"/>
+                                  <w:rFonts w:ascii="Cambria" w:hAnsi="Cambria" w:cs="Cambria"/>
                                   <w:i/>
                                   <w:color w:val="111111"/>
-                                  <w:sz w:val="18"/>
-                                  <w:szCs w:val="18"/>
+                                  <w:sz w:val="14"/>
+                                  <w:szCs w:val="14"/>
                                 </w:rPr>
                                 <w:t xml:space="preserve">w</w:t>
                               </w:r>
                               <w:r>
                                 <w:rPr>
-                                  <w:rFonts w:ascii="Calibri" w:hAnsi="Calibri" w:cs="Calibri"/>
-                                  <w:color w:val="111111"/>
-                                  <w:sz w:val="18"/>
-                                  <w:szCs w:val="18"/>
+                                  <w:rFonts w:ascii="Cambria" w:hAnsi="Cambria" w:cs="Cambria"/>
+                                  <w:color w:val="111111"/>
+                                  <w:sz w:val="14"/>
+                                  <w:szCs w:val="14"/>
                                 </w:rPr>
                                 <w:t xml:space="preserve"> = 1, </w:t>
                               </w:r>
                               <w:r>
                                 <w:rPr>
-                                  <w:rFonts w:ascii="Calibri" w:hAnsi="Calibri" w:cs="Calibri"/>
+                                  <w:rFonts w:ascii="Cambria" w:hAnsi="Cambria" w:cs="Cambria"/>
                                   <w:i/>
                                   <w:color w:val="111111"/>
-                                  <w:sz w:val="18"/>
-                                  <w:szCs w:val="18"/>
+                                  <w:sz w:val="14"/>
+                                  <w:szCs w:val="14"/>
                                 </w:rPr>
                                 <w:t xml:space="preserve">c</w:t>
                               </w:r>
                               <w:r>
                                 <w:rPr>
-                                  <w:rFonts w:ascii="Calibri" w:hAnsi="Calibri" w:cs="Calibri"/>
-                                  <w:color w:val="111111"/>
-                                  <w:sz w:val="18"/>
-                                  <w:szCs w:val="18"/>
+                                  <w:rFonts w:ascii="Cambria" w:hAnsi="Cambria" w:cs="Cambria"/>
+                                  <w:color w:val="111111"/>
+                                  <w:sz w:val="14"/>
+                                  <w:szCs w:val="14"/>
                                 </w:rPr>
                                 <w:t xml:space="preserve"> = </w:t>
                               </w:r>
                               <w:r>
                                 <w:rPr>
-                                  <w:rFonts w:ascii="Calibri" w:hAnsi="Calibri" w:cs="Calibri"/>
+                                  <w:rFonts w:ascii="Cambria" w:hAnsi="Cambria" w:cs="Cambria"/>
                                   <w:i/>
                                   <w:color w:val="111111"/>
-                                  <w:sz w:val="18"/>
-                                  <w:szCs w:val="18"/>
+                                  <w:sz w:val="14"/>
+                                  <w:szCs w:val="14"/>
                                 </w:rPr>
                                 <w:t xml:space="preserve">ĉ</w:t>
                               </w:r>
                               <w:r>
                                 <w:rPr>
-                                  <w:rFonts w:ascii="Calibri" w:hAnsi="Calibri" w:cs="Calibri"/>
-                                  <w:color w:val="111111"/>
-                                  <w:sz w:val="18"/>
-                                  <w:szCs w:val="18"/>
+                                  <w:rFonts w:ascii="Cambria" w:hAnsi="Cambria" w:cs="Cambria"/>
+                                  <w:color w:val="111111"/>
+                                  <w:sz w:val="14"/>
+                                  <w:szCs w:val="14"/>
                                 </w:rPr>
                                 <w:t xml:space="preserve">, </w:t>
                               </w:r>
                               <w:r>
                                 <w:rPr>
-                                  <w:rFonts w:ascii="Calibri" w:hAnsi="Calibri" w:cs="Calibri"/>
+                                  <w:rFonts w:ascii="Cambria" w:hAnsi="Cambria" w:cs="Cambria"/>
                                   <w:i/>
                                   <w:color w:val="111111"/>
-                                  <w:sz w:val="18"/>
-                                  <w:szCs w:val="18"/>
+                                  <w:sz w:val="14"/>
+                                  <w:szCs w:val="14"/>
                                 </w:rPr>
                                 <w:t xml:space="preserve">B</w:t>
                               </w:r>
                               <w:r>
                                 <w:rPr>
-                                  <w:rFonts w:ascii="Calibri" w:hAnsi="Calibri" w:cs="Calibri"/>
-                                  <w:color w:val="111111"/>
-                                  <w:sz w:val="18"/>
-                                  <w:szCs w:val="18"/>
+                                  <w:rFonts w:ascii="Cambria" w:hAnsi="Cambria" w:cs="Cambria"/>
+                                  <w:color w:val="111111"/>
+                                  <w:sz w:val="14"/>
+                                  <w:szCs w:val="14"/>
                                 </w:rPr>
                                 <w:t xml:space="preserve"> = 0</w:t>
                               </w:r>
                             </w:p>
                           </w:txbxContent>
                         </wps:txbx>
-                        <wps:bodyPr rot="0" vert="horz" wrap="square" lIns="36000" tIns="18000" rIns="36000" bIns="18000" anchor="ctr" anchorCtr="0">
+                        <wps:bodyPr rot="0" vert="horz" wrap="square" lIns="18000" tIns="0" rIns="18000" bIns="0" anchor="ctr" anchorCtr="0">
                           <a:noAutofit/>
                         </wps:bodyPr>
                       </wps:wsp>
                       <wps:wsp>
-                        <wps:cNvPr id="34" name="Legend"/>
+                        <wps:cNvPr id="11" name="Legend"/>
                         <wps:cNvSpPr txBox="1"/>
                         <wps:spPr>
                           <a:xfrm>
-                            <a:off x="0" y="3960000"/>
-                            <a:ext cx="8496000" cy="252000"/>
+                            <a:off x="0" y="2880000"/>
+                            <a:ext cx="5940000" cy="162000"/>
                           </a:xfrm>
                           <a:prstGeom prst="rect">
                             <a:avLst/>
@@ -1839,17 +1848,17 @@
                           <w:txbxContent>
                             <w:p>
                               <w:pPr>
-                                <w:spacing w:before="0" w:after="0" w:line="240" w:lineRule="auto"/>
+                                <w:spacing w:before="0" w:after="0" w:line="228" w:lineRule="auto"/>
                                 <w:jc w:val="center"/>
                               </w:pPr>
                               <w:r>
                                 <w:rPr>
-                                  <w:rFonts w:ascii="Calibri" w:hAnsi="Calibri" w:cs="Calibri"/>
+                                  <w:rFonts w:ascii="Cambria" w:hAnsi="Cambria" w:cs="Cambria"/>
                                   <w:color w:val="444444"/>
-                                  <w:sz w:val="16"/>
-                                  <w:szCs w:val="16"/>
-                                </w:rPr>
-                                <w:t xml:space="preserve">green: skip connection (the ccODP part)   orange: feed-forward part   red: output neuron</w:t>
+                                  <w:sz w:val="14"/>
+                                  <w:szCs w:val="14"/>
+                                </w:rPr>
+                                <w:t xml:space="preserve">Green: skip connection (the ccODP part); orange: feed-forward part; red: output neuron</w:t>
                               </w:r>
                             </w:p>
                           </w:txbxContent>
@@ -1869,545 +1878,4976 @@
     </w:p>
     <w:p>
       <w:pPr>
-        <w:spacing w:after="80" w:before="120"/>
+        <w:pStyle w:val="USBFigureheading"/>
+        <w:tabs>
+          <w:tab w:val="left" w:pos="1134"/>
+        </w:tabs>
+        <w:ind w:left="1134" w:hanging="1134"/>
       </w:pPr>
       <w:r>
-        <w:rPr>
-          <w:rFonts w:ascii="Calibri" w:cs="Calibri" w:eastAsia="Calibri" w:hAnsi="Calibri"/>
-          <w:i w:val="false"/>
-          <w:iCs w:val="false"/>
-          <w:sz w:val="20"/>
-          <w:szCs w:val="20"/>
-        </w:rPr>
-        <w:t xml:space="preserve">Figure. The network of bccnn_model() with Keras’s layer names. Green: skip connection (the ccODP part), which carries the linear predictor </w:t>
+        <w:t xml:space="preserve">Figure 3.1</w:t>
+      </w:r>
+      <w:r>
+        <w:fldChar w:fldCharType="begin"/>
+      </w:r>
+      <w:r>
+        <w:instrText xml:space="preserve"> SEQ Figure \* ARABIC \h </w:instrText>
+      </w:r>
+      <w:r>
+        <w:fldChar w:fldCharType="separate"/>
       </w:r>
       <w:r>
         <w:rPr>
-          <w:rFonts w:ascii="Calibri" w:cs="Calibri" w:eastAsia="Calibri" w:hAnsi="Calibri"/>
-          <w:i/>
-          <w:iCs/>
-          <w:sz w:val="20"/>
-          <w:szCs w:val="20"/>
+          <w:noProof/>
         </w:rPr>
-        <w:t xml:space="preserve">α</w:t>
+        <w:t xml:space="preserve"/>
       </w:r>
       <w:r>
-        <w:rPr>
-          <w:rFonts w:ascii="Calibri" w:cs="Calibri" w:eastAsia="Calibri" w:hAnsi="Calibri"/>
-          <w:i/>
-          <w:iCs/>
-          <w:sz w:val="20"/>
-          <w:szCs w:val="20"/>
-          <w:vertAlign w:val="subscript"/>
-        </w:rPr>
-        <w:t xml:space="preserve">i</w:t>
+        <w:fldChar w:fldCharType="end"/>
       </w:r>
       <w:r>
-        <w:rPr>
-          <w:rFonts w:ascii="Calibri" w:cs="Calibri" w:eastAsia="Calibri" w:hAnsi="Calibri"/>
-          <w:i w:val="false"/>
-          <w:iCs w:val="false"/>
-          <w:sz w:val="20"/>
-          <w:szCs w:val="20"/>
-        </w:rPr>
-        <w:t xml:space="preserve"> + </w:t>
+        <w:tab/>
       </w:r>
       <w:r>
-        <w:rPr>
-          <w:rFonts w:ascii="Calibri" w:cs="Calibri" w:eastAsia="Calibri" w:hAnsi="Calibri"/>
-          <w:i/>
-          <w:iCs/>
-          <w:sz w:val="20"/>
-          <w:szCs w:val="20"/>
-        </w:rPr>
-        <w:t xml:space="preserve">β</w:t>
-      </w:r>
-      <w:r>
-        <w:rPr>
-          <w:rFonts w:ascii="Calibri" w:cs="Calibri" w:eastAsia="Calibri" w:hAnsi="Calibri"/>
-          <w:i/>
-          <w:iCs/>
-          <w:sz w:val="20"/>
-          <w:szCs w:val="20"/>
-          <w:vertAlign w:val="subscript"/>
-        </w:rPr>
-        <w:t xml:space="preserve">j</w:t>
-      </w:r>
-      <w:r>
-        <w:rPr>
-          <w:rFonts w:ascii="Calibri" w:cs="Calibri" w:eastAsia="Calibri" w:hAnsi="Calibri"/>
-          <w:i w:val="false"/>
-          <w:iCs w:val="false"/>
-          <w:sz w:val="20"/>
-          <w:szCs w:val="20"/>
-        </w:rPr>
-        <w:t xml:space="preserve"> unchanged to the output. Orange: feed-forward part. Red: output neuron, which adds the two on the log scale and exponentiates. Started at </w:t>
-      </w:r>
-      <w:r>
-        <w:rPr>
-          <w:rFonts w:ascii="Calibri" w:cs="Calibri" w:eastAsia="Calibri" w:hAnsi="Calibri"/>
-          <w:i/>
-          <w:iCs/>
-          <w:sz w:val="20"/>
-          <w:szCs w:val="20"/>
-        </w:rPr>
-        <w:t xml:space="preserve">w</w:t>
-      </w:r>
-      <w:r>
-        <w:rPr>
-          <w:rFonts w:ascii="Calibri" w:cs="Calibri" w:eastAsia="Calibri" w:hAnsi="Calibri"/>
-          <w:i w:val="false"/>
-          <w:iCs w:val="false"/>
-          <w:sz w:val="20"/>
-          <w:szCs w:val="20"/>
-        </w:rPr>
-        <w:t xml:space="preserve"> = 1, </w:t>
-      </w:r>
-      <w:r>
-        <w:rPr>
-          <w:rFonts w:ascii="Calibri" w:cs="Calibri" w:eastAsia="Calibri" w:hAnsi="Calibri"/>
-          <w:i/>
-          <w:iCs/>
-          <w:sz w:val="20"/>
-          <w:szCs w:val="20"/>
-        </w:rPr>
-        <w:t xml:space="preserve">c</w:t>
-      </w:r>
-      <w:r>
-        <w:rPr>
-          <w:rFonts w:ascii="Calibri" w:cs="Calibri" w:eastAsia="Calibri" w:hAnsi="Calibri"/>
-          <w:i w:val="false"/>
-          <w:iCs w:val="false"/>
-          <w:sz w:val="20"/>
-          <w:szCs w:val="20"/>
-        </w:rPr>
-        <w:t xml:space="preserve"> = </w:t>
-      </w:r>
-      <w:r>
-        <w:rPr>
-          <w:rFonts w:ascii="Calibri" w:cs="Calibri" w:eastAsia="Calibri" w:hAnsi="Calibri"/>
-          <w:i/>
-          <w:iCs/>
-          <w:sz w:val="20"/>
-          <w:szCs w:val="20"/>
-        </w:rPr>
-        <w:t xml:space="preserve">ĉ</w:t>
-      </w:r>
-      <w:r>
-        <w:rPr>
-          <w:rFonts w:ascii="Calibri" w:cs="Calibri" w:eastAsia="Calibri" w:hAnsi="Calibri"/>
-          <w:i w:val="false"/>
-          <w:iCs w:val="false"/>
-          <w:sz w:val="20"/>
-          <w:szCs w:val="20"/>
-        </w:rPr>
-        <w:t xml:space="preserve">, </w:t>
-      </w:r>
-      <w:r>
-        <w:rPr>
-          <w:rFonts w:ascii="Calibri" w:cs="Calibri" w:eastAsia="Calibri" w:hAnsi="Calibri"/>
-          <w:i/>
-          <w:iCs/>
-          <w:sz w:val="20"/>
-          <w:szCs w:val="20"/>
-        </w:rPr>
-        <w:t xml:space="preserve">B</w:t>
-      </w:r>
-      <w:r>
-        <w:rPr>
-          <w:rFonts w:ascii="Calibri" w:cs="Calibri" w:eastAsia="Calibri" w:hAnsi="Calibri"/>
-          <w:i w:val="false"/>
-          <w:iCs w:val="false"/>
-          <w:sz w:val="20"/>
-          <w:szCs w:val="20"/>
-        </w:rPr>
-        <w:t xml:space="preserve"> = 0, the network is exactly the ccODP (chain-ladder) model.</w:t>
+        <w:t xml:space="preserve">The network of bccnn_model() with the Keras layer names</w:t>
       </w:r>
     </w:p>
     <w:p>
-      <w:pPr>
-        <w:spacing w:after="80"/>
-        <w:rPr>
-          <w:color w:val="555555"/>
-          <w:sz w:val="18"/>
-          <w:szCs w:val="18"/>
-        </w:rPr>
-      </w:pPr>
+      <w:pPr/>
       <w:r>
-        <w:rPr>
-          <w:rFonts w:ascii="Calibri" w:cs="Calibri" w:eastAsia="Calibri" w:hAnsi="Calibri"/>
-          <w:color w:val="555555"/>
-          <w:sz w:val="18"/>
-          <w:szCs w:val="18"/>
-        </w:rPr>
-        <w:t xml:space="preserve">Editing: every box, arrow and the legend line are separate Word shapes in one group. Click once to select the group, click again to select a single shape; type to change its text; use Shape Format for colour, outline and size. To move a box, select it inside the group and drag it, then drag the end points of its arrows (elbow arrows: right-click, Edit Points). Right-click, Group, Ungroup releases all shapes.</w:t>
+        <w:t xml:space="preserve">The green path is the skip connection, which carries the cross-classified over-dispersed Poisson (ccODP) linear predictor unchanged to the output; the orange path is the feed-forward part; the output neuron adds the two on the log scale and exponentiates. Started at</w:t>
+      </w:r>
+      <w:r>
+        <w:t xml:space="preserve"> </w:t>
+      </w:r>
+      <m:oMath>
+        <m:r>
+          <m:t>w</m:t>
+        </m:r>
+        <m:r>
+          <m:rPr>
+            <m:sty m:val="p"/>
+          </m:rPr>
+          <m:t>=</m:t>
+        </m:r>
+        <m:r>
+          <m:t>1</m:t>
+        </m:r>
+      </m:oMath>
+      <w:r>
+        <w:t xml:space="preserve">,</w:t>
+      </w:r>
+      <w:r>
+        <w:t xml:space="preserve"> </w:t>
+      </w:r>
+      <m:oMath>
+        <m:r>
+          <m:t>c</m:t>
+        </m:r>
+        <m:r>
+          <m:rPr>
+            <m:sty m:val="p"/>
+          </m:rPr>
+          <m:t>=</m:t>
+        </m:r>
+        <m:acc>
+          <m:accPr>
+            <m:chr m:val="̂"/>
+          </m:accPr>
+          <m:e>
+            <m:r>
+              <m:t>c</m:t>
+            </m:r>
+          </m:e>
+        </m:acc>
+      </m:oMath>
+      <w:r>
+        <w:t xml:space="preserve"> </w:t>
+      </w:r>
+      <w:r>
+        <w:t xml:space="preserve">and</w:t>
+      </w:r>
+      <w:r>
+        <w:t xml:space="preserve"> </w:t>
+      </w:r>
+      <m:oMath>
+        <m:r>
+          <m:t>B</m:t>
+        </m:r>
+        <m:r>
+          <m:rPr>
+            <m:sty m:val="p"/>
+          </m:rPr>
+          <m:t>=</m:t>
+        </m:r>
+        <m:r>
+          <m:t>0</m:t>
+        </m:r>
+      </m:oMath>
+      <w:r>
+        <w:t xml:space="preserve">, the network is exactly the ccODP (chain-ladder) model.</w:t>
       </w:r>
     </w:p>
     <w:sectPr>
-      <w:pgSz w:w="16838" w:h="11906" w:orient="landscape"/>
-      <w:pgMar w:top="851" w:right="851" w:bottom="851" w:left="851" w:header="708" w:footer="708" w:gutter="0"/>
-      <w:pgNumType/>
-      <w:docGrid w:linePitch="360"/>
+      <w:headerReference r:id="rId9" w:type="default"/>
+      <w:pgSz w:code="9" w:h="16833" w:w="11908"/>
+      <w:pgMar w:bottom="1134" w:footer="680" w:gutter="0" w:header="680" w:left="1418" w:right="1134" w:top="1134"/>
+      <w:pgNumType w:start="1"/>
+      <w:cols w:space="720"/>
+      <w:noEndnote/>
+      <w:docGrid w:linePitch="326"/>
     </w:sectPr>
   </w:body>
 </w:document>
 </file>
 
 <file path=word/comments.xml><?xml version="1.0" encoding="utf-8"?>
-<w:comments xmlns:cx="http://schemas.microsoft.com/office/drawing/2014/chartex" xmlns:cx1="http://schemas.microsoft.com/office/drawing/2015/9/8/chartex" xmlns:cx2="http://schemas.microsoft.com/office/drawing/2015/10/21/chartex" xmlns:cx3="http://schemas.microsoft.com/office/drawing/2016/5/9/chartex" xmlns:cx4="http://schemas.microsoft.com/office/drawing/2016/5/10/chartex" xmlns:cx5="http://schemas.microsoft.com/office/drawing/2016/5/11/chartex" xmlns:cx6="http://schemas.microsoft.com/office/drawing/2016/5/12/chartex" xmlns:cx7="http://schemas.microsoft.com/office/drawing/2016/5/13/chartex" xmlns:cx8="http://schemas.microsoft.com/office/drawing/2016/5/14/chartex" xmlns:mc="http://schemas.openxmlformats.org/markup-compatibility/2006" xmlns:aink="http://schemas.microsoft.com/office/drawing/2016/ink" xmlns:am3d="http://schemas.microsoft.com/office/drawing/2017/model3d" xmlns:o="urn:schemas-microsoft-com:office:office" xmlns:r="http://schemas.openxmlformats.org/officeDocument/2006/relationships" xmlns:m="http://schemas.openxmlformats.org/officeDocument/2006/math" xmlns:v="urn:schemas-microsoft-com:vml" xmlns:wp14="http://schemas.microsoft.com/office/word/2010/wordprocessingDrawing" xmlns:wp="http://schemas.openxmlformats.org/drawingml/2006/wordprocessingDrawing" xmlns:w10="urn:schemas-microsoft-com:office:word" xmlns:w="http://schemas.openxmlformats.org/wordprocessingml/2006/main" xmlns:w14="http://schemas.microsoft.com/office/word/2010/wordml" xmlns:w15="http://schemas.microsoft.com/office/word/2012/wordml" xmlns:w16cex="http://schemas.microsoft.com/office/word/2018/wordml/cex" xmlns:w16cid="http://schemas.microsoft.com/office/word/2016/wordml/cid" xmlns:w16="http://schemas.microsoft.com/office/word/2018/wordml" xmlns:w16sdtdh="http://schemas.microsoft.com/office/word/2020/wordml/sdtdatahash" xmlns:w16se="http://schemas.microsoft.com/office/word/2015/wordml/symex" xmlns:wpg="http://schemas.microsoft.com/office/word/2010/wordprocessingGroup" xmlns:wpi="http://schemas.microsoft.com/office/word/2010/wordprocessingInk" xmlns:wne="http://schemas.microsoft.com/office/word/2006/wordml" xmlns:wps="http://schemas.microsoft.com/office/word/2010/wordprocessingShape"/>
+<w:comments xmlns:w="http://schemas.openxmlformats.org/wordprocessingml/2006/main" xmlns:m="http://schemas.openxmlformats.org/officeDocument/2006/math" xmlns:r="http://schemas.openxmlformats.org/officeDocument/2006/relationships" xmlns:o="urn:schemas-microsoft-com:office:office" xmlns:v="urn:schemas-microsoft-com:vml" xmlns:w10="urn:schemas-microsoft-com:office:word" xmlns:a="http://schemas.openxmlformats.org/drawingml/2006/main" xmlns:pic="http://schemas.openxmlformats.org/drawingml/2006/picture" xmlns:wp="http://schemas.openxmlformats.org/drawingml/2006/wordprocessingDrawing"/>
 </file>
 
-<file path=word/endnotes.xml><?xml version="1.0" encoding="utf-8"?>
-<w:endnotes xmlns:wpc="http://schemas.microsoft.com/office/word/2010/wordprocessingCanvas" xmlns:mc="http://schemas.openxmlformats.org/markup-compatibility/2006" xmlns:o="urn:schemas-microsoft-com:office:office" xmlns:r="http://schemas.openxmlformats.org/officeDocument/2006/relationships" xmlns:m="http://schemas.openxmlformats.org/officeDocument/2006/math" xmlns:v="urn:schemas-microsoft-com:vml" xmlns:wp14="http://schemas.microsoft.com/office/word/2010/wordprocessingDrawing" xmlns:wp="http://schemas.openxmlformats.org/drawingml/2006/wordprocessingDrawing" xmlns:w10="urn:schemas-microsoft-com:office:word" xmlns:w="http://schemas.openxmlformats.org/wordprocessingml/2006/main" xmlns:w14="http://schemas.microsoft.com/office/word/2010/wordml" xmlns:w15="http://schemas.microsoft.com/office/word/2012/wordml" xmlns:wpg="http://schemas.microsoft.com/office/word/2010/wordprocessingGroup" xmlns:wpi="http://schemas.microsoft.com/office/word/2010/wordprocessingInk" xmlns:wne="http://schemas.microsoft.com/office/word/2006/wordml" xmlns:wps="http://schemas.microsoft.com/office/word/2010/wordprocessingShape" mc:Ignorable="w14 w15 wp14">
-  <w:endnote w:type="separator" w:id="-1">
+<file path=word/footnotes.xml><?xml version="1.0" encoding="utf-8"?>
+<w:footnotes xmlns:w="http://schemas.openxmlformats.org/wordprocessingml/2006/main" xmlns:m="http://schemas.openxmlformats.org/officeDocument/2006/math" xmlns:r="http://schemas.openxmlformats.org/officeDocument/2006/relationships" xmlns:o="urn:schemas-microsoft-com:office:office" xmlns:v="urn:schemas-microsoft-com:vml" xmlns:w10="urn:schemas-microsoft-com:office:word" xmlns:a="http://schemas.openxmlformats.org/drawingml/2006/main" xmlns:pic="http://schemas.openxmlformats.org/drawingml/2006/picture" xmlns:wp="http://schemas.openxmlformats.org/drawingml/2006/wordprocessingDrawing">
+  <w:footnote w:type="continuationSeparator" w:id="0">
     <w:p>
-      <w:pPr>
-        <w:spacing w:after="0" w:line="240" w:lineRule="auto"/>
-      </w:pPr>
-      <w:r>
-        <w:rPr>
-          <w:rStyle w:val="EndnoteReference"/>
-        </w:rPr>
-        <w:endnoteRef/>
-      </w:r>
-      <w:r>
-        <w:separator/>
-      </w:r>
-    </w:p>
-  </w:endnote>
-  <w:endnote w:type="continuationSeparator" w:id="0">
-    <w:p>
-      <w:pPr>
-        <w:spacing w:after="0" w:line="240" w:lineRule="auto"/>
-      </w:pPr>
-      <w:r>
-        <w:rPr>
-          <w:rStyle w:val="EndnoteReference"/>
-        </w:rPr>
-        <w:endnoteRef/>
-      </w:r>
       <w:r>
         <w:continuationSeparator/>
       </w:r>
     </w:p>
-  </w:endnote>
-</w:endnotes>
-</file>
-
-<file path=word/footnotes.xml><?xml version="1.0" encoding="utf-8"?>
-<w:footnotes xmlns:wpc="http://schemas.microsoft.com/office/word/2010/wordprocessingCanvas" xmlns:mc="http://schemas.openxmlformats.org/markup-compatibility/2006" xmlns:o="urn:schemas-microsoft-com:office:office" xmlns:r="http://schemas.openxmlformats.org/officeDocument/2006/relationships" xmlns:m="http://schemas.openxmlformats.org/officeDocument/2006/math" xmlns:v="urn:schemas-microsoft-com:vml" xmlns:wp14="http://schemas.microsoft.com/office/word/2010/wordprocessingDrawing" xmlns:wp="http://schemas.openxmlformats.org/drawingml/2006/wordprocessingDrawing" xmlns:w10="urn:schemas-microsoft-com:office:word" xmlns:w="http://schemas.openxmlformats.org/wordprocessingml/2006/main" xmlns:w14="http://schemas.microsoft.com/office/word/2010/wordml" xmlns:w15="http://schemas.microsoft.com/office/word/2012/wordml" xmlns:wpg="http://schemas.microsoft.com/office/word/2010/wordprocessingGroup" xmlns:wpi="http://schemas.microsoft.com/office/word/2010/wordprocessingInk" xmlns:wne="http://schemas.microsoft.com/office/word/2006/wordml" xmlns:wps="http://schemas.microsoft.com/office/word/2010/wordprocessingShape" mc:Ignorable="w14 w15 wp14">
+  </w:footnote>
   <w:footnote w:type="separator" w:id="-1">
     <w:p>
-      <w:pPr>
-        <w:spacing w:after="0" w:line="240" w:lineRule="auto"/>
-      </w:pPr>
-      <w:r>
-        <w:rPr>
-          <w:rStyle w:val="FootnoteReference"/>
-        </w:rPr>
-        <w:footnoteRef/>
-      </w:r>
       <w:r>
         <w:separator/>
-      </w:r>
-    </w:p>
-  </w:footnote>
-  <w:footnote w:type="continuationSeparator" w:id="0">
-    <w:p>
-      <w:pPr>
-        <w:spacing w:after="0" w:line="240" w:lineRule="auto"/>
-      </w:pPr>
-      <w:r>
-        <w:rPr>
-          <w:rStyle w:val="FootnoteReference"/>
-        </w:rPr>
-        <w:footnoteRef/>
-      </w:r>
-      <w:r>
-        <w:continuationSeparator/>
       </w:r>
     </w:p>
   </w:footnote>
 </w:footnotes>
 </file>
 
+<file path=word/header1.xml><?xml version="1.0" encoding="utf-8"?>
+<w:hdr xmlns:wpc="http://schemas.microsoft.com/office/word/2010/wordprocessingCanvas" xmlns:cx="http://schemas.microsoft.com/office/drawing/2014/chartex" xmlns:cx1="http://schemas.microsoft.com/office/drawing/2015/9/8/chartex" xmlns:cx2="http://schemas.microsoft.com/office/drawing/2015/10/21/chartex" xmlns:cx3="http://schemas.microsoft.com/office/drawing/2016/5/9/chartex" xmlns:cx4="http://schemas.microsoft.com/office/drawing/2016/5/10/chartex" xmlns:cx5="http://schemas.microsoft.com/office/drawing/2016/5/11/chartex" xmlns:cx6="http://schemas.microsoft.com/office/drawing/2016/5/12/chartex" xmlns:cx7="http://schemas.microsoft.com/office/drawing/2016/5/13/chartex" xmlns:cx8="http://schemas.microsoft.com/office/drawing/2016/5/14/chartex" xmlns:mc="http://schemas.openxmlformats.org/markup-compatibility/2006" xmlns:aink="http://schemas.microsoft.com/office/drawing/2016/ink" xmlns:am3d="http://schemas.microsoft.com/office/drawing/2017/model3d" xmlns:o="urn:schemas-microsoft-com:office:office" xmlns:oel="http://schemas.microsoft.com/office/2019/extlst" xmlns:r="http://schemas.openxmlformats.org/officeDocument/2006/relationships" xmlns:m="http://schemas.openxmlformats.org/officeDocument/2006/math" xmlns:v="urn:schemas-microsoft-com:vml" xmlns:wp14="http://schemas.microsoft.com/office/word/2010/wordprocessingDrawing" xmlns:wp="http://schemas.openxmlformats.org/drawingml/2006/wordprocessingDrawing" xmlns:w10="urn:schemas-microsoft-com:office:word" xmlns:w="http://schemas.openxmlformats.org/wordprocessingml/2006/main" xmlns:w14="http://schemas.microsoft.com/office/word/2010/wordml" xmlns:w15="http://schemas.microsoft.com/office/word/2012/wordml" xmlns:w16cex="http://schemas.microsoft.com/office/word/2018/wordml/cex" xmlns:w16cid="http://schemas.microsoft.com/office/word/2016/wordml/cid" xmlns:w16="http://schemas.microsoft.com/office/word/2018/wordml" xmlns:w16du="http://schemas.microsoft.com/office/word/2023/wordml/word16du" xmlns:w16sdtdh="http://schemas.microsoft.com/office/word/2020/wordml/sdtdatahash" xmlns:w16sdtfl="http://schemas.microsoft.com/office/word/2024/wordml/sdtformatlock" xmlns:w16se="http://schemas.microsoft.com/office/word/2015/wordml/symex" xmlns:wpg="http://schemas.microsoft.com/office/word/2010/wordprocessingGroup" xmlns:wpi="http://schemas.microsoft.com/office/word/2010/wordprocessingInk" xmlns:wne="http://schemas.microsoft.com/office/word/2006/wordml" xmlns:wps="http://schemas.microsoft.com/office/word/2010/wordprocessingShape" mc:Ignorable="w14 w15 w16se w16cid w16 w16cex w16sdtdh w16sdtfl w16du wp14">
+  <w:p>
+    <w:pPr>
+      <w:pStyle w:val="Header"/>
+      <w:jc w:val="center"/>
+    </w:pPr>
+    <w:r>
+      <w:fldChar w:fldCharType="begin"/>
+    </w:r>
+    <w:r>
+      <w:instrText xml:space="preserve"> PAGE   \* MERGEFORMAT </w:instrText>
+    </w:r>
+    <w:r>
+      <w:fldChar w:fldCharType="separate"/>
+    </w:r>
+    <w:r>
+      <w:rPr>
+        <w:noProof/>
+      </w:rPr>
+      <w:t>12</w:t>
+    </w:r>
+    <w:r>
+      <w:rPr>
+        <w:noProof/>
+      </w:rPr>
+      <w:fldChar w:fldCharType="end"/>
+    </w:r>
+  </w:p>
+  <w:p>
+    <w:pPr>
+      <w:pStyle w:val="Header"/>
+    </w:pPr>
+  </w:p>
+</w:hdr>
+</file>
+
 <file path=word/numbering.xml><?xml version="1.0" encoding="utf-8"?>
-<w:numbering xmlns:wpc="http://schemas.microsoft.com/office/word/2010/wordprocessingCanvas" xmlns:mc="http://schemas.openxmlformats.org/markup-compatibility/2006" xmlns:o="urn:schemas-microsoft-com:office:office" xmlns:r="http://schemas.openxmlformats.org/officeDocument/2006/relationships" xmlns:m="http://schemas.openxmlformats.org/officeDocument/2006/math" xmlns:v="urn:schemas-microsoft-com:vml" xmlns:wp14="http://schemas.microsoft.com/office/word/2010/wordprocessingDrawing" xmlns:wp="http://schemas.openxmlformats.org/drawingml/2006/wordprocessingDrawing" xmlns:w10="urn:schemas-microsoft-com:office:word" xmlns:w="http://schemas.openxmlformats.org/wordprocessingml/2006/main" xmlns:w14="http://schemas.microsoft.com/office/word/2010/wordml" xmlns:w15="http://schemas.microsoft.com/office/word/2012/wordml" xmlns:wpg="http://schemas.microsoft.com/office/word/2010/wordprocessingGroup" xmlns:wpi="http://schemas.microsoft.com/office/word/2010/wordprocessingInk" xmlns:wne="http://schemas.microsoft.com/office/word/2006/wordml" xmlns:wps="http://schemas.microsoft.com/office/word/2010/wordprocessingShape" mc:Ignorable="w14 w15 wp14">
-  <w:abstractNum w:abstractNumId="1" w15:restartNumberingAfterBreak="0">
+<w:numbering xmlns:aink="http://schemas.microsoft.com/office/drawing/2016/ink" xmlns:am3d="http://schemas.microsoft.com/office/drawing/2017/model3d" xmlns:cx="http://schemas.microsoft.com/office/drawing/2014/chartex" xmlns:cx1="http://schemas.microsoft.com/office/drawing/2015/9/8/chartex" xmlns:cx2="http://schemas.microsoft.com/office/drawing/2015/10/21/chartex" xmlns:cx3="http://schemas.microsoft.com/office/drawing/2016/5/9/chartex" xmlns:cx4="http://schemas.microsoft.com/office/drawing/2016/5/10/chartex" xmlns:cx5="http://schemas.microsoft.com/office/drawing/2016/5/11/chartex" xmlns:cx6="http://schemas.microsoft.com/office/drawing/2016/5/12/chartex" xmlns:cx7="http://schemas.microsoft.com/office/drawing/2016/5/13/chartex" xmlns:cx8="http://schemas.microsoft.com/office/drawing/2016/5/14/chartex" xmlns:m="http://schemas.openxmlformats.org/officeDocument/2006/math" xmlns:mc="http://schemas.openxmlformats.org/markup-compatibility/2006" xmlns:o="urn:schemas-microsoft-com:office:office" xmlns:oel="http://schemas.microsoft.com/office/2019/extlst" xmlns:r="http://schemas.openxmlformats.org/officeDocument/2006/relationships" xmlns:v="urn:schemas-microsoft-com:vml" xmlns:w="http://schemas.openxmlformats.org/wordprocessingml/2006/main" xmlns:w10="urn:schemas-microsoft-com:office:word" xmlns:w14="http://schemas.microsoft.com/office/word/2010/wordml" xmlns:w15="http://schemas.microsoft.com/office/word/2012/wordml" xmlns:w16="http://schemas.microsoft.com/office/word/2018/wordml" xmlns:w16cex="http://schemas.microsoft.com/office/word/2018/wordml/cex" xmlns:w16cid="http://schemas.microsoft.com/office/word/2016/wordml/cid" xmlns:w16du="http://schemas.microsoft.com/office/word/2023/wordml/word16du" xmlns:w16sdtdh="http://schemas.microsoft.com/office/word/2020/wordml/sdtdatahash" xmlns:w16sdtfl="http://schemas.microsoft.com/office/word/2024/wordml/sdtformatlock" xmlns:w16se="http://schemas.microsoft.com/office/word/2015/wordml/symex" xmlns:wne="http://schemas.microsoft.com/office/word/2006/wordml" xmlns:wp="http://schemas.openxmlformats.org/drawingml/2006/wordprocessingDrawing" xmlns:wp14="http://schemas.microsoft.com/office/word/2010/wordprocessingDrawing" xmlns:wpc="http://schemas.microsoft.com/office/word/2010/wordprocessingCanvas" xmlns:wpg="http://schemas.microsoft.com/office/word/2010/wordprocessingGroup" xmlns:wpi="http://schemas.microsoft.com/office/word/2010/wordprocessingInk" xmlns:wps="http://schemas.microsoft.com/office/word/2010/wordprocessingShape" mc:Ignorable="w14 w15 w16se w16cid w16 w16cex w16sdtdh w16sdtfl w16du wp14">
+  <w:abstractNum w15:restartNumberingAfterBreak="0" w:abstractNumId="0">
+    <w:nsid w:val="FFFFFF89"/>
+    <w:multiLevelType w:val="singleLevel"/>
+    <w:tmpl w:val="6010D9F0"/>
+    <w:lvl w:ilvl="0">
+      <w:start w:val="1"/>
+      <w:numFmt w:val="bullet"/>
+      <w:pStyle w:val="ListBullet"/>
+      <w:lvlText w:val=""/>
+      <w:lvlJc w:val="left"/>
+      <w:pPr>
+        <w:tabs>
+          <w:tab w:pos="360" w:val="num"/>
+        </w:tabs>
+        <w:ind w:hanging="360" w:left="360"/>
+      </w:pPr>
+      <w:rPr>
+        <w:rFonts w:ascii="Symbol" w:hAnsi="Symbol" w:hint="default"/>
+      </w:rPr>
+    </w:lvl>
+  </w:abstractNum>
+  <w:abstractNum w15:restartNumberingAfterBreak="0" w:abstractNumId="1">
+    <w:nsid w:val="09081FA4"/>
+    <w:multiLevelType w:val="multilevel"/>
+    <w:tmpl w:val="01DE1A4C"/>
+    <w:lvl w:ilvl="0">
+      <w:start w:val="1"/>
+      <w:numFmt w:val="decimal"/>
+      <w:lvlText w:val="%1"/>
+      <w:lvlJc w:val="left"/>
+      <w:pPr>
+        <w:ind w:hanging="360" w:left="360"/>
+      </w:pPr>
+      <w:rPr>
+        <w:rFonts w:hint="default"/>
+      </w:rPr>
+    </w:lvl>
+    <w:lvl w:ilvl="1">
+      <w:start w:val="1"/>
+      <w:numFmt w:val="decimal"/>
+      <w:lvlText w:val="%1.%2"/>
+      <w:lvlJc w:val="left"/>
+      <w:pPr>
+        <w:ind w:hanging="360" w:left="360"/>
+      </w:pPr>
+      <w:rPr>
+        <w:rFonts w:hint="default"/>
+      </w:rPr>
+    </w:lvl>
+    <w:lvl w:ilvl="2">
+      <w:start w:val="1"/>
+      <w:numFmt w:val="decimal"/>
+      <w:lvlText w:val="%1.%2.%3"/>
+      <w:lvlJc w:val="left"/>
+      <w:pPr>
+        <w:ind w:hanging="720" w:left="720"/>
+      </w:pPr>
+      <w:rPr>
+        <w:rFonts w:hint="default"/>
+      </w:rPr>
+    </w:lvl>
+    <w:lvl w:ilvl="3">
+      <w:start w:val="1"/>
+      <w:numFmt w:val="decimal"/>
+      <w:lvlText w:val="%1.%2.%3.%4"/>
+      <w:lvlJc w:val="left"/>
+      <w:pPr>
+        <w:ind w:hanging="720" w:left="720"/>
+      </w:pPr>
+      <w:rPr>
+        <w:rFonts w:hint="default"/>
+      </w:rPr>
+    </w:lvl>
+    <w:lvl w:ilvl="4">
+      <w:start w:val="1"/>
+      <w:numFmt w:val="decimal"/>
+      <w:lvlText w:val="%1.%2.%3.%4.%5"/>
+      <w:lvlJc w:val="left"/>
+      <w:pPr>
+        <w:ind w:hanging="1080" w:left="1080"/>
+      </w:pPr>
+      <w:rPr>
+        <w:rFonts w:hint="default"/>
+      </w:rPr>
+    </w:lvl>
+    <w:lvl w:ilvl="5">
+      <w:start w:val="1"/>
+      <w:numFmt w:val="decimal"/>
+      <w:lvlText w:val="%1.%2.%3.%4.%5.%6"/>
+      <w:lvlJc w:val="left"/>
+      <w:pPr>
+        <w:ind w:hanging="1080" w:left="1080"/>
+      </w:pPr>
+      <w:rPr>
+        <w:rFonts w:hint="default"/>
+      </w:rPr>
+    </w:lvl>
+    <w:lvl w:ilvl="6">
+      <w:start w:val="1"/>
+      <w:numFmt w:val="decimal"/>
+      <w:lvlText w:val="%1.%2.%3.%4.%5.%6.%7"/>
+      <w:lvlJc w:val="left"/>
+      <w:pPr>
+        <w:ind w:hanging="1440" w:left="1440"/>
+      </w:pPr>
+      <w:rPr>
+        <w:rFonts w:hint="default"/>
+      </w:rPr>
+    </w:lvl>
+    <w:lvl w:ilvl="7">
+      <w:start w:val="1"/>
+      <w:numFmt w:val="decimal"/>
+      <w:lvlText w:val="%1.%2.%3.%4.%5.%6.%7.%8"/>
+      <w:lvlJc w:val="left"/>
+      <w:pPr>
+        <w:ind w:hanging="1440" w:left="1440"/>
+      </w:pPr>
+      <w:rPr>
+        <w:rFonts w:hint="default"/>
+      </w:rPr>
+    </w:lvl>
+    <w:lvl w:ilvl="8">
+      <w:start w:val="1"/>
+      <w:numFmt w:val="decimal"/>
+      <w:lvlText w:val="%1.%2.%3.%4.%5.%6.%7.%8.%9"/>
+      <w:lvlJc w:val="left"/>
+      <w:pPr>
+        <w:ind w:hanging="1800" w:left="1800"/>
+      </w:pPr>
+      <w:rPr>
+        <w:rFonts w:hint="default"/>
+      </w:rPr>
+    </w:lvl>
+  </w:abstractNum>
+  <w:abstractNum w15:restartNumberingAfterBreak="0" w:abstractNumId="2">
+    <w:nsid w:val="0A127B11"/>
+    <w:multiLevelType w:val="multilevel"/>
+    <w:tmpl w:val="8B3619C2"/>
+    <w:lvl w:ilvl="0">
+      <w:start w:val="1"/>
+      <w:numFmt w:val="decimal"/>
+      <w:lvlText w:val="%1."/>
+      <w:lvlJc w:val="left"/>
+      <w:pPr>
+        <w:ind w:hanging="360" w:left="720"/>
+      </w:pPr>
+    </w:lvl>
+    <w:lvl w:ilvl="1">
+      <w:start w:val="3"/>
+      <w:numFmt w:val="decimal"/>
+      <w:isLgl/>
+      <w:lvlText w:val="%1.%2"/>
+      <w:lvlJc w:val="left"/>
+      <w:pPr>
+        <w:ind w:hanging="852" w:left="1212"/>
+      </w:pPr>
+      <w:rPr>
+        <w:rFonts w:hint="default"/>
+      </w:rPr>
+    </w:lvl>
+    <w:lvl w:ilvl="2">
+      <w:start w:val="2"/>
+      <w:numFmt w:val="decimal"/>
+      <w:isLgl/>
+      <w:lvlText w:val="%1.%2.%3"/>
+      <w:lvlJc w:val="left"/>
+      <w:pPr>
+        <w:ind w:hanging="852" w:left="1212"/>
+      </w:pPr>
+      <w:rPr>
+        <w:rFonts w:hint="default"/>
+      </w:rPr>
+    </w:lvl>
+    <w:lvl w:ilvl="3">
+      <w:start w:val="1"/>
+      <w:numFmt w:val="decimal"/>
+      <w:isLgl/>
+      <w:lvlText w:val="%1.%2.%3.%4"/>
+      <w:lvlJc w:val="left"/>
+      <w:pPr>
+        <w:ind w:hanging="852" w:left="1212"/>
+      </w:pPr>
+      <w:rPr>
+        <w:rFonts w:hint="default"/>
+      </w:rPr>
+    </w:lvl>
+    <w:lvl w:ilvl="4">
+      <w:start w:val="1"/>
+      <w:numFmt w:val="decimal"/>
+      <w:isLgl/>
+      <w:lvlText w:val="%1.%2.%3.%4.%5"/>
+      <w:lvlJc w:val="left"/>
+      <w:pPr>
+        <w:ind w:hanging="1080" w:left="1440"/>
+      </w:pPr>
+      <w:rPr>
+        <w:rFonts w:hint="default"/>
+      </w:rPr>
+    </w:lvl>
+    <w:lvl w:ilvl="5">
+      <w:start w:val="1"/>
+      <w:numFmt w:val="decimal"/>
+      <w:isLgl/>
+      <w:lvlText w:val="%1.%2.%3.%4.%5.%6"/>
+      <w:lvlJc w:val="left"/>
+      <w:pPr>
+        <w:ind w:hanging="1080" w:left="1440"/>
+      </w:pPr>
+      <w:rPr>
+        <w:rFonts w:hint="default"/>
+      </w:rPr>
+    </w:lvl>
+    <w:lvl w:ilvl="6">
+      <w:start w:val="1"/>
+      <w:numFmt w:val="decimal"/>
+      <w:isLgl/>
+      <w:lvlText w:val="%1.%2.%3.%4.%5.%6.%7"/>
+      <w:lvlJc w:val="left"/>
+      <w:pPr>
+        <w:ind w:hanging="1440" w:left="1800"/>
+      </w:pPr>
+      <w:rPr>
+        <w:rFonts w:hint="default"/>
+      </w:rPr>
+    </w:lvl>
+    <w:lvl w:ilvl="7">
+      <w:start w:val="1"/>
+      <w:numFmt w:val="decimal"/>
+      <w:isLgl/>
+      <w:lvlText w:val="%1.%2.%3.%4.%5.%6.%7.%8"/>
+      <w:lvlJc w:val="left"/>
+      <w:pPr>
+        <w:ind w:hanging="1440" w:left="1800"/>
+      </w:pPr>
+      <w:rPr>
+        <w:rFonts w:hint="default"/>
+      </w:rPr>
+    </w:lvl>
+    <w:lvl w:ilvl="8">
+      <w:start w:val="1"/>
+      <w:numFmt w:val="decimal"/>
+      <w:isLgl/>
+      <w:lvlText w:val="%1.%2.%3.%4.%5.%6.%7.%8.%9"/>
+      <w:lvlJc w:val="left"/>
+      <w:pPr>
+        <w:ind w:hanging="1800" w:left="2160"/>
+      </w:pPr>
+      <w:rPr>
+        <w:rFonts w:hint="default"/>
+      </w:rPr>
+    </w:lvl>
+  </w:abstractNum>
+  <w:abstractNum w15:restartNumberingAfterBreak="0" w:abstractNumId="3">
+    <w:nsid w:val="0A9E1022"/>
+    <w:multiLevelType w:val="multilevel"/>
+    <w:tmpl w:val="245065A2"/>
+    <w:lvl w:ilvl="0">
+      <w:start w:val="1"/>
+      <w:numFmt w:val="decimal"/>
+      <w:lvlText w:val="%1"/>
+      <w:lvlJc w:val="left"/>
+      <w:pPr>
+        <w:ind w:hanging="852" w:left="852"/>
+      </w:pPr>
+      <w:rPr>
+        <w:rFonts w:hint="default"/>
+      </w:rPr>
+    </w:lvl>
+    <w:lvl w:ilvl="1">
+      <w:start w:val="1"/>
+      <w:numFmt w:val="decimal"/>
+      <w:lvlText w:val="%1.%2"/>
+      <w:lvlJc w:val="left"/>
+      <w:pPr>
+        <w:ind w:hanging="852" w:left="852"/>
+      </w:pPr>
+      <w:rPr>
+        <w:rFonts w:hint="default"/>
+      </w:rPr>
+    </w:lvl>
+    <w:lvl w:ilvl="2">
+      <w:start w:val="1"/>
+      <w:numFmt w:val="decimal"/>
+      <w:lvlText w:val="%1.%2.%3"/>
+      <w:lvlJc w:val="left"/>
+      <w:pPr>
+        <w:ind w:hanging="852" w:left="852"/>
+      </w:pPr>
+      <w:rPr>
+        <w:rFonts w:hint="default"/>
+      </w:rPr>
+    </w:lvl>
+    <w:lvl w:ilvl="3">
+      <w:start w:val="1"/>
+      <w:numFmt w:val="decimal"/>
+      <w:lvlText w:val="%1.%2.%3.%4"/>
+      <w:lvlJc w:val="left"/>
+      <w:pPr>
+        <w:ind w:hanging="852" w:left="852"/>
+      </w:pPr>
+      <w:rPr>
+        <w:rFonts w:hint="default"/>
+      </w:rPr>
+    </w:lvl>
+    <w:lvl w:ilvl="4">
+      <w:start w:val="1"/>
+      <w:numFmt w:val="decimal"/>
+      <w:lvlText w:val="%1.%2.%3.%4.%5"/>
+      <w:lvlJc w:val="left"/>
+      <w:pPr>
+        <w:ind w:hanging="1080" w:left="1080"/>
+      </w:pPr>
+      <w:rPr>
+        <w:rFonts w:hint="default"/>
+      </w:rPr>
+    </w:lvl>
+    <w:lvl w:ilvl="5">
+      <w:start w:val="1"/>
+      <w:numFmt w:val="decimal"/>
+      <w:lvlText w:val="%1.%2.%3.%4.%5.%6"/>
+      <w:lvlJc w:val="left"/>
+      <w:pPr>
+        <w:ind w:hanging="1080" w:left="1080"/>
+      </w:pPr>
+      <w:rPr>
+        <w:rFonts w:hint="default"/>
+      </w:rPr>
+    </w:lvl>
+    <w:lvl w:ilvl="6">
+      <w:start w:val="1"/>
+      <w:numFmt w:val="decimal"/>
+      <w:lvlText w:val="%1.%2.%3.%4.%5.%6.%7"/>
+      <w:lvlJc w:val="left"/>
+      <w:pPr>
+        <w:ind w:hanging="1440" w:left="1440"/>
+      </w:pPr>
+      <w:rPr>
+        <w:rFonts w:hint="default"/>
+      </w:rPr>
+    </w:lvl>
+    <w:lvl w:ilvl="7">
+      <w:start w:val="1"/>
+      <w:numFmt w:val="decimal"/>
+      <w:lvlText w:val="%1.%2.%3.%4.%5.%6.%7.%8"/>
+      <w:lvlJc w:val="left"/>
+      <w:pPr>
+        <w:ind w:hanging="1440" w:left="1440"/>
+      </w:pPr>
+      <w:rPr>
+        <w:rFonts w:hint="default"/>
+      </w:rPr>
+    </w:lvl>
+    <w:lvl w:ilvl="8">
+      <w:start w:val="1"/>
+      <w:numFmt w:val="decimal"/>
+      <w:lvlText w:val="%1.%2.%3.%4.%5.%6.%7.%8.%9"/>
+      <w:lvlJc w:val="left"/>
+      <w:pPr>
+        <w:ind w:hanging="1800" w:left="1800"/>
+      </w:pPr>
+      <w:rPr>
+        <w:rFonts w:hint="default"/>
+      </w:rPr>
+    </w:lvl>
+  </w:abstractNum>
+  <w:abstractNum w15:restartNumberingAfterBreak="0" w:abstractNumId="4">
+    <w:nsid w:val="14AC2ED1"/>
     <w:multiLevelType w:val="hybridMultilevel"/>
-    <w:lvl w:ilvl="0" w15:tentative="1">
+    <w:tmpl w:val="B78057C0"/>
+    <w:lvl w:ilvl="0" w:tplc="BA2A7BCE">
+      <w:start w:val="1"/>
+      <w:numFmt w:val="lowerRoman"/>
+      <w:lvlText w:val="%1)"/>
+      <w:lvlJc w:val="left"/>
+      <w:pPr>
+        <w:ind w:hanging="360" w:left="360"/>
+      </w:pPr>
+      <w:rPr>
+        <w:rFonts w:hint="default"/>
+      </w:rPr>
+    </w:lvl>
+    <w:lvl w:ilvl="1" w:tentative="1" w:tplc="04090019">
+      <w:start w:val="1"/>
+      <w:numFmt w:val="lowerLetter"/>
+      <w:lvlText w:val="%2."/>
+      <w:lvlJc w:val="left"/>
+      <w:pPr>
+        <w:ind w:hanging="360" w:left="1080"/>
+      </w:pPr>
+    </w:lvl>
+    <w:lvl w:ilvl="2" w:tentative="1" w:tplc="0409001B">
+      <w:start w:val="1"/>
+      <w:numFmt w:val="lowerRoman"/>
+      <w:lvlText w:val="%3."/>
+      <w:lvlJc w:val="right"/>
+      <w:pPr>
+        <w:ind w:hanging="180" w:left="1800"/>
+      </w:pPr>
+    </w:lvl>
+    <w:lvl w:ilvl="3" w:tentative="1" w:tplc="0409000F">
+      <w:start w:val="1"/>
+      <w:numFmt w:val="decimal"/>
+      <w:lvlText w:val="%4."/>
+      <w:lvlJc w:val="left"/>
+      <w:pPr>
+        <w:ind w:hanging="360" w:left="2520"/>
+      </w:pPr>
+    </w:lvl>
+    <w:lvl w:ilvl="4" w:tentative="1" w:tplc="04090019">
+      <w:start w:val="1"/>
+      <w:numFmt w:val="lowerLetter"/>
+      <w:lvlText w:val="%5."/>
+      <w:lvlJc w:val="left"/>
+      <w:pPr>
+        <w:ind w:hanging="360" w:left="3240"/>
+      </w:pPr>
+    </w:lvl>
+    <w:lvl w:ilvl="5" w:tentative="1" w:tplc="0409001B">
+      <w:start w:val="1"/>
+      <w:numFmt w:val="lowerRoman"/>
+      <w:lvlText w:val="%6."/>
+      <w:lvlJc w:val="right"/>
+      <w:pPr>
+        <w:ind w:hanging="180" w:left="3960"/>
+      </w:pPr>
+    </w:lvl>
+    <w:lvl w:ilvl="6" w:tentative="1" w:tplc="0409000F">
+      <w:start w:val="1"/>
+      <w:numFmt w:val="decimal"/>
+      <w:lvlText w:val="%7."/>
+      <w:lvlJc w:val="left"/>
+      <w:pPr>
+        <w:ind w:hanging="360" w:left="4680"/>
+      </w:pPr>
+    </w:lvl>
+    <w:lvl w:ilvl="7" w:tentative="1" w:tplc="04090019">
+      <w:start w:val="1"/>
+      <w:numFmt w:val="lowerLetter"/>
+      <w:lvlText w:val="%8."/>
+      <w:lvlJc w:val="left"/>
+      <w:pPr>
+        <w:ind w:hanging="360" w:left="5400"/>
+      </w:pPr>
+    </w:lvl>
+    <w:lvl w:ilvl="8" w:tentative="1" w:tplc="0409001B">
+      <w:start w:val="1"/>
+      <w:numFmt w:val="lowerRoman"/>
+      <w:lvlText w:val="%9."/>
+      <w:lvlJc w:val="right"/>
+      <w:pPr>
+        <w:ind w:hanging="180" w:left="6120"/>
+      </w:pPr>
+    </w:lvl>
+  </w:abstractNum>
+  <w:abstractNum w15:restartNumberingAfterBreak="0" w:abstractNumId="5">
+    <w:nsid w:val="18AC2D6A"/>
+    <w:multiLevelType w:val="multilevel"/>
+    <w:tmpl w:val="89A6329A"/>
+    <w:lvl w:ilvl="0">
+      <w:start w:val="1"/>
+      <w:numFmt w:val="decimal"/>
+      <w:pStyle w:val="MMTopic1"/>
+      <w:suff w:val="space"/>
+      <w:lvlText w:val="%1"/>
+      <w:lvlJc w:val="left"/>
+      <w:pPr>
+        <w:ind w:firstLine="0" w:left="0"/>
+      </w:pPr>
+    </w:lvl>
+    <w:lvl w:ilvl="1">
+      <w:start w:val="1"/>
+      <w:numFmt w:val="decimal"/>
+      <w:suff w:val="space"/>
+      <w:lvlText w:val="%1.%2"/>
+      <w:lvlJc w:val="left"/>
+      <w:pPr>
+        <w:ind w:firstLine="0" w:left="0"/>
+      </w:pPr>
+    </w:lvl>
+    <w:lvl w:ilvl="2">
+      <w:start w:val="1"/>
+      <w:numFmt w:val="decimal"/>
+      <w:suff w:val="space"/>
+      <w:lvlText w:val="%1.%2.%3"/>
+      <w:lvlJc w:val="left"/>
+      <w:pPr>
+        <w:ind w:firstLine="0" w:left="0"/>
+      </w:pPr>
+    </w:lvl>
+    <w:lvl w:ilvl="3">
+      <w:start w:val="1"/>
+      <w:numFmt w:val="decimal"/>
+      <w:lvlText w:val="(%4)"/>
+      <w:lvlJc w:val="left"/>
+      <w:pPr>
+        <w:ind w:hanging="360" w:left="1440"/>
+      </w:pPr>
+    </w:lvl>
+    <w:lvl w:ilvl="4">
+      <w:start w:val="1"/>
+      <w:numFmt w:val="lowerLetter"/>
+      <w:lvlText w:val="(%5)"/>
+      <w:lvlJc w:val="left"/>
+      <w:pPr>
+        <w:ind w:hanging="360" w:left="1800"/>
+      </w:pPr>
+    </w:lvl>
+    <w:lvl w:ilvl="5">
+      <w:start w:val="1"/>
+      <w:numFmt w:val="lowerRoman"/>
+      <w:lvlText w:val="(%6)"/>
+      <w:lvlJc w:val="left"/>
+      <w:pPr>
+        <w:ind w:hanging="360" w:left="2160"/>
+      </w:pPr>
+    </w:lvl>
+    <w:lvl w:ilvl="6">
+      <w:start w:val="1"/>
+      <w:numFmt w:val="decimal"/>
+      <w:lvlText w:val="%7."/>
+      <w:lvlJc w:val="left"/>
+      <w:pPr>
+        <w:ind w:hanging="360" w:left="2520"/>
+      </w:pPr>
+    </w:lvl>
+    <w:lvl w:ilvl="7">
+      <w:start w:val="1"/>
+      <w:numFmt w:val="lowerLetter"/>
+      <w:lvlText w:val="%8."/>
+      <w:lvlJc w:val="left"/>
+      <w:pPr>
+        <w:ind w:hanging="360" w:left="2880"/>
+      </w:pPr>
+    </w:lvl>
+    <w:lvl w:ilvl="8">
+      <w:start w:val="1"/>
+      <w:numFmt w:val="lowerRoman"/>
+      <w:lvlText w:val="%9."/>
+      <w:lvlJc w:val="left"/>
+      <w:pPr>
+        <w:ind w:hanging="360" w:left="3240"/>
+      </w:pPr>
+    </w:lvl>
+  </w:abstractNum>
+  <w:abstractNum w15:restartNumberingAfterBreak="0" w:abstractNumId="6">
+    <w:nsid w:val="27AD5539"/>
+    <w:multiLevelType w:val="hybridMultilevel"/>
+    <w:tmpl w:val="8A4E4FB6"/>
+    <w:lvl w:ilvl="0" w:tplc="227E8D6A">
+      <w:start w:val="1"/>
+      <w:numFmt w:val="decimal"/>
+      <w:lvlText w:val="%1."/>
+      <w:lvlJc w:val="left"/>
+      <w:pPr>
+        <w:ind w:hanging="360" w:left="720"/>
+      </w:pPr>
+    </w:lvl>
+    <w:lvl w:ilvl="1" w:tplc="8B6AF20C">
+      <w:start w:val="1"/>
+      <w:numFmt w:val="lowerLetter"/>
+      <w:lvlText w:val="%2."/>
+      <w:lvlJc w:val="left"/>
+      <w:pPr>
+        <w:ind w:hanging="360" w:left="1440"/>
+      </w:pPr>
+    </w:lvl>
+    <w:lvl w:ilvl="2" w:tentative="1" w:tplc="6472C916">
+      <w:start w:val="1"/>
+      <w:numFmt w:val="lowerRoman"/>
+      <w:lvlText w:val="%3."/>
+      <w:lvlJc w:val="right"/>
+      <w:pPr>
+        <w:ind w:hanging="180" w:left="2160"/>
+      </w:pPr>
+    </w:lvl>
+    <w:lvl w:ilvl="3" w:tentative="1" w:tplc="E46C8574">
+      <w:start w:val="1"/>
+      <w:numFmt w:val="decimal"/>
+      <w:lvlText w:val="%4."/>
+      <w:lvlJc w:val="left"/>
+      <w:pPr>
+        <w:ind w:hanging="360" w:left="2880"/>
+      </w:pPr>
+    </w:lvl>
+    <w:lvl w:ilvl="4" w:tentative="1" w:tplc="4BDA81EA">
+      <w:start w:val="1"/>
+      <w:numFmt w:val="lowerLetter"/>
+      <w:lvlText w:val="%5."/>
+      <w:lvlJc w:val="left"/>
+      <w:pPr>
+        <w:ind w:hanging="360" w:left="3600"/>
+      </w:pPr>
+    </w:lvl>
+    <w:lvl w:ilvl="5" w:tentative="1" w:tplc="56486846">
+      <w:start w:val="1"/>
+      <w:numFmt w:val="lowerRoman"/>
+      <w:lvlText w:val="%6."/>
+      <w:lvlJc w:val="right"/>
+      <w:pPr>
+        <w:ind w:hanging="180" w:left="4320"/>
+      </w:pPr>
+    </w:lvl>
+    <w:lvl w:ilvl="6" w:tentative="1" w:tplc="BAE09F4A">
+      <w:start w:val="1"/>
+      <w:numFmt w:val="decimal"/>
+      <w:lvlText w:val="%7."/>
+      <w:lvlJc w:val="left"/>
+      <w:pPr>
+        <w:ind w:hanging="360" w:left="5040"/>
+      </w:pPr>
+    </w:lvl>
+    <w:lvl w:ilvl="7" w:tentative="1" w:tplc="56BE0BF6">
+      <w:start w:val="1"/>
+      <w:numFmt w:val="lowerLetter"/>
+      <w:lvlText w:val="%8."/>
+      <w:lvlJc w:val="left"/>
+      <w:pPr>
+        <w:ind w:hanging="360" w:left="5760"/>
+      </w:pPr>
+    </w:lvl>
+    <w:lvl w:ilvl="8" w:tentative="1" w:tplc="3EEE9EE0">
+      <w:start w:val="1"/>
+      <w:numFmt w:val="lowerRoman"/>
+      <w:lvlText w:val="%9."/>
+      <w:lvlJc w:val="right"/>
+      <w:pPr>
+        <w:ind w:hanging="180" w:left="6480"/>
+      </w:pPr>
+    </w:lvl>
+  </w:abstractNum>
+  <w:abstractNum w15:restartNumberingAfterBreak="0" w:abstractNumId="7">
+    <w:nsid w:val="29FD76C9"/>
+    <w:multiLevelType w:val="hybridMultilevel"/>
+    <w:tmpl w:val="EF923220"/>
+    <w:lvl w:ilvl="0" w:tplc="4D901284">
+      <w:start w:val="1"/>
+      <w:numFmt w:val="lowerRoman"/>
+      <w:pStyle w:val="USBiiiiii"/>
+      <w:lvlText w:val="%1)"/>
+      <w:lvlJc w:val="left"/>
+      <w:pPr>
+        <w:ind w:hanging="360" w:left="720"/>
+      </w:pPr>
+      <w:rPr>
+        <w:rFonts w:hint="default"/>
+      </w:rPr>
+    </w:lvl>
+    <w:lvl w:ilvl="1" w:tplc="1C090003">
       <w:start w:val="1"/>
       <w:numFmt w:val="bullet"/>
-      <w:lvlText w:val="●"/>
-      <w:lvlJc w:val="left"/>
-      <w:pPr>
-        <w:ind w:left="720" w:hanging="360"/>
-      </w:pPr>
-    </w:lvl>
-    <w:lvl w:ilvl="1" w15:tentative="1">
+      <w:lvlText w:val="o"/>
+      <w:lvlJc w:val="left"/>
+      <w:pPr>
+        <w:ind w:hanging="360" w:left="1440"/>
+      </w:pPr>
+      <w:rPr>
+        <w:rFonts w:ascii="Courier New" w:cs="Courier New" w:hAnsi="Courier New" w:hint="default"/>
+      </w:rPr>
+    </w:lvl>
+    <w:lvl w:ilvl="2" w:tplc="1C090005">
+      <w:start w:val="1"/>
+      <w:numFmt w:val="decimal"/>
+      <w:lvlText w:val="%3."/>
+      <w:lvlJc w:val="left"/>
+      <w:pPr>
+        <w:tabs>
+          <w:tab w:pos="2160" w:val="num"/>
+        </w:tabs>
+        <w:ind w:hanging="360" w:left="2160"/>
+      </w:pPr>
+    </w:lvl>
+    <w:lvl w:ilvl="3" w:tplc="1C090001">
+      <w:start w:val="1"/>
+      <w:numFmt w:val="decimal"/>
+      <w:lvlText w:val="%4."/>
+      <w:lvlJc w:val="left"/>
+      <w:pPr>
+        <w:tabs>
+          <w:tab w:pos="2880" w:val="num"/>
+        </w:tabs>
+        <w:ind w:hanging="360" w:left="2880"/>
+      </w:pPr>
+    </w:lvl>
+    <w:lvl w:ilvl="4" w:tplc="1C090003">
+      <w:start w:val="1"/>
+      <w:numFmt w:val="decimal"/>
+      <w:lvlText w:val="%5."/>
+      <w:lvlJc w:val="left"/>
+      <w:pPr>
+        <w:tabs>
+          <w:tab w:pos="3600" w:val="num"/>
+        </w:tabs>
+        <w:ind w:hanging="360" w:left="3600"/>
+      </w:pPr>
+    </w:lvl>
+    <w:lvl w:ilvl="5" w:tplc="1C090005">
+      <w:start w:val="1"/>
+      <w:numFmt w:val="decimal"/>
+      <w:lvlText w:val="%6."/>
+      <w:lvlJc w:val="left"/>
+      <w:pPr>
+        <w:tabs>
+          <w:tab w:pos="4320" w:val="num"/>
+        </w:tabs>
+        <w:ind w:hanging="360" w:left="4320"/>
+      </w:pPr>
+    </w:lvl>
+    <w:lvl w:ilvl="6" w:tplc="1C090001">
+      <w:start w:val="1"/>
+      <w:numFmt w:val="decimal"/>
+      <w:lvlText w:val="%7."/>
+      <w:lvlJc w:val="left"/>
+      <w:pPr>
+        <w:tabs>
+          <w:tab w:pos="5040" w:val="num"/>
+        </w:tabs>
+        <w:ind w:hanging="360" w:left="5040"/>
+      </w:pPr>
+    </w:lvl>
+    <w:lvl w:ilvl="7" w:tplc="1C090003">
+      <w:start w:val="1"/>
+      <w:numFmt w:val="decimal"/>
+      <w:lvlText w:val="%8."/>
+      <w:lvlJc w:val="left"/>
+      <w:pPr>
+        <w:tabs>
+          <w:tab w:pos="5760" w:val="num"/>
+        </w:tabs>
+        <w:ind w:hanging="360" w:left="5760"/>
+      </w:pPr>
+    </w:lvl>
+    <w:lvl w:ilvl="8" w:tplc="1C090005">
+      <w:start w:val="1"/>
+      <w:numFmt w:val="decimal"/>
+      <w:lvlText w:val="%9."/>
+      <w:lvlJc w:val="left"/>
+      <w:pPr>
+        <w:tabs>
+          <w:tab w:pos="6480" w:val="num"/>
+        </w:tabs>
+        <w:ind w:hanging="360" w:left="6480"/>
+      </w:pPr>
+    </w:lvl>
+  </w:abstractNum>
+  <w:abstractNum w15:restartNumberingAfterBreak="0" w:abstractNumId="8">
+    <w:nsid w:val="2BD97201"/>
+    <w:multiLevelType w:val="multilevel"/>
+    <w:tmpl w:val="DF8EF876"/>
+    <w:lvl w:ilvl="0">
+      <w:start w:val="1"/>
+      <w:numFmt w:val="decimal"/>
+      <w:lvlText w:val="%1"/>
+      <w:lvlJc w:val="left"/>
+      <w:pPr>
+        <w:ind w:hanging="360" w:left="360"/>
+      </w:pPr>
+      <w:rPr>
+        <w:rFonts w:hint="default"/>
+      </w:rPr>
+    </w:lvl>
+    <w:lvl w:ilvl="1">
+      <w:start w:val="2"/>
+      <w:numFmt w:val="decimal"/>
+      <w:lvlText w:val="%1.%2"/>
+      <w:lvlJc w:val="left"/>
+      <w:pPr>
+        <w:ind w:hanging="360" w:left="360"/>
+      </w:pPr>
+      <w:rPr>
+        <w:rFonts w:hint="default"/>
+      </w:rPr>
+    </w:lvl>
+    <w:lvl w:ilvl="2">
+      <w:start w:val="1"/>
+      <w:numFmt w:val="decimal"/>
+      <w:lvlText w:val="%1.%2.%3"/>
+      <w:lvlJc w:val="left"/>
+      <w:pPr>
+        <w:ind w:hanging="720" w:left="720"/>
+      </w:pPr>
+      <w:rPr>
+        <w:rFonts w:hint="default"/>
+      </w:rPr>
+    </w:lvl>
+    <w:lvl w:ilvl="3">
+      <w:start w:val="1"/>
+      <w:numFmt w:val="decimal"/>
+      <w:lvlText w:val="%1.%2.%3.%4"/>
+      <w:lvlJc w:val="left"/>
+      <w:pPr>
+        <w:ind w:hanging="720" w:left="720"/>
+      </w:pPr>
+      <w:rPr>
+        <w:rFonts w:hint="default"/>
+      </w:rPr>
+    </w:lvl>
+    <w:lvl w:ilvl="4">
+      <w:start w:val="1"/>
+      <w:numFmt w:val="decimal"/>
+      <w:lvlText w:val="%1.%2.%3.%4.%5"/>
+      <w:lvlJc w:val="left"/>
+      <w:pPr>
+        <w:ind w:hanging="1080" w:left="1080"/>
+      </w:pPr>
+      <w:rPr>
+        <w:rFonts w:hint="default"/>
+      </w:rPr>
+    </w:lvl>
+    <w:lvl w:ilvl="5">
+      <w:start w:val="1"/>
+      <w:numFmt w:val="decimal"/>
+      <w:lvlText w:val="%1.%2.%3.%4.%5.%6"/>
+      <w:lvlJc w:val="left"/>
+      <w:pPr>
+        <w:ind w:hanging="1080" w:left="1080"/>
+      </w:pPr>
+      <w:rPr>
+        <w:rFonts w:hint="default"/>
+      </w:rPr>
+    </w:lvl>
+    <w:lvl w:ilvl="6">
+      <w:start w:val="1"/>
+      <w:numFmt w:val="decimal"/>
+      <w:lvlText w:val="%1.%2.%3.%4.%5.%6.%7"/>
+      <w:lvlJc w:val="left"/>
+      <w:pPr>
+        <w:ind w:hanging="1440" w:left="1440"/>
+      </w:pPr>
+      <w:rPr>
+        <w:rFonts w:hint="default"/>
+      </w:rPr>
+    </w:lvl>
+    <w:lvl w:ilvl="7">
+      <w:start w:val="1"/>
+      <w:numFmt w:val="decimal"/>
+      <w:lvlText w:val="%1.%2.%3.%4.%5.%6.%7.%8"/>
+      <w:lvlJc w:val="left"/>
+      <w:pPr>
+        <w:ind w:hanging="1440" w:left="1440"/>
+      </w:pPr>
+      <w:rPr>
+        <w:rFonts w:hint="default"/>
+      </w:rPr>
+    </w:lvl>
+    <w:lvl w:ilvl="8">
+      <w:start w:val="1"/>
+      <w:numFmt w:val="decimal"/>
+      <w:lvlText w:val="%1.%2.%3.%4.%5.%6.%7.%8.%9"/>
+      <w:lvlJc w:val="left"/>
+      <w:pPr>
+        <w:ind w:hanging="1800" w:left="1800"/>
+      </w:pPr>
+      <w:rPr>
+        <w:rFonts w:hint="default"/>
+      </w:rPr>
+    </w:lvl>
+  </w:abstractNum>
+  <w:abstractNum w15:restartNumberingAfterBreak="0" w:abstractNumId="9">
+    <w:nsid w:val="2EB47E9A"/>
+    <w:multiLevelType w:val="hybridMultilevel"/>
+    <w:tmpl w:val="B3B6CD26"/>
+    <w:lvl w:ilvl="0" w:tplc="DF24F8A8">
+      <w:start w:val="1"/>
+      <w:numFmt w:val="lowerRoman"/>
+      <w:lvlText w:val="%1)"/>
+      <w:lvlJc w:val="left"/>
+      <w:pPr>
+        <w:ind w:hanging="360" w:left="720"/>
+      </w:pPr>
+      <w:rPr>
+        <w:rFonts w:hint="default"/>
+      </w:rPr>
+    </w:lvl>
+    <w:lvl w:ilvl="1" w:tentative="1" w:tplc="04090019">
+      <w:start w:val="1"/>
+      <w:numFmt w:val="lowerLetter"/>
+      <w:lvlText w:val="%2."/>
+      <w:lvlJc w:val="left"/>
+      <w:pPr>
+        <w:ind w:hanging="360" w:left="1440"/>
+      </w:pPr>
+    </w:lvl>
+    <w:lvl w:ilvl="2" w:tentative="1" w:tplc="0409001B">
+      <w:start w:val="1"/>
+      <w:numFmt w:val="lowerRoman"/>
+      <w:lvlText w:val="%3."/>
+      <w:lvlJc w:val="right"/>
+      <w:pPr>
+        <w:ind w:hanging="180" w:left="2160"/>
+      </w:pPr>
+    </w:lvl>
+    <w:lvl w:ilvl="3" w:tentative="1" w:tplc="0409000F">
+      <w:start w:val="1"/>
+      <w:numFmt w:val="decimal"/>
+      <w:lvlText w:val="%4."/>
+      <w:lvlJc w:val="left"/>
+      <w:pPr>
+        <w:ind w:hanging="360" w:left="2880"/>
+      </w:pPr>
+    </w:lvl>
+    <w:lvl w:ilvl="4" w:tentative="1" w:tplc="04090019">
+      <w:start w:val="1"/>
+      <w:numFmt w:val="lowerLetter"/>
+      <w:lvlText w:val="%5."/>
+      <w:lvlJc w:val="left"/>
+      <w:pPr>
+        <w:ind w:hanging="360" w:left="3600"/>
+      </w:pPr>
+    </w:lvl>
+    <w:lvl w:ilvl="5" w:tentative="1" w:tplc="0409001B">
+      <w:start w:val="1"/>
+      <w:numFmt w:val="lowerRoman"/>
+      <w:lvlText w:val="%6."/>
+      <w:lvlJc w:val="right"/>
+      <w:pPr>
+        <w:ind w:hanging="180" w:left="4320"/>
+      </w:pPr>
+    </w:lvl>
+    <w:lvl w:ilvl="6" w:tentative="1" w:tplc="0409000F">
+      <w:start w:val="1"/>
+      <w:numFmt w:val="decimal"/>
+      <w:lvlText w:val="%7."/>
+      <w:lvlJc w:val="left"/>
+      <w:pPr>
+        <w:ind w:hanging="360" w:left="5040"/>
+      </w:pPr>
+    </w:lvl>
+    <w:lvl w:ilvl="7" w:tentative="1" w:tplc="04090019">
+      <w:start w:val="1"/>
+      <w:numFmt w:val="lowerLetter"/>
+      <w:lvlText w:val="%8."/>
+      <w:lvlJc w:val="left"/>
+      <w:pPr>
+        <w:ind w:hanging="360" w:left="5760"/>
+      </w:pPr>
+    </w:lvl>
+    <w:lvl w:ilvl="8" w:tentative="1" w:tplc="0409001B">
+      <w:start w:val="1"/>
+      <w:numFmt w:val="lowerRoman"/>
+      <w:lvlText w:val="%9."/>
+      <w:lvlJc w:val="right"/>
+      <w:pPr>
+        <w:ind w:hanging="180" w:left="6480"/>
+      </w:pPr>
+    </w:lvl>
+  </w:abstractNum>
+  <w:abstractNum w15:restartNumberingAfterBreak="0" w:abstractNumId="10">
+    <w:nsid w:val="35E00FDA"/>
+    <w:multiLevelType w:val="multilevel"/>
+    <w:tmpl w:val="C6B0C2E6"/>
+    <w:lvl w:ilvl="0">
+      <w:start w:val="1"/>
+      <w:numFmt w:val="decimal"/>
+      <w:suff w:val="nothing"/>
+      <w:lvlText w:val="Chapter %1"/>
+      <w:lvlJc w:val="left"/>
+      <w:pPr>
+        <w:ind w:firstLine="0" w:left="5104"/>
+      </w:pPr>
+      <w:rPr>
+        <w:rFonts w:hint="default"/>
+      </w:rPr>
+    </w:lvl>
+    <w:lvl w:ilvl="1">
+      <w:start w:val="1"/>
+      <w:numFmt w:val="decimal"/>
+      <w:suff w:val="nothing"/>
+      <w:lvlText w:val="%1.%2 "/>
+      <w:lvlJc w:val="left"/>
+      <w:pPr>
+        <w:ind w:firstLine="0" w:left="0"/>
+      </w:pPr>
+      <w:rPr>
+        <w:rFonts w:hint="default"/>
+      </w:rPr>
+    </w:lvl>
+    <w:lvl w:ilvl="2">
+      <w:start w:val="1"/>
+      <w:numFmt w:val="decimal"/>
+      <w:suff w:val="nothing"/>
+      <w:lvlText w:val="%1.%2.%3 "/>
+      <w:lvlJc w:val="left"/>
+      <w:pPr>
+        <w:ind w:firstLine="0" w:left="0"/>
+      </w:pPr>
+      <w:rPr>
+        <w:rFonts w:hint="default"/>
+      </w:rPr>
+    </w:lvl>
+    <w:lvl w:ilvl="3">
+      <w:start w:val="1"/>
+      <w:numFmt w:val="none"/>
+      <w:suff w:val="nothing"/>
+      <w:lvlText w:val=""/>
+      <w:lvlJc w:val="left"/>
+      <w:pPr>
+        <w:ind w:firstLine="0" w:left="0"/>
+      </w:pPr>
+      <w:rPr>
+        <w:rFonts w:hint="default"/>
+      </w:rPr>
+    </w:lvl>
+    <w:lvl w:ilvl="4">
+      <w:start w:val="1"/>
+      <w:numFmt w:val="none"/>
+      <w:pStyle w:val="Heading5"/>
+      <w:suff w:val="nothing"/>
+      <w:lvlText w:val=""/>
+      <w:lvlJc w:val="left"/>
+      <w:pPr>
+        <w:ind w:firstLine="0" w:left="0"/>
+      </w:pPr>
+      <w:rPr>
+        <w:rFonts w:hint="default"/>
+      </w:rPr>
+    </w:lvl>
+    <w:lvl w:ilvl="5">
+      <w:start w:val="1"/>
+      <w:numFmt w:val="none"/>
+      <w:pStyle w:val="Heading6"/>
+      <w:suff w:val="nothing"/>
+      <w:lvlText w:val=""/>
+      <w:lvlJc w:val="left"/>
+      <w:pPr>
+        <w:ind w:firstLine="0" w:left="0"/>
+      </w:pPr>
+      <w:rPr>
+        <w:rFonts w:hint="default"/>
+      </w:rPr>
+    </w:lvl>
+    <w:lvl w:ilvl="6">
+      <w:start w:val="1"/>
+      <w:numFmt w:val="none"/>
+      <w:pStyle w:val="Heading7"/>
+      <w:suff w:val="nothing"/>
+      <w:lvlText w:val=""/>
+      <w:lvlJc w:val="left"/>
+      <w:pPr>
+        <w:ind w:firstLine="0" w:left="0"/>
+      </w:pPr>
+      <w:rPr>
+        <w:rFonts w:hint="default"/>
+      </w:rPr>
+    </w:lvl>
+    <w:lvl w:ilvl="7">
+      <w:start w:val="1"/>
+      <w:numFmt w:val="none"/>
+      <w:pStyle w:val="Heading8"/>
+      <w:suff w:val="nothing"/>
+      <w:lvlText w:val=""/>
+      <w:lvlJc w:val="left"/>
+      <w:pPr>
+        <w:ind w:firstLine="0" w:left="0"/>
+      </w:pPr>
+      <w:rPr>
+        <w:rFonts w:hint="default"/>
+      </w:rPr>
+    </w:lvl>
+    <w:lvl w:ilvl="8">
+      <w:start w:val="1"/>
+      <w:numFmt w:val="none"/>
+      <w:pStyle w:val="Heading9"/>
+      <w:suff w:val="nothing"/>
+      <w:lvlText w:val=""/>
+      <w:lvlJc w:val="left"/>
+      <w:pPr>
+        <w:ind w:firstLine="0" w:left="0"/>
+      </w:pPr>
+      <w:rPr>
+        <w:rFonts w:hint="default"/>
+      </w:rPr>
+    </w:lvl>
+  </w:abstractNum>
+  <w:abstractNum w15:restartNumberingAfterBreak="0" w:abstractNumId="11">
+    <w:nsid w:val="45C67CF5"/>
+    <w:multiLevelType w:val="multilevel"/>
+    <w:tmpl w:val="E3B4365C"/>
+    <w:lvl w:ilvl="0">
+      <w:start w:val="1"/>
+      <w:numFmt w:val="decimal"/>
+      <w:pStyle w:val="Heading1"/>
+      <w:suff w:val="nothing"/>
+      <w:lvlText w:val="CHAPTER %1"/>
+      <w:lvlJc w:val="left"/>
+      <w:pPr>
+        <w:ind w:firstLine="0" w:left="0"/>
+      </w:pPr>
+      <w:rPr>
+        <w:rFonts w:hint="default"/>
+      </w:rPr>
+    </w:lvl>
+    <w:lvl w:ilvl="1">
+      <w:start w:val="1"/>
+      <w:numFmt w:val="decimal"/>
+      <w:pStyle w:val="Heading2"/>
+      <w:lvlText w:val="%1.%2"/>
+      <w:lvlJc w:val="left"/>
+      <w:pPr>
+        <w:ind w:hanging="360" w:left="720"/>
+      </w:pPr>
+      <w:rPr>
+        <w:rFonts w:hint="default"/>
+      </w:rPr>
+    </w:lvl>
+    <w:lvl w:ilvl="2">
+      <w:start w:val="1"/>
+      <w:numFmt w:val="decimal"/>
+      <w:pStyle w:val="Heading3"/>
+      <w:lvlText w:val="%1.%2.%3"/>
+      <w:lvlJc w:val="left"/>
+      <w:pPr>
+        <w:ind w:hanging="360" w:left="1080"/>
+      </w:pPr>
+      <w:rPr>
+        <w:rFonts w:hint="default"/>
+      </w:rPr>
+    </w:lvl>
+    <w:lvl w:ilvl="3">
+      <w:start w:val="1"/>
+      <w:numFmt w:val="decimal"/>
+      <w:pStyle w:val="Heading4"/>
+      <w:lvlText w:val="%1.%2.%3.%4"/>
+      <w:lvlJc w:val="left"/>
+      <w:pPr>
+        <w:ind w:hanging="360" w:left="1440"/>
+      </w:pPr>
+      <w:rPr>
+        <w:rFonts w:hint="default"/>
+      </w:rPr>
+    </w:lvl>
+    <w:lvl w:ilvl="4">
+      <w:start w:val="1"/>
+      <w:numFmt w:val="lowerLetter"/>
+      <w:lvlText w:val="(%5)"/>
+      <w:lvlJc w:val="left"/>
+      <w:pPr>
+        <w:ind w:hanging="360" w:left="1800"/>
+      </w:pPr>
+      <w:rPr>
+        <w:rFonts w:hint="default"/>
+      </w:rPr>
+    </w:lvl>
+    <w:lvl w:ilvl="5">
+      <w:start w:val="1"/>
+      <w:numFmt w:val="lowerRoman"/>
+      <w:lvlText w:val="(%6)"/>
+      <w:lvlJc w:val="left"/>
+      <w:pPr>
+        <w:ind w:hanging="360" w:left="2160"/>
+      </w:pPr>
+      <w:rPr>
+        <w:rFonts w:hint="default"/>
+      </w:rPr>
+    </w:lvl>
+    <w:lvl w:ilvl="6">
+      <w:start w:val="1"/>
+      <w:numFmt w:val="decimal"/>
+      <w:lvlText w:val="%7."/>
+      <w:lvlJc w:val="left"/>
+      <w:pPr>
+        <w:ind w:hanging="360" w:left="2520"/>
+      </w:pPr>
+      <w:rPr>
+        <w:rFonts w:hint="default"/>
+      </w:rPr>
+    </w:lvl>
+    <w:lvl w:ilvl="7">
+      <w:start w:val="1"/>
+      <w:numFmt w:val="lowerLetter"/>
+      <w:lvlText w:val="%8."/>
+      <w:lvlJc w:val="left"/>
+      <w:pPr>
+        <w:ind w:hanging="360" w:left="2880"/>
+      </w:pPr>
+      <w:rPr>
+        <w:rFonts w:hint="default"/>
+      </w:rPr>
+    </w:lvl>
+    <w:lvl w:ilvl="8">
+      <w:start w:val="1"/>
+      <w:numFmt w:val="lowerRoman"/>
+      <w:lvlText w:val="%9."/>
+      <w:lvlJc w:val="left"/>
+      <w:pPr>
+        <w:ind w:hanging="360" w:left="3240"/>
+      </w:pPr>
+      <w:rPr>
+        <w:rFonts w:hint="default"/>
+      </w:rPr>
+    </w:lvl>
+  </w:abstractNum>
+  <w:abstractNum w15:restartNumberingAfterBreak="0" w:abstractNumId="12">
+    <w:nsid w:val="4708349F"/>
+    <w:multiLevelType w:val="hybridMultilevel"/>
+    <w:tmpl w:val="FBFC8C16"/>
+    <w:lvl w:ilvl="0" w:tplc="1C09000F">
+      <w:start w:val="1"/>
+      <w:numFmt w:val="decimal"/>
+      <w:lvlText w:val="%1."/>
+      <w:lvlJc w:val="left"/>
+      <w:pPr>
+        <w:ind w:hanging="360" w:left="720"/>
+      </w:pPr>
+    </w:lvl>
+    <w:lvl w:ilvl="1" w:tentative="1" w:tplc="1C090019">
+      <w:start w:val="1"/>
+      <w:numFmt w:val="lowerLetter"/>
+      <w:lvlText w:val="%2."/>
+      <w:lvlJc w:val="left"/>
+      <w:pPr>
+        <w:ind w:hanging="360" w:left="1440"/>
+      </w:pPr>
+    </w:lvl>
+    <w:lvl w:ilvl="2" w:tentative="1" w:tplc="1C09001B">
+      <w:start w:val="1"/>
+      <w:numFmt w:val="lowerRoman"/>
+      <w:lvlText w:val="%3."/>
+      <w:lvlJc w:val="right"/>
+      <w:pPr>
+        <w:ind w:hanging="180" w:left="2160"/>
+      </w:pPr>
+    </w:lvl>
+    <w:lvl w:ilvl="3" w:tentative="1" w:tplc="1C09000F">
+      <w:start w:val="1"/>
+      <w:numFmt w:val="decimal"/>
+      <w:lvlText w:val="%4."/>
+      <w:lvlJc w:val="left"/>
+      <w:pPr>
+        <w:ind w:hanging="360" w:left="2880"/>
+      </w:pPr>
+    </w:lvl>
+    <w:lvl w:ilvl="4" w:tentative="1" w:tplc="1C090019">
+      <w:start w:val="1"/>
+      <w:numFmt w:val="lowerLetter"/>
+      <w:lvlText w:val="%5."/>
+      <w:lvlJc w:val="left"/>
+      <w:pPr>
+        <w:ind w:hanging="360" w:left="3600"/>
+      </w:pPr>
+    </w:lvl>
+    <w:lvl w:ilvl="5" w:tentative="1" w:tplc="1C09001B">
+      <w:start w:val="1"/>
+      <w:numFmt w:val="lowerRoman"/>
+      <w:lvlText w:val="%6."/>
+      <w:lvlJc w:val="right"/>
+      <w:pPr>
+        <w:ind w:hanging="180" w:left="4320"/>
+      </w:pPr>
+    </w:lvl>
+    <w:lvl w:ilvl="6" w:tentative="1" w:tplc="1C09000F">
+      <w:start w:val="1"/>
+      <w:numFmt w:val="decimal"/>
+      <w:lvlText w:val="%7."/>
+      <w:lvlJc w:val="left"/>
+      <w:pPr>
+        <w:ind w:hanging="360" w:left="5040"/>
+      </w:pPr>
+    </w:lvl>
+    <w:lvl w:ilvl="7" w:tentative="1" w:tplc="1C090019">
+      <w:start w:val="1"/>
+      <w:numFmt w:val="lowerLetter"/>
+      <w:lvlText w:val="%8."/>
+      <w:lvlJc w:val="left"/>
+      <w:pPr>
+        <w:ind w:hanging="360" w:left="5760"/>
+      </w:pPr>
+    </w:lvl>
+    <w:lvl w:ilvl="8" w:tentative="1" w:tplc="1C09001B">
+      <w:start w:val="1"/>
+      <w:numFmt w:val="lowerRoman"/>
+      <w:lvlText w:val="%9."/>
+      <w:lvlJc w:val="right"/>
+      <w:pPr>
+        <w:ind w:hanging="180" w:left="6480"/>
+      </w:pPr>
+    </w:lvl>
+  </w:abstractNum>
+  <w:abstractNum w15:restartNumberingAfterBreak="0" w:abstractNumId="13">
+    <w:nsid w:val="47819AD1"/>
+    <w:multiLevelType w:val="multilevel"/>
+    <w:tmpl w:val="00000001"/>
+    <w:lvl w:ilvl="0">
       <w:start w:val="1"/>
       <w:numFmt w:val="bullet"/>
-      <w:lvlText w:val="○"/>
-      <w:lvlJc w:val="left"/>
-      <w:pPr>
-        <w:ind w:left="1440" w:hanging="360"/>
-      </w:pPr>
-    </w:lvl>
-    <w:lvl w:ilvl="2" w15:tentative="1">
+      <w:lvlText w:val="·"/>
+      <w:lvlJc w:val="left"/>
+      <w:rPr>
+        <w:rFonts w:ascii="Symbol" w:cs="Symbol" w:hAnsi="Symbol"/>
+      </w:rPr>
+    </w:lvl>
+    <w:lvl w:ilvl="1">
+      <w:start w:val="1"/>
+      <w:numFmt w:val="decimal"/>
+      <w:lvlText w:val="%2."/>
+      <w:lvlJc w:val="left"/>
+    </w:lvl>
+    <w:lvl w:ilvl="2">
+      <w:start w:val="1"/>
+      <w:numFmt w:val="decimal"/>
+      <w:lvlText w:val="%3."/>
+      <w:lvlJc w:val="left"/>
+    </w:lvl>
+    <w:lvl w:ilvl="3">
+      <w:start w:val="1"/>
+      <w:numFmt w:val="decimal"/>
+      <w:lvlText w:val="%4."/>
+      <w:lvlJc w:val="left"/>
+    </w:lvl>
+    <w:lvl w:ilvl="4">
+      <w:start w:val="1"/>
+      <w:numFmt w:val="decimal"/>
+      <w:lvlText w:val="%5."/>
+      <w:lvlJc w:val="left"/>
+    </w:lvl>
+    <w:lvl w:ilvl="5">
+      <w:start w:val="1"/>
+      <w:numFmt w:val="decimal"/>
+      <w:lvlText w:val="%6."/>
+      <w:lvlJc w:val="left"/>
+    </w:lvl>
+    <w:lvl w:ilvl="6">
+      <w:start w:val="1"/>
+      <w:numFmt w:val="decimal"/>
+      <w:lvlText w:val="%7."/>
+      <w:lvlJc w:val="left"/>
+    </w:lvl>
+    <w:lvl w:ilvl="7">
+      <w:start w:val="1"/>
+      <w:numFmt w:val="decimal"/>
+      <w:lvlText w:val="%8."/>
+      <w:lvlJc w:val="left"/>
+    </w:lvl>
+    <w:lvl w:ilvl="8">
+      <w:start w:val="1"/>
+      <w:numFmt w:val="decimal"/>
+      <w:lvlText w:val="%9."/>
+      <w:lvlJc w:val="left"/>
+    </w:lvl>
+  </w:abstractNum>
+  <w:abstractNum w15:restartNumberingAfterBreak="0" w:abstractNumId="14">
+    <w:nsid w:val="4A89363F"/>
+    <w:multiLevelType w:val="multilevel"/>
+    <w:tmpl w:val="B07865AC"/>
+    <w:lvl w:ilvl="0">
+      <w:start w:val="1"/>
+      <w:numFmt w:val="decimal"/>
+      <w:lvlText w:val="%1"/>
+      <w:lvlJc w:val="left"/>
+      <w:pPr>
+        <w:ind w:hanging="720" w:left="720"/>
+      </w:pPr>
+      <w:rPr>
+        <w:rFonts w:hint="default"/>
+      </w:rPr>
+    </w:lvl>
+    <w:lvl w:ilvl="1">
+      <w:start w:val="1"/>
+      <w:numFmt w:val="decimal"/>
+      <w:lvlText w:val="%1.%2"/>
+      <w:lvlJc w:val="left"/>
+      <w:pPr>
+        <w:ind w:hanging="720" w:left="720"/>
+      </w:pPr>
+      <w:rPr>
+        <w:rFonts w:hint="default"/>
+      </w:rPr>
+    </w:lvl>
+    <w:lvl w:ilvl="2">
+      <w:start w:val="1"/>
+      <w:numFmt w:val="decimal"/>
+      <w:lvlText w:val="%1.%2.%3"/>
+      <w:lvlJc w:val="left"/>
+      <w:pPr>
+        <w:ind w:hanging="720" w:left="720"/>
+      </w:pPr>
+      <w:rPr>
+        <w:rFonts w:hint="default"/>
+      </w:rPr>
+    </w:lvl>
+    <w:lvl w:ilvl="3">
+      <w:start w:val="1"/>
+      <w:numFmt w:val="decimal"/>
+      <w:lvlText w:val="%1.%2.%3.%4"/>
+      <w:lvlJc w:val="left"/>
+      <w:pPr>
+        <w:ind w:hanging="720" w:left="720"/>
+      </w:pPr>
+      <w:rPr>
+        <w:rFonts w:hint="default"/>
+      </w:rPr>
+    </w:lvl>
+    <w:lvl w:ilvl="4">
+      <w:start w:val="1"/>
+      <w:numFmt w:val="decimal"/>
+      <w:lvlText w:val="%1.%2.%3.%4.%5"/>
+      <w:lvlJc w:val="left"/>
+      <w:pPr>
+        <w:ind w:hanging="1080" w:left="1080"/>
+      </w:pPr>
+      <w:rPr>
+        <w:rFonts w:hint="default"/>
+      </w:rPr>
+    </w:lvl>
+    <w:lvl w:ilvl="5">
+      <w:start w:val="1"/>
+      <w:numFmt w:val="decimal"/>
+      <w:lvlText w:val="%1.%2.%3.%4.%5.%6"/>
+      <w:lvlJc w:val="left"/>
+      <w:pPr>
+        <w:ind w:hanging="1080" w:left="1080"/>
+      </w:pPr>
+      <w:rPr>
+        <w:rFonts w:hint="default"/>
+      </w:rPr>
+    </w:lvl>
+    <w:lvl w:ilvl="6">
+      <w:start w:val="1"/>
+      <w:numFmt w:val="decimal"/>
+      <w:lvlText w:val="%1.%2.%3.%4.%5.%6.%7"/>
+      <w:lvlJc w:val="left"/>
+      <w:pPr>
+        <w:ind w:hanging="1440" w:left="1440"/>
+      </w:pPr>
+      <w:rPr>
+        <w:rFonts w:hint="default"/>
+      </w:rPr>
+    </w:lvl>
+    <w:lvl w:ilvl="7">
+      <w:start w:val="1"/>
+      <w:numFmt w:val="decimal"/>
+      <w:lvlText w:val="%1.%2.%3.%4.%5.%6.%7.%8"/>
+      <w:lvlJc w:val="left"/>
+      <w:pPr>
+        <w:ind w:hanging="1440" w:left="1440"/>
+      </w:pPr>
+      <w:rPr>
+        <w:rFonts w:hint="default"/>
+      </w:rPr>
+    </w:lvl>
+    <w:lvl w:ilvl="8">
+      <w:start w:val="1"/>
+      <w:numFmt w:val="decimal"/>
+      <w:lvlText w:val="%1.%2.%3.%4.%5.%6.%7.%8.%9"/>
+      <w:lvlJc w:val="left"/>
+      <w:pPr>
+        <w:ind w:hanging="1800" w:left="1800"/>
+      </w:pPr>
+      <w:rPr>
+        <w:rFonts w:hint="default"/>
+      </w:rPr>
+    </w:lvl>
+  </w:abstractNum>
+  <w:abstractNum w15:restartNumberingAfterBreak="0" w:abstractNumId="15">
+    <w:nsid w:val="59BE25FC"/>
+    <w:multiLevelType w:val="hybridMultilevel"/>
+    <w:tmpl w:val="54DE2DAC"/>
+    <w:name w:val="HTML-List1"/>
+    <w:lvl w:ilvl="0" w:tplc="743C8594">
       <w:start w:val="1"/>
       <w:numFmt w:val="bullet"/>
-      <w:lvlText w:val="■"/>
-      <w:lvlJc w:val="left"/>
-      <w:pPr>
-        <w:ind w:left="2160" w:hanging="360"/>
-      </w:pPr>
-    </w:lvl>
-    <w:lvl w:ilvl="3" w15:tentative="1">
+      <w:pStyle w:val="USBBullets"/>
+      <w:lvlText w:val=""/>
+      <w:lvlJc w:val="left"/>
+      <w:pPr>
+        <w:ind w:hanging="360" w:left="644"/>
+      </w:pPr>
+      <w:rPr>
+        <w:rFonts w:ascii="Symbol" w:hAnsi="Symbol" w:hint="default"/>
+      </w:rPr>
+    </w:lvl>
+    <w:lvl w:ilvl="1" w:tplc="2BEA2EFE">
       <w:start w:val="1"/>
       <w:numFmt w:val="bullet"/>
-      <w:lvlText w:val="●"/>
-      <w:lvlJc w:val="left"/>
-      <w:pPr>
-        <w:ind w:left="2880" w:hanging="360"/>
-      </w:pPr>
-    </w:lvl>
-    <w:lvl w:ilvl="4" w15:tentative="1">
+      <w:lvlText w:val="o"/>
+      <w:lvlJc w:val="left"/>
+      <w:pPr>
+        <w:ind w:hanging="360" w:left="1364"/>
+      </w:pPr>
+      <w:rPr>
+        <w:rFonts w:ascii="Courier New" w:cs="Courier New" w:hAnsi="Courier New" w:hint="default"/>
+      </w:rPr>
+    </w:lvl>
+    <w:lvl w:ilvl="2" w:tentative="1" w:tplc="2CB228D6">
       <w:start w:val="1"/>
       <w:numFmt w:val="bullet"/>
-      <w:lvlText w:val="○"/>
-      <w:lvlJc w:val="left"/>
-      <w:pPr>
-        <w:ind w:left="3600" w:hanging="360"/>
-      </w:pPr>
-    </w:lvl>
-    <w:lvl w:ilvl="5" w15:tentative="1">
+      <w:lvlText w:val=""/>
+      <w:lvlJc w:val="left"/>
+      <w:pPr>
+        <w:ind w:hanging="360" w:left="2084"/>
+      </w:pPr>
+      <w:rPr>
+        <w:rFonts w:ascii="Wingdings" w:hAnsi="Wingdings" w:hint="default"/>
+      </w:rPr>
+    </w:lvl>
+    <w:lvl w:ilvl="3" w:tentative="1" w:tplc="F94ECFEC">
       <w:start w:val="1"/>
       <w:numFmt w:val="bullet"/>
-      <w:lvlText w:val="■"/>
-      <w:lvlJc w:val="left"/>
-      <w:pPr>
-        <w:ind w:left="4320" w:hanging="360"/>
-      </w:pPr>
-    </w:lvl>
-    <w:lvl w:ilvl="6" w15:tentative="1">
+      <w:lvlText w:val=""/>
+      <w:lvlJc w:val="left"/>
+      <w:pPr>
+        <w:ind w:hanging="360" w:left="2804"/>
+      </w:pPr>
+      <w:rPr>
+        <w:rFonts w:ascii="Symbol" w:hAnsi="Symbol" w:hint="default"/>
+      </w:rPr>
+    </w:lvl>
+    <w:lvl w:ilvl="4" w:tentative="1" w:tplc="4DE0F8DE">
       <w:start w:val="1"/>
       <w:numFmt w:val="bullet"/>
-      <w:lvlText w:val="●"/>
-      <w:lvlJc w:val="left"/>
-      <w:pPr>
-        <w:ind w:left="5040" w:hanging="360"/>
-      </w:pPr>
-    </w:lvl>
-    <w:lvl w:ilvl="7" w15:tentative="1">
+      <w:lvlText w:val="o"/>
+      <w:lvlJc w:val="left"/>
+      <w:pPr>
+        <w:ind w:hanging="360" w:left="3524"/>
+      </w:pPr>
+      <w:rPr>
+        <w:rFonts w:ascii="Courier New" w:cs="Courier New" w:hAnsi="Courier New" w:hint="default"/>
+      </w:rPr>
+    </w:lvl>
+    <w:lvl w:ilvl="5" w:tentative="1" w:tplc="1A2C4FFC">
       <w:start w:val="1"/>
       <w:numFmt w:val="bullet"/>
-      <w:lvlText w:val="●"/>
-      <w:lvlJc w:val="left"/>
-      <w:pPr>
-        <w:ind w:left="5760" w:hanging="360"/>
-      </w:pPr>
-    </w:lvl>
-    <w:lvl w:ilvl="8" w15:tentative="1">
+      <w:lvlText w:val=""/>
+      <w:lvlJc w:val="left"/>
+      <w:pPr>
+        <w:ind w:hanging="360" w:left="4244"/>
+      </w:pPr>
+      <w:rPr>
+        <w:rFonts w:ascii="Wingdings" w:hAnsi="Wingdings" w:hint="default"/>
+      </w:rPr>
+    </w:lvl>
+    <w:lvl w:ilvl="6" w:tentative="1" w:tplc="EE0E2464">
       <w:start w:val="1"/>
       <w:numFmt w:val="bullet"/>
-      <w:lvlText w:val="●"/>
-      <w:lvlJc w:val="left"/>
-      <w:pPr>
-        <w:ind w:left="6480" w:hanging="360"/>
-      </w:pPr>
+      <w:lvlText w:val=""/>
+      <w:lvlJc w:val="left"/>
+      <w:pPr>
+        <w:ind w:hanging="360" w:left="4964"/>
+      </w:pPr>
+      <w:rPr>
+        <w:rFonts w:ascii="Symbol" w:hAnsi="Symbol" w:hint="default"/>
+      </w:rPr>
+    </w:lvl>
+    <w:lvl w:ilvl="7" w:tentative="1" w:tplc="71A6695E">
+      <w:start w:val="1"/>
+      <w:numFmt w:val="bullet"/>
+      <w:lvlText w:val="o"/>
+      <w:lvlJc w:val="left"/>
+      <w:pPr>
+        <w:ind w:hanging="360" w:left="5684"/>
+      </w:pPr>
+      <w:rPr>
+        <w:rFonts w:ascii="Courier New" w:cs="Courier New" w:hAnsi="Courier New" w:hint="default"/>
+      </w:rPr>
+    </w:lvl>
+    <w:lvl w:ilvl="8" w:tentative="1" w:tplc="9DF89E6A">
+      <w:start w:val="1"/>
+      <w:numFmt w:val="bullet"/>
+      <w:lvlText w:val=""/>
+      <w:lvlJc w:val="left"/>
+      <w:pPr>
+        <w:ind w:hanging="360" w:left="6404"/>
+      </w:pPr>
+      <w:rPr>
+        <w:rFonts w:ascii="Wingdings" w:hAnsi="Wingdings" w:hint="default"/>
+      </w:rPr>
     </w:lvl>
   </w:abstractNum>
-  <w:num w:numId="1">
+  <w:abstractNum w15:restartNumberingAfterBreak="0" w:abstractNumId="16">
+    <w:nsid w:val="60852C0E"/>
+    <w:multiLevelType w:val="multilevel"/>
+    <w:tmpl w:val="8B3619C2"/>
+    <w:lvl w:ilvl="0">
+      <w:start w:val="1"/>
+      <w:numFmt w:val="decimal"/>
+      <w:lvlText w:val="%1."/>
+      <w:lvlJc w:val="left"/>
+      <w:pPr>
+        <w:ind w:hanging="360" w:left="720"/>
+      </w:pPr>
+    </w:lvl>
+    <w:lvl w:ilvl="1">
+      <w:start w:val="3"/>
+      <w:numFmt w:val="decimal"/>
+      <w:isLgl/>
+      <w:lvlText w:val="%1.%2"/>
+      <w:lvlJc w:val="left"/>
+      <w:pPr>
+        <w:ind w:hanging="852" w:left="1212"/>
+      </w:pPr>
+      <w:rPr>
+        <w:rFonts w:hint="default"/>
+      </w:rPr>
+    </w:lvl>
+    <w:lvl w:ilvl="2">
+      <w:start w:val="2"/>
+      <w:numFmt w:val="decimal"/>
+      <w:isLgl/>
+      <w:lvlText w:val="%1.%2.%3"/>
+      <w:lvlJc w:val="left"/>
+      <w:pPr>
+        <w:ind w:hanging="852" w:left="1212"/>
+      </w:pPr>
+      <w:rPr>
+        <w:rFonts w:hint="default"/>
+      </w:rPr>
+    </w:lvl>
+    <w:lvl w:ilvl="3">
+      <w:start w:val="1"/>
+      <w:numFmt w:val="decimal"/>
+      <w:isLgl/>
+      <w:lvlText w:val="%1.%2.%3.%4"/>
+      <w:lvlJc w:val="left"/>
+      <w:pPr>
+        <w:ind w:hanging="852" w:left="1212"/>
+      </w:pPr>
+      <w:rPr>
+        <w:rFonts w:hint="default"/>
+      </w:rPr>
+    </w:lvl>
+    <w:lvl w:ilvl="4">
+      <w:start w:val="1"/>
+      <w:numFmt w:val="decimal"/>
+      <w:isLgl/>
+      <w:lvlText w:val="%1.%2.%3.%4.%5"/>
+      <w:lvlJc w:val="left"/>
+      <w:pPr>
+        <w:ind w:hanging="1080" w:left="1440"/>
+      </w:pPr>
+      <w:rPr>
+        <w:rFonts w:hint="default"/>
+      </w:rPr>
+    </w:lvl>
+    <w:lvl w:ilvl="5">
+      <w:start w:val="1"/>
+      <w:numFmt w:val="decimal"/>
+      <w:isLgl/>
+      <w:lvlText w:val="%1.%2.%3.%4.%5.%6"/>
+      <w:lvlJc w:val="left"/>
+      <w:pPr>
+        <w:ind w:hanging="1080" w:left="1440"/>
+      </w:pPr>
+      <w:rPr>
+        <w:rFonts w:hint="default"/>
+      </w:rPr>
+    </w:lvl>
+    <w:lvl w:ilvl="6">
+      <w:start w:val="1"/>
+      <w:numFmt w:val="decimal"/>
+      <w:isLgl/>
+      <w:lvlText w:val="%1.%2.%3.%4.%5.%6.%7"/>
+      <w:lvlJc w:val="left"/>
+      <w:pPr>
+        <w:ind w:hanging="1440" w:left="1800"/>
+      </w:pPr>
+      <w:rPr>
+        <w:rFonts w:hint="default"/>
+      </w:rPr>
+    </w:lvl>
+    <w:lvl w:ilvl="7">
+      <w:start w:val="1"/>
+      <w:numFmt w:val="decimal"/>
+      <w:isLgl/>
+      <w:lvlText w:val="%1.%2.%3.%4.%5.%6.%7.%8"/>
+      <w:lvlJc w:val="left"/>
+      <w:pPr>
+        <w:ind w:hanging="1440" w:left="1800"/>
+      </w:pPr>
+      <w:rPr>
+        <w:rFonts w:hint="default"/>
+      </w:rPr>
+    </w:lvl>
+    <w:lvl w:ilvl="8">
+      <w:start w:val="1"/>
+      <w:numFmt w:val="decimal"/>
+      <w:isLgl/>
+      <w:lvlText w:val="%1.%2.%3.%4.%5.%6.%7.%8.%9"/>
+      <w:lvlJc w:val="left"/>
+      <w:pPr>
+        <w:ind w:hanging="1800" w:left="2160"/>
+      </w:pPr>
+      <w:rPr>
+        <w:rFonts w:hint="default"/>
+      </w:rPr>
+    </w:lvl>
+  </w:abstractNum>
+  <w:abstractNum w15:restartNumberingAfterBreak="0" w:abstractNumId="17">
+    <w:nsid w:val="631C69E8"/>
+    <w:multiLevelType w:val="hybridMultilevel"/>
+    <w:tmpl w:val="93A4A852"/>
+    <w:lvl w:ilvl="0" w:tplc="1C090001">
+      <w:start w:val="1"/>
+      <w:numFmt w:val="bullet"/>
+      <w:lvlText w:val=""/>
+      <w:lvlJc w:val="left"/>
+      <w:pPr>
+        <w:ind w:hanging="360" w:left="720"/>
+      </w:pPr>
+      <w:rPr>
+        <w:rFonts w:ascii="Symbol" w:hAnsi="Symbol" w:hint="default"/>
+      </w:rPr>
+    </w:lvl>
+    <w:lvl w:ilvl="1" w:tplc="1C090003">
+      <w:start w:val="1"/>
+      <w:numFmt w:val="bullet"/>
+      <w:lvlText w:val="o"/>
+      <w:lvlJc w:val="left"/>
+      <w:pPr>
+        <w:ind w:hanging="360" w:left="1440"/>
+      </w:pPr>
+      <w:rPr>
+        <w:rFonts w:ascii="Courier New" w:cs="Courier New" w:hAnsi="Courier New" w:hint="default"/>
+      </w:rPr>
+    </w:lvl>
+    <w:lvl w:ilvl="2" w:tplc="1C090005">
+      <w:start w:val="1"/>
+      <w:numFmt w:val="decimal"/>
+      <w:lvlText w:val="%3."/>
+      <w:lvlJc w:val="left"/>
+      <w:pPr>
+        <w:tabs>
+          <w:tab w:pos="2160" w:val="num"/>
+        </w:tabs>
+        <w:ind w:hanging="360" w:left="2160"/>
+      </w:pPr>
+    </w:lvl>
+    <w:lvl w:ilvl="3" w:tplc="1C090001">
+      <w:start w:val="1"/>
+      <w:numFmt w:val="decimal"/>
+      <w:lvlText w:val="%4."/>
+      <w:lvlJc w:val="left"/>
+      <w:pPr>
+        <w:tabs>
+          <w:tab w:pos="2880" w:val="num"/>
+        </w:tabs>
+        <w:ind w:hanging="360" w:left="2880"/>
+      </w:pPr>
+    </w:lvl>
+    <w:lvl w:ilvl="4" w:tplc="1C090003">
+      <w:start w:val="1"/>
+      <w:numFmt w:val="decimal"/>
+      <w:lvlText w:val="%5."/>
+      <w:lvlJc w:val="left"/>
+      <w:pPr>
+        <w:tabs>
+          <w:tab w:pos="3600" w:val="num"/>
+        </w:tabs>
+        <w:ind w:hanging="360" w:left="3600"/>
+      </w:pPr>
+    </w:lvl>
+    <w:lvl w:ilvl="5" w:tplc="1C090005">
+      <w:start w:val="1"/>
+      <w:numFmt w:val="decimal"/>
+      <w:lvlText w:val="%6."/>
+      <w:lvlJc w:val="left"/>
+      <w:pPr>
+        <w:tabs>
+          <w:tab w:pos="4320" w:val="num"/>
+        </w:tabs>
+        <w:ind w:hanging="360" w:left="4320"/>
+      </w:pPr>
+    </w:lvl>
+    <w:lvl w:ilvl="6" w:tplc="1C090001">
+      <w:start w:val="1"/>
+      <w:numFmt w:val="decimal"/>
+      <w:lvlText w:val="%7."/>
+      <w:lvlJc w:val="left"/>
+      <w:pPr>
+        <w:tabs>
+          <w:tab w:pos="5040" w:val="num"/>
+        </w:tabs>
+        <w:ind w:hanging="360" w:left="5040"/>
+      </w:pPr>
+    </w:lvl>
+    <w:lvl w:ilvl="7" w:tplc="1C090003">
+      <w:start w:val="1"/>
+      <w:numFmt w:val="decimal"/>
+      <w:lvlText w:val="%8."/>
+      <w:lvlJc w:val="left"/>
+      <w:pPr>
+        <w:tabs>
+          <w:tab w:pos="5760" w:val="num"/>
+        </w:tabs>
+        <w:ind w:hanging="360" w:left="5760"/>
+      </w:pPr>
+    </w:lvl>
+    <w:lvl w:ilvl="8" w:tplc="1C090005">
+      <w:start w:val="1"/>
+      <w:numFmt w:val="decimal"/>
+      <w:lvlText w:val="%9."/>
+      <w:lvlJc w:val="left"/>
+      <w:pPr>
+        <w:tabs>
+          <w:tab w:pos="6480" w:val="num"/>
+        </w:tabs>
+        <w:ind w:hanging="360" w:left="6480"/>
+      </w:pPr>
+    </w:lvl>
+  </w:abstractNum>
+  <w:abstractNum w15:restartNumberingAfterBreak="0" w:abstractNumId="18">
+    <w:nsid w:val="6DA947E2"/>
+    <w:multiLevelType w:val="multilevel"/>
+    <w:tmpl w:val="596E4EB4"/>
+    <w:lvl w:ilvl="0">
+      <w:start w:val="1"/>
+      <w:numFmt w:val="decimal"/>
+      <w:pStyle w:val="ListNumber"/>
+      <w:lvlText w:val="%1)"/>
+      <w:lvlJc w:val="left"/>
+      <w:pPr>
+        <w:tabs>
+          <w:tab w:pos="360" w:val="num"/>
+        </w:tabs>
+        <w:ind w:hanging="360" w:left="360"/>
+      </w:pPr>
+    </w:lvl>
+    <w:lvl w:ilvl="1">
+      <w:start w:val="1"/>
+      <w:numFmt w:val="lowerLetter"/>
+      <w:lvlText w:val="%2)"/>
+      <w:lvlJc w:val="left"/>
+      <w:pPr>
+        <w:tabs>
+          <w:tab w:pos="720" w:val="num"/>
+        </w:tabs>
+        <w:ind w:hanging="360" w:left="720"/>
+      </w:pPr>
+    </w:lvl>
+    <w:lvl w:ilvl="2">
+      <w:start w:val="1"/>
+      <w:numFmt w:val="lowerRoman"/>
+      <w:lvlText w:val="%3)"/>
+      <w:lvlJc w:val="left"/>
+      <w:pPr>
+        <w:tabs>
+          <w:tab w:pos="1080" w:val="num"/>
+        </w:tabs>
+        <w:ind w:hanging="360" w:left="1080"/>
+      </w:pPr>
+    </w:lvl>
+    <w:lvl w:ilvl="3">
+      <w:start w:val="1"/>
+      <w:numFmt w:val="decimal"/>
+      <w:lvlText w:val="(%4)"/>
+      <w:lvlJc w:val="left"/>
+      <w:pPr>
+        <w:tabs>
+          <w:tab w:pos="1440" w:val="num"/>
+        </w:tabs>
+        <w:ind w:hanging="360" w:left="1440"/>
+      </w:pPr>
+    </w:lvl>
+    <w:lvl w:ilvl="4">
+      <w:start w:val="1"/>
+      <w:numFmt w:val="lowerLetter"/>
+      <w:lvlText w:val="(%5)"/>
+      <w:lvlJc w:val="left"/>
+      <w:pPr>
+        <w:tabs>
+          <w:tab w:pos="1800" w:val="num"/>
+        </w:tabs>
+        <w:ind w:hanging="360" w:left="1800"/>
+      </w:pPr>
+    </w:lvl>
+    <w:lvl w:ilvl="5">
+      <w:start w:val="1"/>
+      <w:numFmt w:val="lowerRoman"/>
+      <w:lvlText w:val="(%6)"/>
+      <w:lvlJc w:val="left"/>
+      <w:pPr>
+        <w:tabs>
+          <w:tab w:pos="2160" w:val="num"/>
+        </w:tabs>
+        <w:ind w:hanging="360" w:left="2160"/>
+      </w:pPr>
+    </w:lvl>
+    <w:lvl w:ilvl="6">
+      <w:start w:val="1"/>
+      <w:numFmt w:val="decimal"/>
+      <w:lvlText w:val="%7."/>
+      <w:lvlJc w:val="left"/>
+      <w:pPr>
+        <w:tabs>
+          <w:tab w:pos="2520" w:val="num"/>
+        </w:tabs>
+        <w:ind w:hanging="360" w:left="2520"/>
+      </w:pPr>
+    </w:lvl>
+    <w:lvl w:ilvl="7">
+      <w:start w:val="1"/>
+      <w:numFmt w:val="lowerLetter"/>
+      <w:lvlText w:val="%8."/>
+      <w:lvlJc w:val="left"/>
+      <w:pPr>
+        <w:tabs>
+          <w:tab w:pos="2880" w:val="num"/>
+        </w:tabs>
+        <w:ind w:hanging="360" w:left="2880"/>
+      </w:pPr>
+    </w:lvl>
+    <w:lvl w:ilvl="8">
+      <w:start w:val="1"/>
+      <w:numFmt w:val="lowerRoman"/>
+      <w:lvlText w:val="%9."/>
+      <w:lvlJc w:val="left"/>
+      <w:pPr>
+        <w:tabs>
+          <w:tab w:pos="3240" w:val="num"/>
+        </w:tabs>
+        <w:ind w:hanging="360" w:left="3240"/>
+      </w:pPr>
+    </w:lvl>
+  </w:abstractNum>
+  <w:abstractNum w15:restartNumberingAfterBreak="0" w:abstractNumId="19">
+    <w:nsid w:val="7815036E"/>
+    <w:multiLevelType w:val="multilevel"/>
+    <w:tmpl w:val="A3DCD47E"/>
+    <w:lvl w:ilvl="0">
+      <w:start w:val="1"/>
+      <w:numFmt w:val="decimal"/>
+      <w:suff w:val="nothing"/>
+      <w:lvlText w:val="Chapter %1"/>
+      <w:lvlJc w:val="left"/>
+      <w:pPr>
+        <w:ind w:firstLine="0" w:left="5104"/>
+      </w:pPr>
+      <w:rPr>
+        <w:rFonts w:hint="default"/>
+      </w:rPr>
+    </w:lvl>
+    <w:lvl w:ilvl="1">
+      <w:start w:val="1"/>
+      <w:numFmt w:val="decimal"/>
+      <w:suff w:val="nothing"/>
+      <w:lvlText w:val="%1.%2 "/>
+      <w:lvlJc w:val="left"/>
+      <w:pPr>
+        <w:ind w:firstLine="0" w:left="0"/>
+      </w:pPr>
+      <w:rPr>
+        <w:rFonts w:hint="default"/>
+      </w:rPr>
+    </w:lvl>
+    <w:lvl w:ilvl="2">
+      <w:start w:val="1"/>
+      <w:numFmt w:val="decimal"/>
+      <w:suff w:val="nothing"/>
+      <w:lvlText w:val="%1.%2.%3 "/>
+      <w:lvlJc w:val="left"/>
+      <w:pPr>
+        <w:ind w:firstLine="0" w:left="0"/>
+      </w:pPr>
+      <w:rPr>
+        <w:rFonts w:hint="default"/>
+      </w:rPr>
+    </w:lvl>
+    <w:lvl w:ilvl="3">
+      <w:start w:val="1"/>
+      <w:numFmt w:val="none"/>
+      <w:suff w:val="nothing"/>
+      <w:lvlText w:val=""/>
+      <w:lvlJc w:val="left"/>
+      <w:pPr>
+        <w:ind w:firstLine="0" w:left="0"/>
+      </w:pPr>
+      <w:rPr>
+        <w:rFonts w:hint="default"/>
+      </w:rPr>
+    </w:lvl>
+    <w:lvl w:ilvl="4">
+      <w:start w:val="1"/>
+      <w:numFmt w:val="none"/>
+      <w:suff w:val="nothing"/>
+      <w:lvlText w:val=""/>
+      <w:lvlJc w:val="left"/>
+      <w:pPr>
+        <w:ind w:firstLine="0" w:left="0"/>
+      </w:pPr>
+      <w:rPr>
+        <w:rFonts w:hint="default"/>
+      </w:rPr>
+    </w:lvl>
+    <w:lvl w:ilvl="5">
+      <w:start w:val="1"/>
+      <w:numFmt w:val="none"/>
+      <w:suff w:val="nothing"/>
+      <w:lvlText w:val=""/>
+      <w:lvlJc w:val="left"/>
+      <w:pPr>
+        <w:ind w:firstLine="0" w:left="0"/>
+      </w:pPr>
+      <w:rPr>
+        <w:rFonts w:hint="default"/>
+      </w:rPr>
+    </w:lvl>
+    <w:lvl w:ilvl="6">
+      <w:start w:val="1"/>
+      <w:numFmt w:val="none"/>
+      <w:suff w:val="nothing"/>
+      <w:lvlText w:val=""/>
+      <w:lvlJc w:val="left"/>
+      <w:pPr>
+        <w:ind w:firstLine="0" w:left="0"/>
+      </w:pPr>
+      <w:rPr>
+        <w:rFonts w:hint="default"/>
+      </w:rPr>
+    </w:lvl>
+    <w:lvl w:ilvl="7">
+      <w:start w:val="1"/>
+      <w:numFmt w:val="none"/>
+      <w:suff w:val="nothing"/>
+      <w:lvlText w:val=""/>
+      <w:lvlJc w:val="left"/>
+      <w:pPr>
+        <w:ind w:firstLine="0" w:left="0"/>
+      </w:pPr>
+      <w:rPr>
+        <w:rFonts w:hint="default"/>
+      </w:rPr>
+    </w:lvl>
+    <w:lvl w:ilvl="8">
+      <w:start w:val="1"/>
+      <w:numFmt w:val="none"/>
+      <w:suff w:val="nothing"/>
+      <w:lvlText w:val=""/>
+      <w:lvlJc w:val="left"/>
+      <w:pPr>
+        <w:ind w:firstLine="0" w:left="0"/>
+      </w:pPr>
+      <w:rPr>
+        <w:rFonts w:hint="default"/>
+      </w:rPr>
+    </w:lvl>
+  </w:abstractNum>
+  <w:abstractNum w:abstractNumId="990">
+    <w:nsid w:val="0000A990"/>
+    <w:multiLevelType w:val="multilevel"/>
+    <w:lvl w:ilvl="0">
+      <w:numFmt w:val="bullet"/>
+      <w:lvlText w:val=" "/>
+      <w:lvlJc w:val="left"/>
+      <w:pPr>
+        <w:ind w:left="720" w:hanging="480"/>
+      </w:pPr>
+    </w:lvl>
+    <w:lvl w:ilvl="1">
+      <w:numFmt w:val="bullet"/>
+      <w:lvlText w:val=" "/>
+      <w:lvlJc w:val="left"/>
+      <w:pPr>
+        <w:ind w:left="1440" w:hanging="480"/>
+      </w:pPr>
+    </w:lvl>
+    <w:lvl w:ilvl="2">
+      <w:numFmt w:val="bullet"/>
+      <w:lvlText w:val=" "/>
+      <w:lvlJc w:val="left"/>
+      <w:pPr>
+        <w:ind w:left="2160" w:hanging="480"/>
+      </w:pPr>
+    </w:lvl>
+    <w:lvl w:ilvl="3">
+      <w:numFmt w:val="bullet"/>
+      <w:lvlText w:val=" "/>
+      <w:lvlJc w:val="left"/>
+      <w:pPr>
+        <w:ind w:left="2880" w:hanging="480"/>
+      </w:pPr>
+    </w:lvl>
+    <w:lvl w:ilvl="4">
+      <w:numFmt w:val="bullet"/>
+      <w:lvlText w:val=" "/>
+      <w:lvlJc w:val="left"/>
+      <w:pPr>
+        <w:ind w:left="3600" w:hanging="480"/>
+      </w:pPr>
+    </w:lvl>
+    <w:lvl w:ilvl="5">
+      <w:numFmt w:val="bullet"/>
+      <w:lvlText w:val=" "/>
+      <w:lvlJc w:val="left"/>
+      <w:pPr>
+        <w:ind w:left="4320" w:hanging="480"/>
+      </w:pPr>
+    </w:lvl>
+    <w:lvl w:ilvl="6">
+      <w:numFmt w:val="bullet"/>
+      <w:lvlText w:val=" "/>
+      <w:lvlJc w:val="left"/>
+      <w:pPr>
+        <w:ind w:left="5040" w:hanging="480"/>
+      </w:pPr>
+    </w:lvl>
+    <w:lvl w:ilvl="7">
+      <w:numFmt w:val="bullet"/>
+      <w:lvlText w:val=" "/>
+      <w:lvlJc w:val="left"/>
+      <w:pPr>
+        <w:ind w:left="5760" w:hanging="480"/>
+      </w:pPr>
+    </w:lvl>
+    <w:lvl w:ilvl="8">
+      <w:numFmt w:val="bullet"/>
+      <w:lvlText w:val=" "/>
+      <w:lvlJc w:val="left"/>
+      <w:pPr>
+        <w:ind w:left="6480" w:hanging="480"/>
+      </w:pPr>
+    </w:lvl>
+  </w:abstractNum>
+  <w:num w16cid:durableId="2102411736" w:numId="1">
+    <w:abstractNumId w:val="10"/>
+  </w:num>
+  <w:num w16cid:durableId="767120006" w:numId="2">
+    <w:abstractNumId w:val="0"/>
+  </w:num>
+  <w:num w16cid:durableId="181213850" w:numId="3">
+    <w:abstractNumId w:val="18"/>
+  </w:num>
+  <w:num w16cid:durableId="781729847" w:numId="4">
+    <w:abstractNumId w:val="15"/>
+  </w:num>
+  <w:num w16cid:durableId="972515015" w:numId="5">
+    <w:abstractNumId w:val="5"/>
+  </w:num>
+  <w:num w16cid:durableId="1064372194" w:numId="6">
+    <w:abstractNumId w:val="6"/>
+  </w:num>
+  <w:num w16cid:durableId="249781250" w:numId="7">
+    <w:abstractNumId w:val="10"/>
+  </w:num>
+  <w:num w16cid:durableId="548763200" w:numId="8">
+    <w:abstractNumId w:val="10"/>
+  </w:num>
+  <w:num w16cid:durableId="783888672" w:numId="9">
+    <w:abstractNumId w:val="10"/>
+  </w:num>
+  <w:num w16cid:durableId="1563980792" w:numId="10">
+    <w:abstractNumId w:val="10"/>
+  </w:num>
+  <w:num w16cid:durableId="1677489808" w:numId="11">
+    <w:abstractNumId w:val="10"/>
+  </w:num>
+  <w:num w16cid:durableId="502628183" w:numId="12">
+    <w:abstractNumId w:val="10"/>
+  </w:num>
+  <w:num w16cid:durableId="856430617" w:numId="13">
+    <w:abstractNumId w:val="10"/>
+  </w:num>
+  <w:num w16cid:durableId="737362809" w:numId="14">
+    <w:abstractNumId w:val="10"/>
+  </w:num>
+  <w:num w16cid:durableId="1409306181" w:numId="15">
+    <w:abstractNumId w:val="10"/>
+  </w:num>
+  <w:num w16cid:durableId="1967003147" w:numId="16">
+    <w:abstractNumId w:val="10"/>
+  </w:num>
+  <w:num w16cid:durableId="1828012914" w:numId="17">
+    <w:abstractNumId w:val="10"/>
+  </w:num>
+  <w:num w16cid:durableId="390427553" w:numId="18">
+    <w:abstractNumId w:val="10"/>
+  </w:num>
+  <w:num w16cid:durableId="2145811782" w:numId="19">
+    <w:abstractNumId w:val="10"/>
+  </w:num>
+  <w:num w16cid:durableId="1283070623" w:numId="20">
+    <w:abstractNumId w:val="10"/>
+  </w:num>
+  <w:num w16cid:durableId="1882936332" w:numId="21">
+    <w:abstractNumId w:val="10"/>
+  </w:num>
+  <w:num w16cid:durableId="109474177" w:numId="22">
+    <w:abstractNumId w:val="10"/>
+  </w:num>
+  <w:num w16cid:durableId="1319194217" w:numId="23">
+    <w:abstractNumId w:val="14"/>
+  </w:num>
+  <w:num w16cid:durableId="2072189385" w:numId="24">
+    <w:abstractNumId w:val="10"/>
+    <w:lvlOverride w:ilvl="0">
+      <w:startOverride w:val="2"/>
+    </w:lvlOverride>
+    <w:lvlOverride w:ilvl="1">
+      <w:startOverride w:val="1"/>
+    </w:lvlOverride>
+  </w:num>
+  <w:num w16cid:durableId="1219047285" w:numId="25">
+    <w:abstractNumId w:val="19"/>
+  </w:num>
+  <w:num w16cid:durableId="571475523" w:numId="26">
+    <w:abstractNumId w:val="10"/>
+  </w:num>
+  <w:num w16cid:durableId="672144027" w:numId="27">
+    <w:abstractNumId w:val="17"/>
+    <w:lvlOverride w:ilvl="0"/>
+    <w:lvlOverride w:ilvl="1"/>
+    <w:lvlOverride w:ilvl="2">
+      <w:startOverride w:val="1"/>
+    </w:lvlOverride>
+    <w:lvlOverride w:ilvl="3">
+      <w:startOverride w:val="1"/>
+    </w:lvlOverride>
+    <w:lvlOverride w:ilvl="4">
+      <w:startOverride w:val="1"/>
+    </w:lvlOverride>
+    <w:lvlOverride w:ilvl="5">
+      <w:startOverride w:val="1"/>
+    </w:lvlOverride>
+    <w:lvlOverride w:ilvl="6">
+      <w:startOverride w:val="1"/>
+    </w:lvlOverride>
+    <w:lvlOverride w:ilvl="7">
+      <w:startOverride w:val="1"/>
+    </w:lvlOverride>
+    <w:lvlOverride w:ilvl="8">
+      <w:startOverride w:val="1"/>
+    </w:lvlOverride>
+  </w:num>
+  <w:num w16cid:durableId="717631304" w:numId="28">
+    <w:abstractNumId w:val="10"/>
+    <w:lvlOverride w:ilvl="0">
+      <w:startOverride w:val="4"/>
+    </w:lvlOverride>
+    <w:lvlOverride w:ilvl="1">
+      <w:startOverride w:val="1"/>
+    </w:lvlOverride>
+  </w:num>
+  <w:num w16cid:durableId="787969939" w:numId="29">
+    <w:abstractNumId w:val="8"/>
+  </w:num>
+  <w:num w16cid:durableId="1072239031" w:numId="30">
     <w:abstractNumId w:val="1"/>
+  </w:num>
+  <w:num w16cid:durableId="795564206" w:numId="31">
+    <w:abstractNumId w:val="10"/>
+  </w:num>
+  <w:num w16cid:durableId="1769232961" w:numId="32">
+    <w:abstractNumId w:val="17"/>
+  </w:num>
+  <w:num w16cid:durableId="1144783055" w:numId="33">
+    <w:abstractNumId w:val="15"/>
+  </w:num>
+  <w:num w16cid:durableId="1262303156" w:numId="34">
+    <w:abstractNumId w:val="9"/>
     <w:lvlOverride w:ilvl="0">
       <w:startOverride w:val="1"/>
     </w:lvlOverride>
+  </w:num>
+  <w:num w16cid:durableId="1540049401" w:numId="35">
+    <w:abstractNumId w:val="9"/>
+    <w:lvlOverride w:ilvl="0">
+      <w:startOverride w:val="1"/>
+    </w:lvlOverride>
+  </w:num>
+  <w:num w16cid:durableId="2017074177" w:numId="36">
+    <w:abstractNumId w:val="9"/>
+  </w:num>
+  <w:num w16cid:durableId="1250314343" w:numId="37">
+    <w:abstractNumId w:val="7"/>
+  </w:num>
+  <w:num w16cid:durableId="1988513733" w:numId="38">
+    <w:abstractNumId w:val="4"/>
+  </w:num>
+  <w:num w16cid:durableId="615794910" w:numId="39">
+    <w:abstractNumId w:val="12"/>
+  </w:num>
+  <w:num w16cid:durableId="1481119583" w:numId="40">
+    <w:abstractNumId w:val="2"/>
+  </w:num>
+  <w:num w16cid:durableId="1378973814" w:numId="41">
+    <w:abstractNumId w:val="11"/>
+  </w:num>
+  <w:num w16cid:durableId="505167914" w:numId="42">
+    <w:abstractNumId w:val="11"/>
+    <w:lvlOverride w:ilvl="0">
+      <w:startOverride w:val="1"/>
+    </w:lvlOverride>
+    <w:lvlOverride w:ilvl="1">
+      <w:startOverride w:val="1"/>
+    </w:lvlOverride>
+    <w:lvlOverride w:ilvl="2">
+      <w:startOverride w:val="1"/>
+    </w:lvlOverride>
+    <w:lvlOverride w:ilvl="3">
+      <w:startOverride w:val="1"/>
+    </w:lvlOverride>
+    <w:lvlOverride w:ilvl="4">
+      <w:startOverride w:val="1"/>
+    </w:lvlOverride>
+    <w:lvlOverride w:ilvl="5">
+      <w:startOverride w:val="1"/>
+    </w:lvlOverride>
+    <w:lvlOverride w:ilvl="6">
+      <w:startOverride w:val="1"/>
+    </w:lvlOverride>
+    <w:lvlOverride w:ilvl="7">
+      <w:startOverride w:val="1"/>
+    </w:lvlOverride>
+    <w:lvlOverride w:ilvl="8">
+      <w:startOverride w:val="1"/>
+    </w:lvlOverride>
+  </w:num>
+  <w:num w16cid:durableId="1670401122" w:numId="43">
+    <w:abstractNumId w:val="11"/>
+    <w:lvlOverride w:ilvl="0">
+      <w:startOverride w:val="1"/>
+    </w:lvlOverride>
+    <w:lvlOverride w:ilvl="1">
+      <w:startOverride w:val="1"/>
+    </w:lvlOverride>
+    <w:lvlOverride w:ilvl="2">
+      <w:startOverride w:val="1"/>
+    </w:lvlOverride>
+    <w:lvlOverride w:ilvl="3">
+      <w:startOverride w:val="1"/>
+    </w:lvlOverride>
+    <w:lvlOverride w:ilvl="4">
+      <w:startOverride w:val="1"/>
+    </w:lvlOverride>
+    <w:lvlOverride w:ilvl="5">
+      <w:startOverride w:val="1"/>
+    </w:lvlOverride>
+    <w:lvlOverride w:ilvl="6">
+      <w:startOverride w:val="1"/>
+    </w:lvlOverride>
+    <w:lvlOverride w:ilvl="7">
+      <w:startOverride w:val="1"/>
+    </w:lvlOverride>
+    <w:lvlOverride w:ilvl="8">
+      <w:startOverride w:val="1"/>
+    </w:lvlOverride>
+  </w:num>
+  <w:num w16cid:durableId="1378428648" w:numId="44">
+    <w:abstractNumId w:val="11"/>
+    <w:lvlOverride w:ilvl="0">
+      <w:startOverride w:val="1"/>
+    </w:lvlOverride>
+    <w:lvlOverride w:ilvl="1">
+      <w:startOverride w:val="1"/>
+    </w:lvlOverride>
+    <w:lvlOverride w:ilvl="2">
+      <w:startOverride w:val="1"/>
+    </w:lvlOverride>
+    <w:lvlOverride w:ilvl="3">
+      <w:startOverride w:val="1"/>
+    </w:lvlOverride>
+    <w:lvlOverride w:ilvl="4">
+      <w:startOverride w:val="1"/>
+    </w:lvlOverride>
+    <w:lvlOverride w:ilvl="5">
+      <w:startOverride w:val="1"/>
+    </w:lvlOverride>
+    <w:lvlOverride w:ilvl="6">
+      <w:startOverride w:val="1"/>
+    </w:lvlOverride>
+    <w:lvlOverride w:ilvl="7">
+      <w:startOverride w:val="1"/>
+    </w:lvlOverride>
+    <w:lvlOverride w:ilvl="8">
+      <w:startOverride w:val="1"/>
+    </w:lvlOverride>
+  </w:num>
+  <w:num w16cid:durableId="1470786320" w:numId="45">
+    <w:abstractNumId w:val="3"/>
+  </w:num>
+  <w:num w16cid:durableId="146635169" w:numId="46">
+    <w:abstractNumId w:val="11"/>
+  </w:num>
+  <w:num w16cid:durableId="22174499" w:numId="47">
+    <w:abstractNumId w:val="11"/>
+    <w:lvlOverride w:ilvl="0">
+      <w:startOverride w:val="1"/>
+    </w:lvlOverride>
+    <w:lvlOverride w:ilvl="1">
+      <w:startOverride w:val="1"/>
+    </w:lvlOverride>
+    <w:lvlOverride w:ilvl="2">
+      <w:startOverride w:val="1"/>
+    </w:lvlOverride>
+    <w:lvlOverride w:ilvl="3">
+      <w:startOverride w:val="1"/>
+    </w:lvlOverride>
+    <w:lvlOverride w:ilvl="4">
+      <w:startOverride w:val="1"/>
+    </w:lvlOverride>
+    <w:lvlOverride w:ilvl="5">
+      <w:startOverride w:val="1"/>
+    </w:lvlOverride>
+    <w:lvlOverride w:ilvl="6">
+      <w:startOverride w:val="1"/>
+    </w:lvlOverride>
+    <w:lvlOverride w:ilvl="7">
+      <w:startOverride w:val="1"/>
+    </w:lvlOverride>
+    <w:lvlOverride w:ilvl="8">
+      <w:startOverride w:val="1"/>
+    </w:lvlOverride>
+  </w:num>
+  <w:num w16cid:durableId="2039693331" w:numId="48">
+    <w:abstractNumId w:val="11"/>
+    <w:lvlOverride w:ilvl="0">
+      <w:startOverride w:val="1"/>
+    </w:lvlOverride>
+    <w:lvlOverride w:ilvl="1">
+      <w:startOverride w:val="1"/>
+    </w:lvlOverride>
+    <w:lvlOverride w:ilvl="2">
+      <w:startOverride w:val="1"/>
+    </w:lvlOverride>
+    <w:lvlOverride w:ilvl="3">
+      <w:startOverride w:val="1"/>
+    </w:lvlOverride>
+    <w:lvlOverride w:ilvl="4">
+      <w:startOverride w:val="1"/>
+    </w:lvlOverride>
+    <w:lvlOverride w:ilvl="5">
+      <w:startOverride w:val="1"/>
+    </w:lvlOverride>
+    <w:lvlOverride w:ilvl="6">
+      <w:startOverride w:val="1"/>
+    </w:lvlOverride>
+    <w:lvlOverride w:ilvl="7">
+      <w:startOverride w:val="1"/>
+    </w:lvlOverride>
+    <w:lvlOverride w:ilvl="8">
+      <w:startOverride w:val="1"/>
+    </w:lvlOverride>
+  </w:num>
+  <w:num w16cid:durableId="1640724415" w:numId="49">
+    <w:abstractNumId w:val="7"/>
+  </w:num>
+  <w:num w16cid:durableId="1419518574" w:numId="50">
+    <w:abstractNumId w:val="16"/>
+  </w:num>
+  <w:num w:numId="1000">
+    <w:abstractNumId w:val="990"/>
   </w:num>
 </w:numbering>
 </file>
 
 <file path=word/styles.xml><?xml version="1.0" encoding="utf-8"?>
-<w:styles xmlns:mc="http://schemas.openxmlformats.org/markup-compatibility/2006" xmlns:r="http://schemas.openxmlformats.org/officeDocument/2006/relationships" xmlns:w="http://schemas.openxmlformats.org/wordprocessingml/2006/main" xmlns:w14="http://schemas.microsoft.com/office/word/2010/wordml" xmlns:w15="http://schemas.microsoft.com/office/word/2012/wordml" mc:Ignorable="w14 w15">
+<w:styles xmlns:mc="http://schemas.openxmlformats.org/markup-compatibility/2006" xmlns:r="http://schemas.openxmlformats.org/officeDocument/2006/relationships" xmlns:w="http://schemas.openxmlformats.org/wordprocessingml/2006/main" xmlns:w14="http://schemas.microsoft.com/office/word/2010/wordml" xmlns:w15="http://schemas.microsoft.com/office/word/2012/wordml" xmlns:w16="http://schemas.microsoft.com/office/word/2018/wordml" xmlns:w16cex="http://schemas.microsoft.com/office/word/2018/wordml/cex" xmlns:w16cid="http://schemas.microsoft.com/office/word/2016/wordml/cid" xmlns:w16du="http://schemas.microsoft.com/office/word/2023/wordml/word16du" xmlns:w16sdtdh="http://schemas.microsoft.com/office/word/2020/wordml/sdtdatahash" xmlns:w16sdtfl="http://schemas.microsoft.com/office/word/2024/wordml/sdtformatlock" xmlns:w16se="http://schemas.microsoft.com/office/word/2015/wordml/symex" mc:Ignorable="w14 w15 w16se w16cid w16 w16cex w16sdtdh w16sdtfl w16du">
   <w:docDefaults>
     <w:rPrDefault>
       <w:rPr>
-        <w:rFonts w:ascii="Calibri" w:cs="Calibri" w:eastAsia="Calibri" w:hAnsi="Calibri"/>
-        <w:sz w:val="20"/>
-        <w:szCs w:val="20"/>
+        <w:rFonts w:ascii="Times New Roman" w:cs="Times New Roman" w:eastAsia="Times New Roman" w:hAnsi="Times New Roman"/>
+        <w:lang w:bidi="ar-SA" w:eastAsia="en-ZA" w:val="en-ZA"/>
       </w:rPr>
     </w:rPrDefault>
     <w:pPrDefault/>
   </w:docDefaults>
-  <w:style w:type="paragraph" w:styleId="Title">
-    <w:name w:val="Title"/>
+  <w:latentStyles w:count="376" w:defLockedState="0" w:defQFormat="0" w:defSemiHidden="0" w:defUIPriority="0" w:defUnhideWhenUsed="0">
+    <w:lsdException w:name="Normal" w:qFormat="1"/>
+    <w:lsdException w:name="heading 1" w:qFormat="1"/>
+    <w:lsdException w:name="heading 2" w:qFormat="1"/>
+    <w:lsdException w:name="heading 3" w:qFormat="1"/>
+    <w:lsdException w:name="heading 4" w:qFormat="1"/>
+    <w:lsdException w:name="toc 1" w:uiPriority="39"/>
+    <w:lsdException w:name="toc 2" w:uiPriority="39"/>
+    <w:lsdException w:name="toc 3" w:uiPriority="39"/>
+    <w:lsdException w:name="toc 4" w:uiPriority="39"/>
+    <w:lsdException w:name="header" w:uiPriority="99"/>
+    <w:lsdException w:name="table of figures" w:uiPriority="99"/>
+    <w:lsdException w:name="Hyperlink" w:uiPriority="99"/>
+    <w:lsdException w:name="HTML Cite" w:uiPriority="99"/>
+    <w:lsdException w:name="HTML Keyboard" w:semiHidden="1" w:unhideWhenUsed="1"/>
+    <w:lsdException w:name="Normal Table" w:semiHidden="1" w:unhideWhenUsed="1"/>
+    <w:lsdException w:name="annotation subject" w:semiHidden="1" w:unhideWhenUsed="1"/>
+    <w:lsdException w:name="No List" w:semiHidden="1" w:unhideWhenUsed="1"/>
+    <w:lsdException w:name="Outline List 1" w:semiHidden="1" w:unhideWhenUsed="1"/>
+    <w:lsdException w:name="Outline List 2" w:semiHidden="1" w:unhideWhenUsed="1"/>
+    <w:lsdException w:name="Outline List 3" w:semiHidden="1" w:unhideWhenUsed="1"/>
+    <w:lsdException w:name="Table Simple 1" w:semiHidden="1" w:unhideWhenUsed="1"/>
+    <w:lsdException w:name="Table Simple 2" w:semiHidden="1" w:unhideWhenUsed="1"/>
+    <w:lsdException w:name="Table Simple 3" w:semiHidden="1" w:unhideWhenUsed="1"/>
+    <w:lsdException w:name="Table Classic 1" w:semiHidden="1" w:unhideWhenUsed="1"/>
+    <w:lsdException w:name="Table Classic 2" w:semiHidden="1" w:unhideWhenUsed="1"/>
+    <w:lsdException w:name="Table Classic 3" w:semiHidden="1" w:unhideWhenUsed="1"/>
+    <w:lsdException w:name="Table Classic 4" w:semiHidden="1" w:unhideWhenUsed="1"/>
+    <w:lsdException w:name="Table Colorful 1" w:semiHidden="1" w:unhideWhenUsed="1"/>
+    <w:lsdException w:name="Table Colorful 2" w:semiHidden="1" w:unhideWhenUsed="1"/>
+    <w:lsdException w:name="Table Colorful 3" w:semiHidden="1" w:unhideWhenUsed="1"/>
+    <w:lsdException w:name="Table Columns 1" w:semiHidden="1" w:unhideWhenUsed="1"/>
+    <w:lsdException w:name="Table Columns 2" w:semiHidden="1" w:unhideWhenUsed="1"/>
+    <w:lsdException w:name="Table Columns 3" w:semiHidden="1" w:unhideWhenUsed="1"/>
+    <w:lsdException w:name="Table Columns 4" w:semiHidden="1" w:unhideWhenUsed="1"/>
+    <w:lsdException w:name="Table Columns 5" w:semiHidden="1" w:unhideWhenUsed="1"/>
+    <w:lsdException w:name="Table Grid 1" w:semiHidden="1" w:unhideWhenUsed="1"/>
+    <w:lsdException w:name="Table Grid 2" w:semiHidden="1" w:unhideWhenUsed="1"/>
+    <w:lsdException w:name="Table Grid 3" w:semiHidden="1" w:unhideWhenUsed="1"/>
+    <w:lsdException w:name="Table Grid 4" w:semiHidden="1" w:unhideWhenUsed="1"/>
+    <w:lsdException w:name="Table Grid 5" w:semiHidden="1" w:unhideWhenUsed="1"/>
+    <w:lsdException w:name="Table Grid 6" w:semiHidden="1" w:unhideWhenUsed="1"/>
+    <w:lsdException w:name="Table Grid 7" w:semiHidden="1" w:unhideWhenUsed="1"/>
+    <w:lsdException w:name="Table Grid 8" w:semiHidden="1" w:unhideWhenUsed="1"/>
+    <w:lsdException w:name="Table List 1" w:semiHidden="1" w:unhideWhenUsed="1"/>
+    <w:lsdException w:name="Table List 2" w:semiHidden="1" w:unhideWhenUsed="1"/>
+    <w:lsdException w:name="Table List 3" w:semiHidden="1" w:unhideWhenUsed="1"/>
+    <w:lsdException w:name="Table List 4" w:semiHidden="1" w:unhideWhenUsed="1"/>
+    <w:lsdException w:name="Table List 5" w:semiHidden="1" w:unhideWhenUsed="1"/>
+    <w:lsdException w:name="Table List 6" w:semiHidden="1" w:unhideWhenUsed="1"/>
+    <w:lsdException w:name="Table List 7" w:semiHidden="1" w:unhideWhenUsed="1"/>
+    <w:lsdException w:name="Table List 8" w:semiHidden="1" w:unhideWhenUsed="1"/>
+    <w:lsdException w:name="Table 3D effects 1" w:semiHidden="1" w:unhideWhenUsed="1"/>
+    <w:lsdException w:name="Table 3D effects 2" w:semiHidden="1" w:unhideWhenUsed="1"/>
+    <w:lsdException w:name="Table 3D effects 3" w:semiHidden="1" w:unhideWhenUsed="1"/>
+    <w:lsdException w:name="Table Contemporary" w:semiHidden="1" w:unhideWhenUsed="1"/>
+    <w:lsdException w:name="Table Elegant" w:semiHidden="1" w:unhideWhenUsed="1"/>
+    <w:lsdException w:name="Table Professional" w:semiHidden="1" w:unhideWhenUsed="1"/>
+    <w:lsdException w:name="Table Subtle 1" w:semiHidden="1" w:unhideWhenUsed="1"/>
+    <w:lsdException w:name="Table Subtle 2" w:semiHidden="1" w:unhideWhenUsed="1"/>
+    <w:lsdException w:name="Table Web 1" w:semiHidden="1" w:unhideWhenUsed="1"/>
+    <w:lsdException w:name="Table Web 2" w:semiHidden="1" w:unhideWhenUsed="1"/>
+    <w:lsdException w:name="Table Web 3" w:semiHidden="1" w:unhideWhenUsed="1"/>
+    <w:lsdException w:name="Balloon Text" w:semiHidden="1" w:unhideWhenUsed="1"/>
+    <w:lsdException w:name="Table Theme" w:semiHidden="1" w:unhideWhenUsed="1"/>
+    <w:lsdException w:name="Placeholder Text" w:semiHidden="1" w:uiPriority="99"/>
+    <w:lsdException w:name="No Spacing" w:uiPriority="1"/>
+    <w:lsdException w:name="Light Shading" w:uiPriority="60"/>
+    <w:lsdException w:name="Light List" w:uiPriority="61"/>
+    <w:lsdException w:name="Light Grid" w:uiPriority="62"/>
+    <w:lsdException w:name="Medium Shading 1" w:uiPriority="63"/>
+    <w:lsdException w:name="Medium Shading 2" w:uiPriority="64"/>
+    <w:lsdException w:name="Medium List 1" w:uiPriority="65"/>
+    <w:lsdException w:name="Medium List 2" w:uiPriority="66"/>
+    <w:lsdException w:name="Medium Grid 1" w:uiPriority="67"/>
+    <w:lsdException w:name="Medium Grid 2" w:uiPriority="68"/>
+    <w:lsdException w:name="Medium Grid 3" w:uiPriority="69"/>
+    <w:lsdException w:name="Dark List" w:uiPriority="70"/>
+    <w:lsdException w:name="Colorful Shading" w:uiPriority="71"/>
+    <w:lsdException w:name="Colorful List" w:uiPriority="72"/>
+    <w:lsdException w:name="Colorful Grid" w:uiPriority="73"/>
+    <w:lsdException w:name="Light Shading Accent 1" w:uiPriority="60"/>
+    <w:lsdException w:name="Light List Accent 1" w:uiPriority="61"/>
+    <w:lsdException w:name="Light Grid Accent 1" w:uiPriority="62"/>
+    <w:lsdException w:name="Medium Shading 1 Accent 1" w:uiPriority="63"/>
+    <w:lsdException w:name="Medium Shading 2 Accent 1" w:uiPriority="64"/>
+    <w:lsdException w:name="Medium List 1 Accent 1" w:uiPriority="65"/>
+    <w:lsdException w:name="Revision" w:semiHidden="1" w:uiPriority="99"/>
+    <w:lsdException w:name="List Paragraph" w:qFormat="1" w:uiPriority="34"/>
+    <w:lsdException w:name="Quote" w:uiPriority="29"/>
+    <w:lsdException w:name="Intense Quote" w:uiPriority="30"/>
+    <w:lsdException w:name="Medium List 2 Accent 1" w:uiPriority="66"/>
+    <w:lsdException w:name="Medium Grid 1 Accent 1" w:uiPriority="67"/>
+    <w:lsdException w:name="Medium Grid 2 Accent 1" w:uiPriority="68"/>
+    <w:lsdException w:name="Medium Grid 3 Accent 1" w:uiPriority="69"/>
+    <w:lsdException w:name="Dark List Accent 1" w:uiPriority="70"/>
+    <w:lsdException w:name="Colorful Shading Accent 1" w:uiPriority="71"/>
+    <w:lsdException w:name="Colorful List Accent 1" w:uiPriority="72"/>
+    <w:lsdException w:name="Colorful Grid Accent 1" w:uiPriority="73"/>
+    <w:lsdException w:name="Light Shading Accent 2" w:uiPriority="60"/>
+    <w:lsdException w:name="Light List Accent 2" w:uiPriority="61"/>
+    <w:lsdException w:name="Light Grid Accent 2" w:uiPriority="62"/>
+    <w:lsdException w:name="Medium Shading 1 Accent 2" w:uiPriority="63"/>
+    <w:lsdException w:name="Medium Shading 2 Accent 2" w:uiPriority="64"/>
+    <w:lsdException w:name="Medium List 1 Accent 2" w:uiPriority="65"/>
+    <w:lsdException w:name="Medium List 2 Accent 2" w:uiPriority="66"/>
+    <w:lsdException w:name="Medium Grid 1 Accent 2" w:uiPriority="67"/>
+    <w:lsdException w:name="Medium Grid 2 Accent 2" w:uiPriority="68"/>
+    <w:lsdException w:name="Medium Grid 3 Accent 2" w:uiPriority="69"/>
+    <w:lsdException w:name="Dark List Accent 2" w:uiPriority="70"/>
+    <w:lsdException w:name="Colorful Shading Accent 2" w:uiPriority="71"/>
+    <w:lsdException w:name="Colorful List Accent 2" w:uiPriority="72"/>
+    <w:lsdException w:name="Colorful Grid Accent 2" w:uiPriority="73"/>
+    <w:lsdException w:name="Light Shading Accent 3" w:uiPriority="60"/>
+    <w:lsdException w:name="Light List Accent 3" w:uiPriority="61"/>
+    <w:lsdException w:name="Light Grid Accent 3" w:uiPriority="62"/>
+    <w:lsdException w:name="Medium Shading 1 Accent 3" w:uiPriority="63"/>
+    <w:lsdException w:name="Medium Shading 2 Accent 3" w:uiPriority="64"/>
+    <w:lsdException w:name="Medium List 1 Accent 3" w:uiPriority="65"/>
+    <w:lsdException w:name="Medium List 2 Accent 3" w:uiPriority="66"/>
+    <w:lsdException w:name="Medium Grid 1 Accent 3" w:uiPriority="67"/>
+    <w:lsdException w:name="Medium Grid 2 Accent 3" w:uiPriority="68"/>
+    <w:lsdException w:name="Medium Grid 3 Accent 3" w:uiPriority="69"/>
+    <w:lsdException w:name="Dark List Accent 3" w:uiPriority="70"/>
+    <w:lsdException w:name="Colorful Shading Accent 3" w:uiPriority="71"/>
+    <w:lsdException w:name="Colorful List Accent 3" w:uiPriority="72"/>
+    <w:lsdException w:name="Colorful Grid Accent 3" w:uiPriority="73"/>
+    <w:lsdException w:name="Light Shading Accent 4" w:uiPriority="60"/>
+    <w:lsdException w:name="Light List Accent 4" w:uiPriority="61"/>
+    <w:lsdException w:name="Light Grid Accent 4" w:uiPriority="62"/>
+    <w:lsdException w:name="Medium Shading 1 Accent 4" w:uiPriority="63"/>
+    <w:lsdException w:name="Medium Shading 2 Accent 4" w:uiPriority="64"/>
+    <w:lsdException w:name="Medium List 1 Accent 4" w:uiPriority="65"/>
+    <w:lsdException w:name="Medium List 2 Accent 4" w:uiPriority="66"/>
+    <w:lsdException w:name="Medium Grid 1 Accent 4" w:uiPriority="67"/>
+    <w:lsdException w:name="Medium Grid 2 Accent 4" w:uiPriority="68"/>
+    <w:lsdException w:name="Medium Grid 3 Accent 4" w:uiPriority="69"/>
+    <w:lsdException w:name="Dark List Accent 4" w:uiPriority="70"/>
+    <w:lsdException w:name="Colorful Shading Accent 4" w:uiPriority="71"/>
+    <w:lsdException w:name="Colorful List Accent 4" w:uiPriority="72"/>
+    <w:lsdException w:name="Colorful Grid Accent 4" w:uiPriority="73"/>
+    <w:lsdException w:name="Light Shading Accent 5" w:uiPriority="60"/>
+    <w:lsdException w:name="Light List Accent 5" w:uiPriority="61"/>
+    <w:lsdException w:name="Light Grid Accent 5" w:uiPriority="62"/>
+    <w:lsdException w:name="Medium Shading 1 Accent 5" w:uiPriority="63"/>
+    <w:lsdException w:name="Medium Shading 2 Accent 5" w:uiPriority="64"/>
+    <w:lsdException w:name="Medium List 1 Accent 5" w:uiPriority="65"/>
+    <w:lsdException w:name="Medium List 2 Accent 5" w:uiPriority="66"/>
+    <w:lsdException w:name="Medium Grid 1 Accent 5" w:uiPriority="67"/>
+    <w:lsdException w:name="Medium Grid 2 Accent 5" w:uiPriority="68"/>
+    <w:lsdException w:name="Medium Grid 3 Accent 5" w:uiPriority="69"/>
+    <w:lsdException w:name="Dark List Accent 5" w:uiPriority="70"/>
+    <w:lsdException w:name="Colorful Shading Accent 5" w:uiPriority="71"/>
+    <w:lsdException w:name="Colorful List Accent 5" w:uiPriority="72"/>
+    <w:lsdException w:name="Colorful Grid Accent 5" w:uiPriority="73"/>
+    <w:lsdException w:name="Light Shading Accent 6" w:uiPriority="60"/>
+    <w:lsdException w:name="Light List Accent 6" w:uiPriority="61"/>
+    <w:lsdException w:name="Light Grid Accent 6" w:uiPriority="62"/>
+    <w:lsdException w:name="Medium Shading 1 Accent 6" w:uiPriority="63"/>
+    <w:lsdException w:name="Medium Shading 2 Accent 6" w:uiPriority="64"/>
+    <w:lsdException w:name="Medium List 1 Accent 6" w:uiPriority="65"/>
+    <w:lsdException w:name="Medium List 2 Accent 6" w:uiPriority="66"/>
+    <w:lsdException w:name="Medium Grid 1 Accent 6" w:uiPriority="67"/>
+    <w:lsdException w:name="Medium Grid 2 Accent 6" w:uiPriority="68"/>
+    <w:lsdException w:name="Medium Grid 3 Accent 6" w:uiPriority="69"/>
+    <w:lsdException w:name="Dark List Accent 6" w:uiPriority="70"/>
+    <w:lsdException w:name="Colorful Shading Accent 6" w:uiPriority="71"/>
+    <w:lsdException w:name="Colorful List Accent 6" w:uiPriority="72"/>
+    <w:lsdException w:name="Colorful Grid Accent 6" w:uiPriority="73"/>
+    <w:lsdException w:name="Subtle Emphasis" w:qFormat="1" w:uiPriority="19"/>
+    <w:lsdException w:name="Intense Emphasis" w:uiPriority="21"/>
+    <w:lsdException w:name="Subtle Reference" w:uiPriority="31"/>
+    <w:lsdException w:name="Intense Reference" w:uiPriority="32"/>
+    <w:lsdException w:name="Book Title" w:uiPriority="33"/>
+    <w:lsdException w:name="Bibliography" w:semiHidden="1" w:uiPriority="37" w:unhideWhenUsed="1"/>
+    <w:lsdException w:name="TOC Heading" w:semiHidden="1" w:uiPriority="39" w:unhideWhenUsed="1"/>
+    <w:lsdException w:name="Plain Table 1" w:uiPriority="41"/>
+    <w:lsdException w:name="Plain Table 2" w:uiPriority="42"/>
+    <w:lsdException w:name="Plain Table 3" w:uiPriority="43"/>
+    <w:lsdException w:name="Plain Table 4" w:uiPriority="44"/>
+    <w:lsdException w:name="Plain Table 5" w:uiPriority="45"/>
+    <w:lsdException w:name="Grid Table Light" w:uiPriority="40"/>
+    <w:lsdException w:name="Grid Table 1 Light" w:uiPriority="46"/>
+    <w:lsdException w:name="Grid Table 2" w:uiPriority="47"/>
+    <w:lsdException w:name="Grid Table 3" w:uiPriority="48"/>
+    <w:lsdException w:name="Grid Table 4" w:uiPriority="49"/>
+    <w:lsdException w:name="Grid Table 5 Dark" w:uiPriority="50"/>
+    <w:lsdException w:name="Grid Table 6 Colorful" w:uiPriority="51"/>
+    <w:lsdException w:name="Grid Table 7 Colorful" w:uiPriority="52"/>
+    <w:lsdException w:name="Grid Table 1 Light Accent 1" w:uiPriority="46"/>
+    <w:lsdException w:name="Grid Table 2 Accent 1" w:uiPriority="47"/>
+    <w:lsdException w:name="Grid Table 3 Accent 1" w:uiPriority="48"/>
+    <w:lsdException w:name="Grid Table 4 Accent 1" w:uiPriority="49"/>
+    <w:lsdException w:name="Grid Table 5 Dark Accent 1" w:uiPriority="50"/>
+    <w:lsdException w:name="Grid Table 6 Colorful Accent 1" w:uiPriority="51"/>
+    <w:lsdException w:name="Grid Table 7 Colorful Accent 1" w:uiPriority="52"/>
+    <w:lsdException w:name="Grid Table 1 Light Accent 2" w:uiPriority="46"/>
+    <w:lsdException w:name="Grid Table 2 Accent 2" w:uiPriority="47"/>
+    <w:lsdException w:name="Grid Table 3 Accent 2" w:uiPriority="48"/>
+    <w:lsdException w:name="Grid Table 4 Accent 2" w:uiPriority="49"/>
+    <w:lsdException w:name="Grid Table 5 Dark Accent 2" w:uiPriority="50"/>
+    <w:lsdException w:name="Grid Table 6 Colorful Accent 2" w:uiPriority="51"/>
+    <w:lsdException w:name="Grid Table 7 Colorful Accent 2" w:uiPriority="52"/>
+    <w:lsdException w:name="Grid Table 1 Light Accent 3" w:uiPriority="46"/>
+    <w:lsdException w:name="Grid Table 2 Accent 3" w:uiPriority="47"/>
+    <w:lsdException w:name="Grid Table 3 Accent 3" w:uiPriority="48"/>
+    <w:lsdException w:name="Grid Table 4 Accent 3" w:uiPriority="49"/>
+    <w:lsdException w:name="Grid Table 5 Dark Accent 3" w:uiPriority="50"/>
+    <w:lsdException w:name="Grid Table 6 Colorful Accent 3" w:uiPriority="51"/>
+    <w:lsdException w:name="Grid Table 7 Colorful Accent 3" w:uiPriority="52"/>
+    <w:lsdException w:name="Grid Table 1 Light Accent 4" w:uiPriority="46"/>
+    <w:lsdException w:name="Grid Table 2 Accent 4" w:uiPriority="47"/>
+    <w:lsdException w:name="Grid Table 3 Accent 4" w:uiPriority="48"/>
+    <w:lsdException w:name="Grid Table 4 Accent 4" w:uiPriority="49"/>
+    <w:lsdException w:name="Grid Table 5 Dark Accent 4" w:uiPriority="50"/>
+    <w:lsdException w:name="Grid Table 6 Colorful Accent 4" w:uiPriority="51"/>
+    <w:lsdException w:name="Grid Table 7 Colorful Accent 4" w:uiPriority="52"/>
+    <w:lsdException w:name="Grid Table 1 Light Accent 5" w:uiPriority="46"/>
+    <w:lsdException w:name="Grid Table 2 Accent 5" w:uiPriority="47"/>
+    <w:lsdException w:name="Grid Table 3 Accent 5" w:uiPriority="48"/>
+    <w:lsdException w:name="Grid Table 4 Accent 5" w:uiPriority="49"/>
+    <w:lsdException w:name="Grid Table 5 Dark Accent 5" w:uiPriority="50"/>
+    <w:lsdException w:name="Grid Table 6 Colorful Accent 5" w:uiPriority="51"/>
+    <w:lsdException w:name="Grid Table 7 Colorful Accent 5" w:uiPriority="52"/>
+    <w:lsdException w:name="Grid Table 1 Light Accent 6" w:uiPriority="46"/>
+    <w:lsdException w:name="Grid Table 2 Accent 6" w:uiPriority="47"/>
+    <w:lsdException w:name="Grid Table 3 Accent 6" w:uiPriority="48"/>
+    <w:lsdException w:name="Grid Table 4 Accent 6" w:uiPriority="49"/>
+    <w:lsdException w:name="Grid Table 5 Dark Accent 6" w:uiPriority="50"/>
+    <w:lsdException w:name="Grid Table 6 Colorful Accent 6" w:uiPriority="51"/>
+    <w:lsdException w:name="Grid Table 7 Colorful Accent 6" w:uiPriority="52"/>
+    <w:lsdException w:name="List Table 1 Light" w:uiPriority="46"/>
+    <w:lsdException w:name="List Table 2" w:uiPriority="47"/>
+    <w:lsdException w:name="List Table 3" w:uiPriority="48"/>
+    <w:lsdException w:name="List Table 4" w:uiPriority="49"/>
+    <w:lsdException w:name="List Table 5 Dark" w:uiPriority="50"/>
+    <w:lsdException w:name="List Table 6 Colorful" w:uiPriority="51"/>
+    <w:lsdException w:name="List Table 7 Colorful" w:uiPriority="52"/>
+    <w:lsdException w:name="List Table 1 Light Accent 1" w:uiPriority="46"/>
+    <w:lsdException w:name="List Table 2 Accent 1" w:uiPriority="47"/>
+    <w:lsdException w:name="List Table 3 Accent 1" w:uiPriority="48"/>
+    <w:lsdException w:name="List Table 4 Accent 1" w:uiPriority="49"/>
+    <w:lsdException w:name="List Table 5 Dark Accent 1" w:uiPriority="50"/>
+    <w:lsdException w:name="List Table 6 Colorful Accent 1" w:uiPriority="51"/>
+    <w:lsdException w:name="List Table 7 Colorful Accent 1" w:uiPriority="52"/>
+    <w:lsdException w:name="List Table 1 Light Accent 2" w:uiPriority="46"/>
+    <w:lsdException w:name="List Table 2 Accent 2" w:uiPriority="47"/>
+    <w:lsdException w:name="List Table 3 Accent 2" w:uiPriority="48"/>
+    <w:lsdException w:name="List Table 4 Accent 2" w:uiPriority="49"/>
+    <w:lsdException w:name="List Table 5 Dark Accent 2" w:uiPriority="50"/>
+    <w:lsdException w:name="List Table 6 Colorful Accent 2" w:uiPriority="51"/>
+    <w:lsdException w:name="List Table 7 Colorful Accent 2" w:uiPriority="52"/>
+    <w:lsdException w:name="List Table 1 Light Accent 3" w:uiPriority="46"/>
+    <w:lsdException w:name="List Table 2 Accent 3" w:uiPriority="47"/>
+    <w:lsdException w:name="List Table 3 Accent 3" w:uiPriority="48"/>
+    <w:lsdException w:name="List Table 4 Accent 3" w:uiPriority="49"/>
+    <w:lsdException w:name="List Table 5 Dark Accent 3" w:uiPriority="50"/>
+    <w:lsdException w:name="List Table 6 Colorful Accent 3" w:uiPriority="51"/>
+    <w:lsdException w:name="List Table 7 Colorful Accent 3" w:uiPriority="52"/>
+    <w:lsdException w:name="List Table 1 Light Accent 4" w:uiPriority="46"/>
+    <w:lsdException w:name="List Table 2 Accent 4" w:uiPriority="47"/>
+    <w:lsdException w:name="List Table 3 Accent 4" w:uiPriority="48"/>
+    <w:lsdException w:name="List Table 4 Accent 4" w:uiPriority="49"/>
+    <w:lsdException w:name="List Table 5 Dark Accent 4" w:uiPriority="50"/>
+    <w:lsdException w:name="List Table 6 Colorful Accent 4" w:uiPriority="51"/>
+    <w:lsdException w:name="List Table 7 Colorful Accent 4" w:uiPriority="52"/>
+    <w:lsdException w:name="List Table 1 Light Accent 5" w:uiPriority="46"/>
+    <w:lsdException w:name="List Table 2 Accent 5" w:uiPriority="47"/>
+    <w:lsdException w:name="List Table 3 Accent 5" w:uiPriority="48"/>
+    <w:lsdException w:name="List Table 4 Accent 5" w:uiPriority="49"/>
+    <w:lsdException w:name="List Table 5 Dark Accent 5" w:uiPriority="50"/>
+    <w:lsdException w:name="List Table 6 Colorful Accent 5" w:uiPriority="51"/>
+    <w:lsdException w:name="List Table 7 Colorful Accent 5" w:uiPriority="52"/>
+    <w:lsdException w:name="List Table 1 Light Accent 6" w:uiPriority="46"/>
+    <w:lsdException w:name="List Table 2 Accent 6" w:uiPriority="47"/>
+    <w:lsdException w:name="List Table 3 Accent 6" w:uiPriority="48"/>
+    <w:lsdException w:name="List Table 4 Accent 6" w:uiPriority="49"/>
+    <w:lsdException w:name="List Table 5 Dark Accent 6" w:uiPriority="50"/>
+    <w:lsdException w:name="List Table 6 Colorful Accent 6" w:uiPriority="51"/>
+    <w:lsdException w:name="List Table 7 Colorful Accent 6" w:uiPriority="52"/>
+    <w:lsdException w:name="Mention" w:semiHidden="1" w:uiPriority="99" w:unhideWhenUsed="1"/>
+    <w:lsdException w:name="Smart Hyperlink" w:semiHidden="1" w:uiPriority="99" w:unhideWhenUsed="1"/>
+    <w:lsdException w:name="Hashtag" w:semiHidden="1" w:uiPriority="99" w:unhideWhenUsed="1"/>
+    <w:lsdException w:name="Unresolved Mention" w:semiHidden="1" w:uiPriority="99" w:unhideWhenUsed="1"/>
+    <w:lsdException w:name="Smart Link" w:semiHidden="1" w:uiPriority="99" w:unhideWhenUsed="1"/>
+  </w:latentStyles>
+  <w:style w:default="1" w:styleId="Normal" w:type="paragraph">
+    <w:name w:val="Normal"/>
+    <w:qFormat/>
+    <w:rsid w:val="0038302D"/>
+    <w:pPr>
+      <w:spacing w:after="120" w:line="360" w:lineRule="auto"/>
+      <w:jc w:val="both"/>
+    </w:pPr>
+    <w:rPr>
+      <w:rFonts w:ascii="Cambria" w:cs="Arial" w:hAnsi="Cambria"/>
+      <w:sz w:val="22"/>
+      <w:szCs w:val="22"/>
+      <w:lang w:eastAsia="en-US" w:val="en-GB"/>
+    </w:rPr>
+  </w:style>
+  <w:style w:styleId="Heading1" w:type="paragraph">
+    <w:name w:val="heading 1"/>
+    <w:basedOn w:val="Normal"/>
+    <w:next w:val="Normal"/>
+    <w:link w:val="Heading1Char"/>
+    <w:qFormat/>
+    <w:rsid w:val="00F1561A"/>
+    <w:pPr>
+      <w:keepNext/>
+      <w:pageBreakBefore/>
+      <w:numPr>
+        <w:numId w:val="46"/>
+      </w:numPr>
+      <w:spacing w:before="120"/>
+      <w:jc w:val="center"/>
+      <w:outlineLvl w:val="0"/>
+    </w:pPr>
+    <w:rPr>
+      <w:b/>
+      <w:bCs/>
+      <w:kern w:val="32"/>
+      <w:sz w:val="28"/>
+      <w:szCs w:val="32"/>
+    </w:rPr>
+  </w:style>
+  <w:style w:styleId="Heading2" w:type="paragraph">
+    <w:name w:val="heading 2"/>
     <w:basedOn w:val="Normal"/>
     <w:next w:val="Normal"/>
     <w:qFormat/>
-    <w:rPr>
-      <w:sz w:val="56"/>
-      <w:szCs w:val="56"/>
-    </w:rPr>
-  </w:style>
-  <w:style w:type="paragraph" w:styleId="Heading1">
-    <w:name w:val="Heading 1"/>
+    <w:rsid w:val="00C41ECC"/>
+    <w:pPr>
+      <w:keepNext/>
+      <w:numPr>
+        <w:ilvl w:val="1"/>
+        <w:numId w:val="46"/>
+      </w:numPr>
+      <w:spacing w:before="240"/>
+      <w:outlineLvl w:val="1"/>
+    </w:pPr>
+    <w:rPr>
+      <w:b/>
+      <w:bCs/>
+      <w:iCs/>
+      <w:caps/>
+    </w:rPr>
+  </w:style>
+  <w:style w:styleId="Heading3" w:type="paragraph">
+    <w:name w:val="heading 3"/>
+    <w:basedOn w:val="Normal"/>
+    <w:next w:val="Normal"/>
+    <w:link w:val="Heading3Char"/>
+    <w:qFormat/>
+    <w:rsid w:val="00C41ECC"/>
+    <w:pPr>
+      <w:keepNext/>
+      <w:numPr>
+        <w:ilvl w:val="2"/>
+        <w:numId w:val="46"/>
+      </w:numPr>
+      <w:tabs>
+        <w:tab w:pos="851" w:val="left"/>
+      </w:tabs>
+      <w:outlineLvl w:val="2"/>
+    </w:pPr>
+    <w:rPr>
+      <w:b/>
+      <w:bCs/>
+    </w:rPr>
+  </w:style>
+  <w:style w:styleId="Heading4" w:type="paragraph">
+    <w:name w:val="heading 4"/>
     <w:basedOn w:val="Normal"/>
     <w:next w:val="Normal"/>
     <w:qFormat/>
-    <w:rPr>
-      <w:color w:val="2E74B5"/>
+    <w:rsid w:val="00411422"/>
+    <w:pPr>
+      <w:keepNext/>
+      <w:numPr>
+        <w:ilvl w:val="3"/>
+        <w:numId w:val="46"/>
+      </w:numPr>
+      <w:tabs>
+        <w:tab w:pos="851" w:val="left"/>
+      </w:tabs>
+      <w:outlineLvl w:val="3"/>
+    </w:pPr>
+    <w:rPr>
+      <w:b/>
+      <w:bCs/>
+      <w:i/>
+      <w:szCs w:val="28"/>
+    </w:rPr>
+  </w:style>
+  <w:style w:styleId="Heading5" w:type="paragraph">
+    <w:name w:val="heading 5"/>
+    <w:basedOn w:val="Normal"/>
+    <w:next w:val="Normal"/>
+    <w:rsid w:val="00FE4505"/>
+    <w:pPr>
+      <w:numPr>
+        <w:ilvl w:val="4"/>
+        <w:numId w:val="1"/>
+      </w:numPr>
+      <w:spacing w:after="60" w:before="240"/>
+      <w:outlineLvl w:val="4"/>
+    </w:pPr>
+    <w:rPr>
+      <w:b/>
+      <w:bCs/>
+      <w:i/>
+      <w:iCs/>
+      <w:sz w:val="26"/>
+      <w:szCs w:val="26"/>
+    </w:rPr>
+  </w:style>
+  <w:style w:styleId="Heading6" w:type="paragraph">
+    <w:name w:val="heading 6"/>
+    <w:basedOn w:val="Normal"/>
+    <w:next w:val="Normal"/>
+    <w:rsid w:val="00FE4505"/>
+    <w:pPr>
+      <w:numPr>
+        <w:ilvl w:val="5"/>
+        <w:numId w:val="1"/>
+      </w:numPr>
+      <w:spacing w:after="60" w:before="240"/>
+      <w:outlineLvl w:val="5"/>
+    </w:pPr>
+    <w:rPr>
+      <w:b/>
+      <w:bCs/>
+    </w:rPr>
+  </w:style>
+  <w:style w:styleId="Heading7" w:type="paragraph">
+    <w:name w:val="heading 7"/>
+    <w:basedOn w:val="Normal"/>
+    <w:next w:val="Normal"/>
+    <w:rsid w:val="00FE4505"/>
+    <w:pPr>
+      <w:numPr>
+        <w:ilvl w:val="6"/>
+        <w:numId w:val="1"/>
+      </w:numPr>
+      <w:spacing w:after="60" w:before="240"/>
+      <w:outlineLvl w:val="6"/>
+    </w:pPr>
+  </w:style>
+  <w:style w:styleId="Heading8" w:type="paragraph">
+    <w:name w:val="heading 8"/>
+    <w:basedOn w:val="Normal"/>
+    <w:next w:val="Normal"/>
+    <w:link w:val="Heading8Char"/>
+    <w:rsid w:val="00FE4505"/>
+    <w:pPr>
+      <w:numPr>
+        <w:ilvl w:val="7"/>
+        <w:numId w:val="1"/>
+      </w:numPr>
+      <w:spacing w:after="60" w:before="240"/>
+      <w:outlineLvl w:val="7"/>
+    </w:pPr>
+    <w:rPr>
+      <w:i/>
+      <w:iCs/>
+    </w:rPr>
+  </w:style>
+  <w:style w:styleId="Heading9" w:type="paragraph">
+    <w:name w:val="heading 9"/>
+    <w:basedOn w:val="Normal"/>
+    <w:next w:val="Normal"/>
+    <w:rsid w:val="00FE4505"/>
+    <w:pPr>
+      <w:numPr>
+        <w:ilvl w:val="8"/>
+        <w:numId w:val="1"/>
+      </w:numPr>
+      <w:spacing w:after="60" w:before="240"/>
+      <w:outlineLvl w:val="8"/>
+    </w:pPr>
+  </w:style>
+  <w:style w:default="1" w:styleId="DefaultParagraphFont" w:type="character">
+    <w:name w:val="Default Paragraph Font"/>
+    <w:uiPriority w:val="1"/>
+    <w:semiHidden/>
+    <w:unhideWhenUsed/>
+  </w:style>
+  <w:style w:default="1" w:styleId="TableNormal" w:type="table">
+    <w:name w:val="Normal Table"/>
+    <w:uiPriority w:val="99"/>
+    <w:semiHidden/>
+    <w:unhideWhenUsed/>
+    <w:tblPr>
+      <w:tblInd w:type="dxa" w:w="0"/>
+      <w:tblCellMar>
+        <w:top w:type="dxa" w:w="0"/>
+        <w:left w:type="dxa" w:w="108"/>
+        <w:bottom w:type="dxa" w:w="0"/>
+        <w:right w:type="dxa" w:w="108"/>
+      </w:tblCellMar>
+    </w:tblPr>
+  </w:style>
+  <w:style w:default="1" w:styleId="NoList" w:type="numbering">
+    <w:name w:val="No List"/>
+    <w:uiPriority w:val="99"/>
+    <w:semiHidden/>
+    <w:unhideWhenUsed/>
+  </w:style>
+  <w:style w:customStyle="1" w:styleId="Heading1Char" w:type="character">
+    <w:name w:val="Heading 1 Char"/>
+    <w:link w:val="Heading1"/>
+    <w:rsid w:val="00F1561A"/>
+    <w:rPr>
+      <w:rFonts w:ascii="Calibri" w:cs="Arial" w:hAnsi="Calibri"/>
+      <w:b/>
+      <w:bCs/>
+      <w:kern w:val="32"/>
+      <w:sz w:val="28"/>
+      <w:szCs w:val="32"/>
+      <w:lang w:eastAsia="en-US" w:val="en-GB"/>
+    </w:rPr>
+  </w:style>
+  <w:style w:customStyle="1" w:styleId="Heading3Char" w:type="character">
+    <w:name w:val="Heading 3 Char"/>
+    <w:link w:val="Heading3"/>
+    <w:rsid w:val="00C41ECC"/>
+    <w:rPr>
+      <w:rFonts w:ascii="Arial" w:cs="Arial" w:hAnsi="Arial"/>
+      <w:b/>
+      <w:bCs/>
+      <w:sz w:val="22"/>
+      <w:szCs w:val="22"/>
+      <w:lang w:val="en-ZA"/>
+    </w:rPr>
+  </w:style>
+  <w:style w:customStyle="1" w:styleId="Heading8Char" w:type="character">
+    <w:name w:val="Heading 8 Char"/>
+    <w:link w:val="Heading8"/>
+    <w:rsid w:val="00A3661C"/>
+    <w:rPr>
+      <w:rFonts w:ascii="Arial" w:hAnsi="Arial"/>
+      <w:i/>
+      <w:iCs/>
+      <w:sz w:val="24"/>
+      <w:szCs w:val="24"/>
+      <w:lang w:eastAsia="en-US" w:val="en-US"/>
+    </w:rPr>
+  </w:style>
+  <w:style w:styleId="Title" w:type="paragraph">
+    <w:name w:val="Title"/>
+    <w:basedOn w:val="Normal"/>
+    <w:link w:val="TitleChar"/>
+    <w:rsid w:val="0089605D"/>
+    <w:pPr>
+      <w:spacing w:after="60" w:before="240"/>
+      <w:jc w:val="center"/>
+      <w:outlineLvl w:val="0"/>
+    </w:pPr>
+    <w:rPr>
+      <w:b/>
+      <w:bCs/>
+      <w:kern w:val="28"/>
       <w:sz w:val="32"/>
       <w:szCs w:val="32"/>
     </w:rPr>
   </w:style>
-  <w:style w:type="paragraph" w:styleId="Heading2">
-    <w:name w:val="Heading 2"/>
+  <w:style w:customStyle="1" w:styleId="TitleChar" w:type="character">
+    <w:name w:val="Title Char"/>
+    <w:link w:val="Title"/>
+    <w:rsid w:val="0089605D"/>
+    <w:rPr>
+      <w:rFonts w:ascii="Arial" w:cs="Arial" w:hAnsi="Arial"/>
+      <w:b/>
+      <w:bCs/>
+      <w:kern w:val="28"/>
+      <w:sz w:val="32"/>
+      <w:szCs w:val="32"/>
+    </w:rPr>
+  </w:style>
+  <w:style w:styleId="TOC1" w:type="paragraph">
+    <w:name w:val="toc 1"/>
     <w:basedOn w:val="Normal"/>
     <w:next w:val="Normal"/>
+    <w:autoRedefine/>
+    <w:uiPriority w:val="39"/>
+    <w:rsid w:val="00A07E7E"/>
+    <w:pPr>
+      <w:tabs>
+        <w:tab w:pos="851" w:val="left"/>
+        <w:tab w:pos="9639" w:val="right"/>
+      </w:tabs>
+      <w:spacing w:before="120" w:line="240" w:lineRule="auto"/>
+    </w:pPr>
+    <w:rPr>
+      <w:b/>
+      <w:bCs/>
+      <w:noProof/>
+    </w:rPr>
+  </w:style>
+  <w:style w:styleId="TOC2" w:type="paragraph">
+    <w:name w:val="toc 2"/>
+    <w:basedOn w:val="Normal"/>
+    <w:next w:val="Normal"/>
+    <w:autoRedefine/>
+    <w:uiPriority w:val="39"/>
+    <w:rsid w:val="00727443"/>
+    <w:pPr>
+      <w:tabs>
+        <w:tab w:pos="851" w:val="left"/>
+        <w:tab w:pos="9639" w:val="right"/>
+      </w:tabs>
+      <w:spacing w:before="120" w:line="240" w:lineRule="auto"/>
+    </w:pPr>
+    <w:rPr>
+      <w:bCs/>
+      <w:caps/>
+      <w:noProof/>
+      <w:szCs w:val="20"/>
+    </w:rPr>
+  </w:style>
+  <w:style w:styleId="TOC3" w:type="paragraph">
+    <w:name w:val="toc 3"/>
+    <w:basedOn w:val="Normal"/>
+    <w:next w:val="Normal"/>
+    <w:autoRedefine/>
+    <w:uiPriority w:val="39"/>
+    <w:rsid w:val="002B0DAE"/>
+    <w:pPr>
+      <w:tabs>
+        <w:tab w:pos="851" w:val="left"/>
+        <w:tab w:pos="9639" w:val="right"/>
+      </w:tabs>
+      <w:spacing w:line="240" w:lineRule="auto"/>
+    </w:pPr>
+    <w:rPr>
+      <w:noProof/>
+      <w:lang w:eastAsia="en-ZA" w:val="en-ZA"/>
+    </w:rPr>
+  </w:style>
+  <w:style w:styleId="TOC4" w:type="paragraph">
+    <w:name w:val="toc 4"/>
+    <w:basedOn w:val="Normal"/>
+    <w:next w:val="Normal"/>
+    <w:autoRedefine/>
+    <w:uiPriority w:val="39"/>
+    <w:rsid w:val="002B0DAE"/>
+    <w:pPr>
+      <w:tabs>
+        <w:tab w:pos="851" w:val="left"/>
+        <w:tab w:pos="9639" w:val="right"/>
+      </w:tabs>
+      <w:ind w:hanging="482" w:left="482"/>
+      <w:jc w:val="left"/>
+    </w:pPr>
+  </w:style>
+  <w:style w:styleId="TOC5" w:type="paragraph">
+    <w:name w:val="toc 5"/>
+    <w:basedOn w:val="Normal"/>
+    <w:next w:val="Normal"/>
+    <w:autoRedefine/>
+    <w:semiHidden/>
+    <w:rsid w:val="00FE4505"/>
+    <w:pPr>
+      <w:ind w:left="720"/>
+      <w:jc w:val="left"/>
+    </w:pPr>
+    <w:rPr>
+      <w:sz w:val="20"/>
+      <w:szCs w:val="20"/>
+    </w:rPr>
+  </w:style>
+  <w:style w:styleId="TOC6" w:type="paragraph">
+    <w:name w:val="toc 6"/>
+    <w:basedOn w:val="Normal"/>
+    <w:next w:val="Normal"/>
+    <w:autoRedefine/>
+    <w:semiHidden/>
+    <w:rsid w:val="00FE4505"/>
+    <w:pPr>
+      <w:ind w:left="960"/>
+      <w:jc w:val="left"/>
+    </w:pPr>
+    <w:rPr>
+      <w:sz w:val="20"/>
+      <w:szCs w:val="20"/>
+    </w:rPr>
+  </w:style>
+  <w:style w:styleId="TOC7" w:type="paragraph">
+    <w:name w:val="toc 7"/>
+    <w:basedOn w:val="Normal"/>
+    <w:next w:val="Normal"/>
+    <w:autoRedefine/>
+    <w:semiHidden/>
+    <w:rsid w:val="00FE4505"/>
+    <w:pPr>
+      <w:ind w:left="1200"/>
+      <w:jc w:val="left"/>
+    </w:pPr>
+    <w:rPr>
+      <w:sz w:val="20"/>
+      <w:szCs w:val="20"/>
+    </w:rPr>
+  </w:style>
+  <w:style w:styleId="TOC8" w:type="paragraph">
+    <w:name w:val="toc 8"/>
+    <w:basedOn w:val="Normal"/>
+    <w:next w:val="Normal"/>
+    <w:autoRedefine/>
+    <w:semiHidden/>
+    <w:rsid w:val="00FE4505"/>
+    <w:pPr>
+      <w:ind w:left="1440"/>
+      <w:jc w:val="left"/>
+    </w:pPr>
+    <w:rPr>
+      <w:sz w:val="20"/>
+      <w:szCs w:val="20"/>
+    </w:rPr>
+  </w:style>
+  <w:style w:styleId="TOC9" w:type="paragraph">
+    <w:name w:val="toc 9"/>
+    <w:aliases w:val="TOC Roman"/>
+    <w:basedOn w:val="Normal"/>
+    <w:next w:val="Normal"/>
+    <w:autoRedefine/>
+    <w:semiHidden/>
+    <w:rsid w:val="00541341"/>
+    <w:pPr>
+      <w:tabs>
+        <w:tab w:pos="851" w:val="left"/>
+        <w:tab w:pos="9639" w:val="right"/>
+      </w:tabs>
+      <w:ind w:left="1680"/>
+      <w:jc w:val="left"/>
+    </w:pPr>
+    <w:rPr>
+      <w:szCs w:val="20"/>
+    </w:rPr>
+  </w:style>
+  <w:style w:styleId="Hyperlink" w:type="character">
+    <w:name w:val="Hyperlink"/>
+    <w:uiPriority w:val="99"/>
+    <w:rsid w:val="00FE4505"/>
+    <w:rPr>
+      <w:color w:val="0000FF"/>
+      <w:u w:val="single"/>
+    </w:rPr>
+  </w:style>
+  <w:style w:styleId="ListNumber" w:type="paragraph">
+    <w:name w:val="List Number"/>
+    <w:basedOn w:val="Normal"/>
+    <w:rsid w:val="00D42BD0"/>
+    <w:pPr>
+      <w:numPr>
+        <w:numId w:val="3"/>
+      </w:numPr>
+    </w:pPr>
+  </w:style>
+  <w:style w:styleId="ListBullet" w:type="paragraph">
+    <w:name w:val="List Bullet"/>
+    <w:basedOn w:val="Normal"/>
+    <w:rsid w:val="00F14EB1"/>
+    <w:pPr>
+      <w:numPr>
+        <w:numId w:val="2"/>
+      </w:numPr>
+      <w:ind w:hanging="357" w:left="357"/>
+    </w:pPr>
+  </w:style>
+  <w:style w:styleId="Header" w:type="paragraph">
+    <w:name w:val="header"/>
+    <w:basedOn w:val="Normal"/>
+    <w:link w:val="HeaderChar"/>
+    <w:uiPriority w:val="99"/>
+    <w:rsid w:val="004D39B1"/>
+    <w:pPr>
+      <w:tabs>
+        <w:tab w:pos="4320" w:val="center"/>
+        <w:tab w:pos="8640" w:val="right"/>
+      </w:tabs>
+    </w:pPr>
+  </w:style>
+  <w:style w:customStyle="1" w:styleId="HeaderChar" w:type="character">
+    <w:name w:val="Header Char"/>
+    <w:link w:val="Header"/>
+    <w:uiPriority w:val="99"/>
+    <w:rsid w:val="00262FC1"/>
+    <w:rPr>
+      <w:rFonts w:ascii="Arial" w:hAnsi="Arial"/>
+      <w:szCs w:val="24"/>
+    </w:rPr>
+  </w:style>
+  <w:style w:styleId="Footer" w:type="paragraph">
+    <w:name w:val="footer"/>
+    <w:basedOn w:val="Normal"/>
+    <w:link w:val="FooterChar"/>
+    <w:rsid w:val="004D39B1"/>
+    <w:pPr>
+      <w:tabs>
+        <w:tab w:pos="4320" w:val="center"/>
+        <w:tab w:pos="8640" w:val="right"/>
+      </w:tabs>
+    </w:pPr>
+  </w:style>
+  <w:style w:customStyle="1" w:styleId="FooterChar" w:type="character">
+    <w:name w:val="Footer Char"/>
+    <w:link w:val="Footer"/>
+    <w:rsid w:val="0014050E"/>
+    <w:rPr>
+      <w:rFonts w:ascii="Arial" w:hAnsi="Arial"/>
+      <w:sz w:val="24"/>
+      <w:szCs w:val="24"/>
+      <w:lang w:eastAsia="en-US" w:val="en-US"/>
+    </w:rPr>
+  </w:style>
+  <w:style w:styleId="TableGrid" w:type="table">
+    <w:name w:val="Table Grid"/>
+    <w:basedOn w:val="TableNormal"/>
+    <w:rsid w:val="00FB4104"/>
+    <w:pPr>
+      <w:spacing w:after="120" w:before="120" w:line="360" w:lineRule="auto"/>
+      <w:jc w:val="both"/>
+    </w:pPr>
+    <w:tblPr>
+      <w:tblBorders>
+        <w:top w:color="auto" w:space="0" w:sz="4" w:val="single"/>
+        <w:left w:color="auto" w:space="0" w:sz="4" w:val="single"/>
+        <w:bottom w:color="auto" w:space="0" w:sz="4" w:val="single"/>
+        <w:right w:color="auto" w:space="0" w:sz="4" w:val="single"/>
+        <w:insideH w:color="auto" w:space="0" w:sz="4" w:val="single"/>
+        <w:insideV w:color="auto" w:space="0" w:sz="4" w:val="single"/>
+      </w:tblBorders>
+    </w:tblPr>
+  </w:style>
+  <w:style w:styleId="DocumentMap" w:type="paragraph">
+    <w:name w:val="Document Map"/>
+    <w:basedOn w:val="Normal"/>
+    <w:link w:val="DocumentMapChar"/>
+    <w:rsid w:val="007637D6"/>
+    <w:rPr>
+      <w:rFonts w:ascii="Tahoma" w:cs="Tahoma" w:hAnsi="Tahoma"/>
+      <w:sz w:val="16"/>
+      <w:szCs w:val="16"/>
+    </w:rPr>
+  </w:style>
+  <w:style w:customStyle="1" w:styleId="DocumentMapChar" w:type="character">
+    <w:name w:val="Document Map Char"/>
+    <w:link w:val="DocumentMap"/>
+    <w:rsid w:val="007637D6"/>
+    <w:rPr>
+      <w:rFonts w:ascii="Tahoma" w:cs="Tahoma" w:hAnsi="Tahoma"/>
+      <w:sz w:val="16"/>
+      <w:szCs w:val="16"/>
+    </w:rPr>
+  </w:style>
+  <w:style w:styleId="Bibliography" w:type="paragraph">
+    <w:name w:val="Bibliography"/>
+    <w:basedOn w:val="Normal"/>
+    <w:next w:val="Normal"/>
+    <w:uiPriority w:val="37"/>
+    <w:unhideWhenUsed/>
+    <w:rsid w:val="00087328"/>
+  </w:style>
+  <w:style w:styleId="ListParagraph" w:type="paragraph">
+    <w:name w:val="List Paragraph"/>
+    <w:basedOn w:val="Normal"/>
+    <w:uiPriority w:val="34"/>
     <w:qFormat/>
-    <w:rPr>
-      <w:color w:val="2E74B5"/>
+    <w:rsid w:val="0048672C"/>
+    <w:pPr>
+      <w:spacing w:after="200" w:line="276" w:lineRule="auto"/>
+      <w:ind w:left="720"/>
+      <w:contextualSpacing/>
+      <w:jc w:val="left"/>
+    </w:pPr>
+    <w:rPr>
+      <w:rFonts w:eastAsia="Calibri"/>
+    </w:rPr>
+  </w:style>
+  <w:style w:customStyle="1" w:styleId="MMTopic1" w:type="paragraph">
+    <w:name w:val="MM Topic 1"/>
+    <w:basedOn w:val="Heading1"/>
+    <w:rsid w:val="00562339"/>
+    <w:pPr>
+      <w:keepLines/>
+      <w:pageBreakBefore w:val="0"/>
+      <w:numPr>
+        <w:numId w:val="5"/>
+      </w:numPr>
+      <w:spacing w:after="0" w:before="480" w:line="276" w:lineRule="auto"/>
+      <w:jc w:val="left"/>
+    </w:pPr>
+    <w:rPr>
+      <w:rFonts w:cs="Times New Roman"/>
+      <w:color w:val="365F91"/>
+      <w:kern w:val="0"/>
+      <w:szCs w:val="28"/>
+    </w:rPr>
+  </w:style>
+  <w:style w:customStyle="1" w:styleId="MMTopic2" w:type="paragraph">
+    <w:name w:val="MM Topic 2"/>
+    <w:basedOn w:val="Heading2"/>
+    <w:link w:val="MMTopic2Char"/>
+    <w:rsid w:val="00562339"/>
+    <w:pPr>
+      <w:keepLines/>
+      <w:spacing w:after="0" w:before="200" w:line="276" w:lineRule="auto"/>
+      <w:jc w:val="left"/>
+    </w:pPr>
+    <w:rPr>
+      <w:rFonts w:cs="Times New Roman"/>
+      <w:iCs w:val="0"/>
+      <w:color w:val="4F81BD"/>
       <w:sz w:val="26"/>
       <w:szCs w:val="26"/>
     </w:rPr>
   </w:style>
-  <w:style w:type="paragraph" w:styleId="Heading3">
-    <w:name w:val="Heading 3"/>
+  <w:style w:customStyle="1" w:styleId="MMTopic2Char" w:type="character">
+    <w:name w:val="MM Topic 2 Char"/>
+    <w:link w:val="MMTopic2"/>
+    <w:rsid w:val="00562339"/>
+    <w:rPr>
+      <w:rFonts w:ascii="Cambria" w:hAnsi="Cambria"/>
+      <w:b/>
+      <w:bCs/>
+      <w:caps/>
+      <w:color w:val="4F81BD"/>
+      <w:sz w:val="26"/>
+      <w:szCs w:val="26"/>
+      <w:lang w:val="en-GB"/>
+    </w:rPr>
+  </w:style>
+  <w:style w:customStyle="1" w:styleId="MMTopic3" w:type="paragraph">
+    <w:name w:val="MM Topic 3"/>
+    <w:basedOn w:val="Heading3"/>
+    <w:link w:val="MMTopic3Char"/>
+    <w:rsid w:val="00562339"/>
+    <w:pPr>
+      <w:keepLines/>
+      <w:spacing w:after="0" w:before="200" w:line="276" w:lineRule="auto"/>
+      <w:jc w:val="left"/>
+    </w:pPr>
+    <w:rPr>
+      <w:rFonts w:cs="Times New Roman"/>
+      <w:color w:val="4F81BD"/>
+    </w:rPr>
+  </w:style>
+  <w:style w:customStyle="1" w:styleId="MMTopic3Char" w:type="character">
+    <w:name w:val="MM Topic 3 Char"/>
+    <w:link w:val="MMTopic3"/>
+    <w:rsid w:val="00562339"/>
+    <w:rPr>
+      <w:rFonts w:ascii="Cambria" w:hAnsi="Cambria"/>
+      <w:b/>
+      <w:bCs/>
+      <w:color w:val="4F81BD"/>
+      <w:sz w:val="22"/>
+      <w:szCs w:val="22"/>
+      <w:lang w:val="en-GB"/>
+    </w:rPr>
+  </w:style>
+  <w:style w:customStyle="1" w:styleId="MMTopic4" w:type="paragraph">
+    <w:name w:val="MM Topic 4"/>
+    <w:basedOn w:val="Heading4"/>
+    <w:link w:val="MMTopic4Char"/>
+    <w:rsid w:val="00562339"/>
+    <w:pPr>
+      <w:keepLines/>
+      <w:spacing w:after="0" w:before="200" w:line="276" w:lineRule="auto"/>
+      <w:ind w:firstLine="0" w:left="0"/>
+      <w:jc w:val="left"/>
+    </w:pPr>
+    <w:rPr>
+      <w:iCs/>
+      <w:color w:val="4F81BD"/>
+      <w:szCs w:val="22"/>
+    </w:rPr>
+  </w:style>
+  <w:style w:customStyle="1" w:styleId="MMTopic4Char" w:type="character">
+    <w:name w:val="MM Topic 4 Char"/>
+    <w:link w:val="MMTopic4"/>
+    <w:rsid w:val="00562339"/>
+    <w:rPr>
+      <w:rFonts w:ascii="Cambria" w:cs="Times New Roman" w:eastAsia="Times New Roman" w:hAnsi="Cambria"/>
+      <w:b/>
+      <w:bCs/>
+      <w:i/>
+      <w:iCs/>
+      <w:color w:val="4F81BD"/>
+      <w:sz w:val="22"/>
+      <w:szCs w:val="22"/>
+      <w:lang w:val="en-GB"/>
+    </w:rPr>
+  </w:style>
+  <w:style w:styleId="TableGrid3" w:type="table">
+    <w:name w:val="Table Grid 3"/>
+    <w:basedOn w:val="TableNormal"/>
+    <w:rsid w:val="00FA4C9A"/>
+    <w:pPr>
+      <w:spacing w:after="120" w:before="120" w:line="360" w:lineRule="auto"/>
+      <w:jc w:val="both"/>
+    </w:pPr>
+    <w:tblPr>
+      <w:tblBorders>
+        <w:top w:color="000000" w:space="0" w:sz="6" w:val="single"/>
+        <w:left w:color="000000" w:space="0" w:sz="12" w:val="single"/>
+        <w:bottom w:color="000000" w:space="0" w:sz="6" w:val="single"/>
+        <w:right w:color="000000" w:space="0" w:sz="12" w:val="single"/>
+        <w:insideV w:color="000000" w:space="0" w:sz="6" w:val="single"/>
+      </w:tblBorders>
+    </w:tblPr>
+    <w:tcPr>
+      <w:shd w:color="auto" w:fill="auto" w:val="clear"/>
+    </w:tcPr>
+    <w:tblStylePr w:type="firstRow">
+      <w:tblPr/>
+      <w:tcPr>
+        <w:tcBorders>
+          <w:bottom w:color="000000" w:space="0" w:sz="6" w:val="single"/>
+          <w:tl2br w:color="auto" w:space="0" w:sz="0" w:val="none"/>
+          <w:tr2bl w:color="auto" w:space="0" w:sz="0" w:val="none"/>
+        </w:tcBorders>
+        <w:shd w:color="FFFF00" w:fill="FFFFFF" w:val="pct30"/>
+      </w:tcPr>
+    </w:tblStylePr>
+    <w:tblStylePr w:type="lastRow">
+      <w:rPr>
+        <w:b/>
+        <w:bCs/>
+      </w:rPr>
+      <w:tblPr/>
+      <w:tcPr>
+        <w:tcBorders>
+          <w:tl2br w:color="auto" w:space="0" w:sz="0" w:val="none"/>
+          <w:tr2bl w:color="auto" w:space="0" w:sz="0" w:val="none"/>
+        </w:tcBorders>
+      </w:tcPr>
+    </w:tblStylePr>
+    <w:tblStylePr w:type="lastCol">
+      <w:rPr>
+        <w:b/>
+        <w:bCs/>
+      </w:rPr>
+      <w:tblPr/>
+      <w:tcPr>
+        <w:tcBorders>
+          <w:tl2br w:color="auto" w:space="0" w:sz="0" w:val="none"/>
+          <w:tr2bl w:color="auto" w:space="0" w:sz="0" w:val="none"/>
+        </w:tcBorders>
+      </w:tcPr>
+    </w:tblStylePr>
+  </w:style>
+  <w:style w:styleId="TOCHeading" w:type="paragraph">
+    <w:name w:val="TOC Heading"/>
+    <w:basedOn w:val="Heading1"/>
+    <w:next w:val="Normal"/>
+    <w:uiPriority w:val="39"/>
+    <w:unhideWhenUsed/>
+    <w:rsid w:val="00CE29FD"/>
+    <w:pPr>
+      <w:keepLines/>
+      <w:pageBreakBefore w:val="0"/>
+      <w:spacing w:after="0" w:before="480" w:line="276" w:lineRule="auto"/>
+      <w:jc w:val="left"/>
+      <w:outlineLvl w:val="9"/>
+    </w:pPr>
+    <w:rPr>
+      <w:rFonts w:cs="Times New Roman"/>
+      <w:color w:val="365F91"/>
+      <w:kern w:val="0"/>
+      <w:szCs w:val="28"/>
+    </w:rPr>
+  </w:style>
+  <w:style w:customStyle="1" w:styleId="Typical" w:type="paragraph">
+    <w:name w:val="Typical"/>
+    <w:basedOn w:val="Normal"/>
+    <w:rsid w:val="004469AB"/>
+    <w:pPr>
+      <w:spacing w:after="180"/>
+      <w:jc w:val="left"/>
+    </w:pPr>
+    <w:rPr>
+      <w:rFonts w:ascii="Times New Roman" w:hAnsi="Times New Roman"/>
+    </w:rPr>
+  </w:style>
+  <w:style w:customStyle="1" w:styleId="USBChapter" w:type="paragraph">
+    <w:name w:val="USB Chapter"/>
+    <w:basedOn w:val="Normal"/>
+    <w:link w:val="USBChapterChar"/>
+    <w:rsid w:val="00E31343"/>
+    <w:pPr>
+      <w:jc w:val="center"/>
+    </w:pPr>
+    <w:rPr>
+      <w:b/>
+      <w:sz w:val="24"/>
+      <w:szCs w:val="24"/>
+    </w:rPr>
+  </w:style>
+  <w:style w:customStyle="1" w:styleId="USBChapterChar" w:type="character">
+    <w:name w:val="USB Chapter Char"/>
+    <w:link w:val="USBChapter"/>
+    <w:rsid w:val="00E31343"/>
+    <w:rPr>
+      <w:rFonts w:ascii="Arial" w:cs="Arial" w:hAnsi="Arial"/>
+      <w:b/>
+      <w:caps/>
+      <w:sz w:val="24"/>
+      <w:szCs w:val="24"/>
+      <w:lang w:eastAsia="en-US" w:val="en-US"/>
+    </w:rPr>
+  </w:style>
+  <w:style w:customStyle="1" w:styleId="USBFigureheading" w:type="paragraph">
+    <w:name w:val="USB Figure heading"/>
+    <w:basedOn w:val="Heading3"/>
+    <w:link w:val="USBFigureheadingChar"/>
+    <w:qFormat/>
+    <w:rsid w:val="003808E6"/>
+    <w:pPr>
+      <w:numPr>
+        <w:ilvl w:val="0"/>
+        <w:numId w:val="0"/>
+      </w:numPr>
+      <w:spacing w:before="120" w:line="240" w:lineRule="auto"/>
+      <w:jc w:val="left"/>
+    </w:pPr>
+    <w:rPr>
+      <w:sz w:val="20"/>
+    </w:rPr>
+  </w:style>
+  <w:style w:customStyle="1" w:styleId="USBFigureheadingChar" w:type="character">
+    <w:name w:val="USB Figure heading Char"/>
+    <w:basedOn w:val="Heading3Char"/>
+    <w:link w:val="USBFigureheading"/>
+    <w:rsid w:val="003808E6"/>
+    <w:rPr>
+      <w:rFonts w:ascii="Arial" w:cs="Arial" w:hAnsi="Arial"/>
+      <w:b/>
+      <w:bCs/>
+      <w:sz w:val="22"/>
+      <w:szCs w:val="22"/>
+      <w:lang w:eastAsia="en-US" w:val="en-GB"/>
+    </w:rPr>
+  </w:style>
+  <w:style w:customStyle="1" w:styleId="USBTableheading" w:type="paragraph">
+    <w:name w:val="USB Table heading"/>
+    <w:basedOn w:val="Caption"/>
+    <w:link w:val="USBTableheadingChar"/>
+    <w:qFormat/>
+    <w:rsid w:val="003808E6"/>
+    <w:pPr>
+      <w:keepNext/>
+      <w:spacing w:before="120"/>
+      <w:jc w:val="left"/>
+    </w:pPr>
+    <w:rPr>
+      <w:szCs w:val="24"/>
+    </w:rPr>
+  </w:style>
+  <w:style w:customStyle="1" w:styleId="USBTableheadingChar" w:type="character">
+    <w:name w:val="USB Table heading Char"/>
+    <w:link w:val="USBTableheading"/>
+    <w:rsid w:val="003808E6"/>
+    <w:rPr>
+      <w:rFonts w:ascii="Arial" w:cs="Arial" w:hAnsi="Arial"/>
+      <w:b/>
+      <w:bCs/>
+      <w:szCs w:val="24"/>
+      <w:lang w:eastAsia="en-US" w:val="en-GB"/>
+    </w:rPr>
+  </w:style>
+  <w:style w:styleId="CommentReference" w:type="character">
+    <w:name w:val="annotation reference"/>
+    <w:rsid w:val="002E17C8"/>
+    <w:rPr>
+      <w:sz w:val="16"/>
+      <w:szCs w:val="16"/>
+    </w:rPr>
+  </w:style>
+  <w:style w:styleId="CommentText" w:type="paragraph">
+    <w:name w:val="annotation text"/>
+    <w:basedOn w:val="Normal"/>
+    <w:link w:val="CommentTextChar"/>
+    <w:rsid w:val="002E17C8"/>
+    <w:rPr>
+      <w:sz w:val="20"/>
+      <w:szCs w:val="20"/>
+    </w:rPr>
+  </w:style>
+  <w:style w:customStyle="1" w:styleId="CommentTextChar" w:type="character">
+    <w:name w:val="Comment Text Char"/>
+    <w:link w:val="CommentText"/>
+    <w:rsid w:val="002E17C8"/>
+    <w:rPr>
+      <w:rFonts w:ascii="Arial" w:hAnsi="Arial"/>
+      <w:lang w:eastAsia="en-US" w:val="en-US"/>
+    </w:rPr>
+  </w:style>
+  <w:style w:styleId="CommentSubject" w:type="paragraph">
+    <w:name w:val="annotation subject"/>
+    <w:basedOn w:val="CommentText"/>
+    <w:next w:val="CommentText"/>
+    <w:link w:val="CommentSubjectChar"/>
+    <w:rsid w:val="002E17C8"/>
+    <w:rPr>
+      <w:b/>
+      <w:bCs/>
+    </w:rPr>
+  </w:style>
+  <w:style w:customStyle="1" w:styleId="CommentSubjectChar" w:type="character">
+    <w:name w:val="Comment Subject Char"/>
+    <w:link w:val="CommentSubject"/>
+    <w:rsid w:val="002E17C8"/>
+    <w:rPr>
+      <w:rFonts w:ascii="Arial" w:hAnsi="Arial"/>
+      <w:b/>
+      <w:bCs/>
+      <w:lang w:eastAsia="en-US" w:val="en-US"/>
+    </w:rPr>
+  </w:style>
+  <w:style w:customStyle="1" w:styleId="Reftext" w:type="paragraph">
+    <w:name w:val="Reftext"/>
+    <w:basedOn w:val="Normal"/>
+    <w:link w:val="ReftextChar"/>
+    <w:qFormat/>
+    <w:rsid w:val="003A10EA"/>
+    <w:pPr>
+      <w:spacing w:after="180" w:line="288" w:lineRule="auto"/>
+      <w:jc w:val="left"/>
+    </w:pPr>
+  </w:style>
+  <w:style w:customStyle="1" w:styleId="ReftextChar" w:type="character">
+    <w:name w:val="Reftext Char"/>
+    <w:link w:val="Reftext"/>
+    <w:rsid w:val="00DE5A11"/>
+    <w:rPr>
+      <w:rFonts w:ascii="Arial" w:cs="Arial" w:hAnsi="Arial"/>
+      <w:sz w:val="22"/>
+      <w:szCs w:val="22"/>
+      <w:lang w:val="en-GB"/>
+    </w:rPr>
+  </w:style>
+  <w:style w:customStyle="1" w:styleId="ToCRomanheadings" w:type="paragraph">
+    <w:name w:val="ToC Roman headings"/>
+    <w:basedOn w:val="Normal"/>
+    <w:link w:val="ToCRomanheadingsChar"/>
+    <w:rsid w:val="00F61F65"/>
+    <w:pPr>
+      <w:tabs>
+        <w:tab w:pos="851" w:val="left"/>
+        <w:tab w:pos="9639" w:val="right"/>
+      </w:tabs>
+    </w:pPr>
+    <w:rPr>
+      <w:noProof/>
+    </w:rPr>
+  </w:style>
+  <w:style w:customStyle="1" w:styleId="ToCRomanheadingsChar" w:type="character">
+    <w:name w:val="ToC Roman headings Char"/>
+    <w:link w:val="ToCRomanheadings"/>
+    <w:rsid w:val="00F61F65"/>
+    <w:rPr>
+      <w:rFonts w:ascii="Arial" w:cs="Arial" w:hAnsi="Arial"/>
+      <w:noProof/>
+      <w:sz w:val="22"/>
+      <w:szCs w:val="22"/>
+      <w:lang w:eastAsia="en-US" w:val="en-GB"/>
+    </w:rPr>
+  </w:style>
+  <w:style w:customStyle="1" w:styleId="USBiiiiii" w:type="paragraph">
+    <w:name w:val="USB i ii iii"/>
+    <w:basedOn w:val="Normal"/>
+    <w:link w:val="USBiiiiiiChar"/>
+    <w:qFormat/>
+    <w:rsid w:val="00950F5F"/>
+    <w:pPr>
+      <w:numPr>
+        <w:numId w:val="37"/>
+      </w:numPr>
+      <w:tabs>
+        <w:tab w:pos="567" w:val="left"/>
+      </w:tabs>
+      <w:autoSpaceDE w:val="0"/>
+      <w:autoSpaceDN w:val="0"/>
+      <w:adjustRightInd w:val="0"/>
+      <w:spacing w:after="0"/>
+      <w:ind w:hanging="357" w:left="357"/>
+    </w:pPr>
+    <w:rPr>
+      <w:lang w:eastAsia="en-ZA" w:val="en-ZA"/>
+    </w:rPr>
+  </w:style>
+  <w:style w:customStyle="1" w:styleId="USBiiiiiiChar" w:type="character">
+    <w:name w:val="USB i ii iii Char"/>
+    <w:link w:val="USBiiiiii"/>
+    <w:rsid w:val="00950F5F"/>
+    <w:rPr>
+      <w:rFonts w:ascii="Arial" w:cs="Arial" w:hAnsi="Arial"/>
+      <w:sz w:val="22"/>
+      <w:szCs w:val="22"/>
+    </w:rPr>
+  </w:style>
+  <w:style w:customStyle="1" w:styleId="USBlisttofollow" w:type="paragraph">
+    <w:name w:val="USB list to follow"/>
+    <w:basedOn w:val="Normal"/>
+    <w:link w:val="USBlisttofollowChar"/>
+    <w:qFormat/>
+    <w:rsid w:val="00D90D18"/>
+    <w:pPr>
+      <w:spacing w:after="0"/>
+    </w:pPr>
+    <w:rPr>
+      <w:lang w:val="en-ZA"/>
+    </w:rPr>
+  </w:style>
+  <w:style w:customStyle="1" w:styleId="USBlisttofollowChar" w:type="character">
+    <w:name w:val="USB list to follow Char"/>
+    <w:link w:val="USBlisttofollow"/>
+    <w:rsid w:val="00D90D18"/>
+    <w:rPr>
+      <w:rFonts w:ascii="Arial" w:hAnsi="Arial"/>
+      <w:sz w:val="22"/>
+      <w:szCs w:val="24"/>
+      <w:lang w:val="en-ZA"/>
+    </w:rPr>
+  </w:style>
+  <w:style w:customStyle="1" w:styleId="USBiiiiiilast" w:type="paragraph">
+    <w:name w:val="USB i ii iii last"/>
+    <w:basedOn w:val="USBiiiiii"/>
+    <w:link w:val="USBiiiiiilastChar"/>
+    <w:qFormat/>
+    <w:rsid w:val="00950F5F"/>
+    <w:pPr>
+      <w:spacing w:after="240"/>
+      <w:ind w:hanging="360" w:left="720"/>
+    </w:pPr>
+  </w:style>
+  <w:style w:customStyle="1" w:styleId="USBlistoftables" w:type="paragraph">
+    <w:name w:val="USB list of tables"/>
+    <w:aliases w:val="figures,abbreviations"/>
+    <w:basedOn w:val="Normal"/>
+    <w:link w:val="USBlistoftablesChar"/>
+    <w:qFormat/>
+    <w:rsid w:val="000F019D"/>
+    <w:pPr>
+      <w:tabs>
+        <w:tab w:pos="1418" w:val="left"/>
+        <w:tab w:pos="1701" w:val="left"/>
+        <w:tab w:pos="9639" w:val="right"/>
+      </w:tabs>
+      <w:spacing w:after="0"/>
+      <w:ind w:hanging="1701" w:left="1701" w:right="284"/>
+    </w:pPr>
+    <w:rPr>
+      <w:noProof/>
+    </w:rPr>
+  </w:style>
+  <w:style w:customStyle="1" w:styleId="USBiiiiiilastChar" w:type="character">
+    <w:name w:val="USB i ii iii last Char"/>
+    <w:basedOn w:val="USBiiiiiiChar"/>
+    <w:link w:val="USBiiiiiilast"/>
+    <w:rsid w:val="00714F45"/>
+    <w:rPr>
+      <w:rFonts w:ascii="Arial" w:cs="Arial" w:hAnsi="Arial"/>
+      <w:sz w:val="22"/>
+      <w:szCs w:val="22"/>
+    </w:rPr>
+  </w:style>
+  <w:style w:customStyle="1" w:styleId="USBTabletextdecimals" w:type="paragraph">
+    <w:name w:val="USB Table text decimals"/>
+    <w:basedOn w:val="Normal"/>
+    <w:link w:val="USBTabletextdecimalsChar"/>
+    <w:qFormat/>
+    <w:rsid w:val="00F946E3"/>
+    <w:pPr>
+      <w:tabs>
+        <w:tab w:pos="567" w:val="decimal"/>
+      </w:tabs>
+      <w:spacing w:after="60" w:before="60" w:line="240" w:lineRule="auto"/>
+    </w:pPr>
+    <w:rPr>
+      <w:noProof/>
+      <w:sz w:val="20"/>
+      <w:szCs w:val="20"/>
+      <w:lang w:val="en-ZA"/>
+    </w:rPr>
+  </w:style>
+  <w:style w:customStyle="1" w:styleId="USBTabletextdecimalsChar" w:type="character">
+    <w:name w:val="USB Table text decimals Char"/>
+    <w:link w:val="USBTabletextdecimals"/>
+    <w:rsid w:val="00F946E3"/>
+    <w:rPr>
+      <w:rFonts w:ascii="Arial" w:cs="Arial" w:hAnsi="Arial"/>
+      <w:noProof/>
+      <w:sz w:val="22"/>
+      <w:szCs w:val="22"/>
+      <w:lang w:val="en-ZA"/>
+    </w:rPr>
+  </w:style>
+  <w:style w:customStyle="1" w:styleId="USBTabletext" w:type="paragraph">
+    <w:name w:val="USB Table text"/>
+    <w:basedOn w:val="Normal"/>
+    <w:link w:val="USBTabletextChar1"/>
+    <w:qFormat/>
+    <w:rsid w:val="002A6BD9"/>
+    <w:pPr>
+      <w:keepNext/>
+      <w:spacing w:after="60" w:before="60" w:line="240" w:lineRule="auto"/>
+      <w:jc w:val="left"/>
+    </w:pPr>
+    <w:rPr>
+      <w:b/>
+      <w:sz w:val="20"/>
+    </w:rPr>
+  </w:style>
+  <w:style w:customStyle="1" w:styleId="USBTabletextChar1" w:type="character">
+    <w:name w:val="USB Table text Char1"/>
+    <w:link w:val="USBTabletext"/>
+    <w:rsid w:val="002A6BD9"/>
+    <w:rPr>
+      <w:rFonts w:ascii="Arial" w:cs="Arial" w:hAnsi="Arial"/>
+      <w:b/>
+      <w:szCs w:val="22"/>
+      <w:lang w:eastAsia="en-US" w:val="en-GB"/>
+    </w:rPr>
+  </w:style>
+  <w:style w:customStyle="1" w:styleId="USBReferences" w:type="paragraph">
+    <w:name w:val="USB References"/>
+    <w:basedOn w:val="Reftext"/>
+    <w:link w:val="USBReferencesChar"/>
+    <w:qFormat/>
+    <w:rsid w:val="00C11934"/>
+    <w:pPr>
+      <w:spacing w:after="240" w:line="320" w:lineRule="exact"/>
+      <w:ind w:hanging="357" w:left="357"/>
+    </w:pPr>
+  </w:style>
+  <w:style w:customStyle="1" w:styleId="USBReferencesChar" w:type="character">
+    <w:name w:val="USB References Char"/>
+    <w:link w:val="USBReferences"/>
+    <w:rsid w:val="00C11934"/>
+    <w:rPr>
+      <w:rFonts w:ascii="Arial" w:cs="Arial" w:hAnsi="Arial"/>
+      <w:sz w:val="22"/>
+      <w:szCs w:val="22"/>
+      <w:lang w:eastAsia="en-US" w:val="en-GB"/>
+    </w:rPr>
+  </w:style>
+  <w:style w:customStyle="1" w:styleId="USBTabletextChar" w:type="character">
+    <w:name w:val="USB Table text Char"/>
+    <w:rsid w:val="00E31343"/>
+    <w:rPr>
+      <w:rFonts w:ascii="Arial" w:cs="Arial" w:hAnsi="Arial"/>
+      <w:szCs w:val="22"/>
+      <w:lang w:val="en-GB"/>
+    </w:rPr>
+  </w:style>
+  <w:style w:styleId="HTMLCite" w:type="character">
+    <w:name w:val="HTML Cite"/>
+    <w:uiPriority w:val="99"/>
+    <w:unhideWhenUsed/>
+    <w:rsid w:val="008E4224"/>
+    <w:rPr>
+      <w:sz w:val="24"/>
+      <w:szCs w:val="24"/>
+    </w:rPr>
+  </w:style>
+  <w:style w:customStyle="1" w:styleId="USBTabletextcolumnheading" w:type="paragraph">
+    <w:name w:val="USB Table text column heading"/>
+    <w:basedOn w:val="USBTabletext"/>
+    <w:link w:val="USBTabletextcolumnheadingChar"/>
+    <w:qFormat/>
+    <w:rsid w:val="00353CFA"/>
+    <w:rPr>
+      <w:b w:val="0"/>
+      <w:bCs/>
+    </w:rPr>
+  </w:style>
+  <w:style w:customStyle="1" w:styleId="USBTabletextcolumnheadingChar" w:type="character">
+    <w:name w:val="USB Table text column heading Char"/>
+    <w:link w:val="USBTabletextcolumnheading"/>
+    <w:rsid w:val="00353CFA"/>
+    <w:rPr>
+      <w:rFonts w:ascii="Arial" w:cs="Arial" w:hAnsi="Arial"/>
+      <w:b/>
+      <w:bCs/>
+      <w:szCs w:val="22"/>
+      <w:lang w:val="en-GB"/>
+    </w:rPr>
+  </w:style>
+  <w:style w:customStyle="1" w:styleId="USBCopyright" w:type="paragraph">
+    <w:name w:val="USB Copyright"/>
+    <w:basedOn w:val="Footer"/>
+    <w:link w:val="USBCopyrightChar"/>
+    <w:qFormat/>
+    <w:rsid w:val="00106ACD"/>
+    <w:pPr>
+      <w:spacing w:after="0" w:line="240" w:lineRule="auto"/>
+      <w:jc w:val="center"/>
+    </w:pPr>
+    <w:rPr>
+      <w:sz w:val="20"/>
+      <w:szCs w:val="20"/>
+      <w:lang w:eastAsia="en-ZA" w:val="en-ZA"/>
+    </w:rPr>
+  </w:style>
+  <w:style w:customStyle="1" w:styleId="USBCopyrightChar" w:type="character">
+    <w:name w:val="USB Copyright Char"/>
+    <w:link w:val="USBCopyright"/>
+    <w:rsid w:val="00106ACD"/>
+    <w:rPr>
+      <w:rFonts w:ascii="Arial" w:cs="Arial" w:hAnsi="Arial"/>
+      <w:sz w:val="24"/>
+      <w:szCs w:val="24"/>
+      <w:lang w:eastAsia="en-ZA" w:val="en-ZA"/>
+    </w:rPr>
+  </w:style>
+  <w:style w:customStyle="1" w:styleId="USBsignatureline" w:type="paragraph">
+    <w:name w:val="USB signature line"/>
+    <w:basedOn w:val="Normal"/>
+    <w:link w:val="USBsignaturelineChar"/>
+    <w:qFormat/>
+    <w:rsid w:val="004A2207"/>
+    <w:pPr>
+      <w:tabs>
+        <w:tab w:pos="9639" w:val="right"/>
+      </w:tabs>
+    </w:pPr>
+  </w:style>
+  <w:style w:customStyle="1" w:styleId="USBsignaturelineChar" w:type="character">
+    <w:name w:val="USB signature line Char"/>
+    <w:link w:val="USBsignatureline"/>
+    <w:rsid w:val="004A2207"/>
+    <w:rPr>
+      <w:rFonts w:ascii="Arial" w:cs="Arial" w:hAnsi="Arial"/>
+      <w:sz w:val="22"/>
+      <w:szCs w:val="22"/>
+      <w:lang w:val="en-GB"/>
+    </w:rPr>
+  </w:style>
+  <w:style w:customStyle="1" w:styleId="USBBullets" w:type="paragraph">
+    <w:name w:val="USB Bullets"/>
+    <w:basedOn w:val="Normal"/>
+    <w:link w:val="USBBulletsChar"/>
+    <w:qFormat/>
+    <w:rsid w:val="000C6BA6"/>
+    <w:pPr>
+      <w:numPr>
+        <w:numId w:val="4"/>
+      </w:numPr>
+      <w:tabs>
+        <w:tab w:pos="567" w:val="left"/>
+      </w:tabs>
+      <w:spacing w:after="0"/>
+      <w:ind w:hanging="567" w:left="567"/>
+    </w:pPr>
+    <w:rPr>
+      <w:noProof/>
+    </w:rPr>
+  </w:style>
+  <w:style w:customStyle="1" w:styleId="USBBulletsChar" w:type="character">
+    <w:name w:val="USB Bullets Char"/>
+    <w:link w:val="USBBullets"/>
+    <w:rsid w:val="000C6BA6"/>
+    <w:rPr>
+      <w:rFonts w:ascii="Arial" w:cs="Arial" w:hAnsi="Arial"/>
+      <w:noProof/>
+      <w:sz w:val="22"/>
+      <w:szCs w:val="22"/>
+      <w:lang w:val="en-GB"/>
+    </w:rPr>
+  </w:style>
+  <w:style w:customStyle="1" w:styleId="USBBulletlast" w:type="paragraph">
+    <w:name w:val="USB Bullet last"/>
+    <w:basedOn w:val="USBBullets"/>
+    <w:link w:val="USBBulletlastChar"/>
+    <w:qFormat/>
+    <w:rsid w:val="006B4CF5"/>
+    <w:pPr>
+      <w:spacing w:after="240"/>
+    </w:pPr>
+  </w:style>
+  <w:style w:customStyle="1" w:styleId="USBBulletlastChar" w:type="character">
+    <w:name w:val="USB Bullet last Char"/>
+    <w:basedOn w:val="USBBulletsChar"/>
+    <w:link w:val="USBBulletlast"/>
+    <w:rsid w:val="006B4CF5"/>
+    <w:rPr>
+      <w:rFonts w:ascii="Arial" w:cs="Arial" w:hAnsi="Arial"/>
+      <w:noProof/>
+      <w:sz w:val="22"/>
+      <w:szCs w:val="22"/>
+      <w:lang w:val="en-GB"/>
+    </w:rPr>
+  </w:style>
+  <w:style w:customStyle="1" w:styleId="USBfiguresource" w:type="paragraph">
+    <w:name w:val="USB figure source"/>
+    <w:basedOn w:val="Normal"/>
+    <w:qFormat/>
+    <w:rsid w:val="00F946E3"/>
+    <w:pPr>
+      <w:jc w:val="center"/>
+    </w:pPr>
+    <w:rPr>
+      <w:noProof/>
+      <w:lang w:val="en-ZA"/>
+    </w:rPr>
+  </w:style>
+  <w:style w:customStyle="1" w:styleId="USBtablesource" w:type="paragraph">
+    <w:name w:val="USB table source"/>
+    <w:basedOn w:val="Normal"/>
+    <w:qFormat/>
+    <w:rsid w:val="00F97CF1"/>
+    <w:pPr>
+      <w:autoSpaceDE w:val="0"/>
+      <w:autoSpaceDN w:val="0"/>
+      <w:adjustRightInd w:val="0"/>
+      <w:spacing w:before="240"/>
+      <w:jc w:val="center"/>
+      <w:outlineLvl w:val="2"/>
+    </w:pPr>
+    <w:rPr>
+      <w:bCs/>
+      <w:noProof/>
+      <w:lang w:eastAsia="en-ZA"/>
+    </w:rPr>
+  </w:style>
+  <w:style w:customStyle="1" w:styleId="USBSupervisor" w:type="paragraph">
+    <w:name w:val="USB Supervisor"/>
+    <w:basedOn w:val="Normal"/>
+    <w:qFormat/>
+    <w:rsid w:val="003C5447"/>
+    <w:pPr>
+      <w:tabs>
+        <w:tab w:pos="2700" w:val="left"/>
+      </w:tabs>
+      <w:jc w:val="center"/>
+    </w:pPr>
+    <w:rPr>
+      <w:b/>
+      <w:sz w:val="24"/>
+      <w:szCs w:val="28"/>
+    </w:rPr>
+  </w:style>
+  <w:style w:customStyle="1" w:styleId="USBfigureitself" w:type="paragraph">
+    <w:name w:val="USB figure itself"/>
+    <w:basedOn w:val="NormalWeb"/>
+    <w:qFormat/>
+    <w:rsid w:val="00867C46"/>
+    <w:pPr>
+      <w:spacing w:after="100" w:afterAutospacing="1" w:before="100" w:beforeAutospacing="1"/>
+      <w:jc w:val="center"/>
+    </w:pPr>
+    <w:rPr>
+      <w:rFonts w:cs="Arial"/>
+      <w:sz w:val="22"/>
+      <w:szCs w:val="22"/>
+      <w:lang w:val="en-US"/>
+    </w:rPr>
+  </w:style>
+  <w:style w:customStyle="1" w:styleId="USBformula" w:type="paragraph">
+    <w:name w:val="USB formula"/>
+    <w:basedOn w:val="Normal"/>
+    <w:qFormat/>
+    <w:rsid w:val="00A07E7E"/>
+    <w:pPr>
+      <w:tabs>
+        <w:tab w:pos="4820" w:val="right"/>
+        <w:tab w:pos="9639" w:val="right"/>
+      </w:tabs>
+    </w:pPr>
+  </w:style>
+  <w:style w:styleId="NormalWeb" w:type="paragraph">
+    <w:name w:val="Normal (Web)"/>
+    <w:basedOn w:val="Normal"/>
+    <w:rsid w:val="008917E7"/>
+    <w:rPr>
+      <w:rFonts w:ascii="Times New Roman" w:cs="Times New Roman" w:hAnsi="Times New Roman"/>
+      <w:sz w:val="24"/>
+      <w:szCs w:val="24"/>
+    </w:rPr>
+  </w:style>
+  <w:style w:customStyle="1" w:styleId="USBtitlepage" w:type="paragraph">
+    <w:name w:val="USB title page"/>
+    <w:basedOn w:val="Normal"/>
+    <w:qFormat/>
+    <w:rsid w:val="0053152F"/>
+    <w:pPr>
+      <w:jc w:val="center"/>
+    </w:pPr>
+    <w:rPr>
+      <w:sz w:val="24"/>
+      <w:szCs w:val="24"/>
+    </w:rPr>
+  </w:style>
+  <w:style w:customStyle="1" w:styleId="USBStudentnameontitlepage" w:type="paragraph">
+    <w:name w:val="USB Student name on title page"/>
+    <w:basedOn w:val="USBChapter"/>
+    <w:qFormat/>
+    <w:rsid w:val="0053152F"/>
+    <w:pPr>
+      <w:spacing w:after="240"/>
+    </w:pPr>
+  </w:style>
+  <w:style w:customStyle="1" w:styleId="USBlistoftablesChar" w:type="character">
+    <w:name w:val="USB list of tables Char"/>
+    <w:aliases w:val="figures Char,abbreviations Char"/>
+    <w:link w:val="USBlistoftables"/>
+    <w:rsid w:val="000F019D"/>
+    <w:rPr>
+      <w:rFonts w:ascii="Arial" w:cs="Arial" w:hAnsi="Arial"/>
+      <w:noProof/>
+      <w:sz w:val="22"/>
+      <w:szCs w:val="22"/>
+      <w:lang w:val="en-GB"/>
+    </w:rPr>
+  </w:style>
+  <w:style w:customStyle="1" w:styleId="USBfiguretext" w:type="paragraph">
+    <w:name w:val="USB figure text"/>
+    <w:basedOn w:val="Normal"/>
+    <w:qFormat/>
+    <w:rsid w:val="00656CFB"/>
+    <w:pPr>
+      <w:spacing w:before="120" w:line="240" w:lineRule="auto"/>
+      <w:jc w:val="center"/>
+    </w:pPr>
+    <w:rPr>
+      <w:sz w:val="20"/>
+    </w:rPr>
+  </w:style>
+  <w:style w:customStyle="1" w:styleId="Default" w:type="paragraph">
+    <w:name w:val="Default"/>
+    <w:rsid w:val="003A39BE"/>
+    <w:pPr>
+      <w:autoSpaceDE w:val="0"/>
+      <w:autoSpaceDN w:val="0"/>
+      <w:adjustRightInd w:val="0"/>
+    </w:pPr>
+    <w:rPr>
+      <w:rFonts w:ascii="Arial" w:cs="Arial" w:hAnsi="Arial"/>
+      <w:color w:val="000000"/>
+      <w:sz w:val="24"/>
+      <w:szCs w:val="24"/>
+      <w:lang w:eastAsia="en-US" w:val="en-US"/>
+    </w:rPr>
+  </w:style>
+  <w:style w:styleId="SubtleEmphasis" w:type="character">
+    <w:name w:val="Subtle Emphasis"/>
+    <w:uiPriority w:val="19"/>
+    <w:qFormat/>
+    <w:rsid w:val="00867C46"/>
+    <w:rPr>
+      <w:i/>
+      <w:iCs/>
+      <w:color w:val="808080"/>
+    </w:rPr>
+  </w:style>
+  <w:style w:styleId="Caption" w:type="paragraph">
+    <w:name w:val="caption"/>
     <w:basedOn w:val="Normal"/>
     <w:next w:val="Normal"/>
-    <w:qFormat/>
-    <w:rPr>
-      <w:color w:val="1F4D78"/>
-      <w:sz w:val="24"/>
-      <w:szCs w:val="24"/>
-    </w:rPr>
-  </w:style>
-  <w:style w:type="paragraph" w:styleId="Heading4">
-    <w:name w:val="Heading 4"/>
+    <w:rsid w:val="002A6BD9"/>
+    <w:pPr>
+      <w:jc w:val="center"/>
+    </w:pPr>
+    <w:rPr>
+      <w:b/>
+      <w:bCs/>
+      <w:sz w:val="20"/>
+      <w:szCs w:val="20"/>
+    </w:rPr>
+  </w:style>
+  <w:style w:styleId="Emphasis" w:type="character">
+    <w:name w:val="Emphasis"/>
+    <w:rsid w:val="0077360F"/>
+    <w:rPr>
+      <w:i/>
+      <w:iCs/>
+    </w:rPr>
+  </w:style>
+  <w:style w:customStyle="1" w:styleId="Sectionheading" w:type="paragraph">
+    <w:name w:val="Section heading"/>
     <w:basedOn w:val="Normal"/>
     <w:next w:val="Normal"/>
+    <w:link w:val="SectionheadingChar"/>
     <w:qFormat/>
-    <w:rPr>
-      <w:i/>
-      <w:iCs/>
-      <w:color w:val="2E74B5"/>
-    </w:rPr>
-  </w:style>
-  <w:style w:type="paragraph" w:styleId="Heading5">
-    <w:name w:val="Heading 5"/>
+    <w:rsid w:val="0038302D"/>
+    <w:pPr>
+      <w:pageBreakBefore/>
+      <w:spacing w:before="120"/>
+      <w:jc w:val="center"/>
+    </w:pPr>
+    <w:rPr>
+      <w:b/>
+      <w:bCs/>
+      <w:kern w:val="32"/>
+      <w:sz w:val="28"/>
+      <w:szCs w:val="32"/>
+    </w:rPr>
+  </w:style>
+  <w:style w:styleId="TableofFigures" w:type="paragraph">
+    <w:name w:val="table of figures"/>
     <w:basedOn w:val="Normal"/>
     <w:next w:val="Normal"/>
-    <w:qFormat/>
-    <w:rPr>
-      <w:color w:val="2E74B5"/>
-    </w:rPr>
-  </w:style>
-  <w:style w:type="paragraph" w:styleId="Heading6">
-    <w:name w:val="Heading 6"/>
-    <w:basedOn w:val="Normal"/>
-    <w:next w:val="Normal"/>
-    <w:qFormat/>
-    <w:rPr>
-      <w:color w:val="1F4D78"/>
-    </w:rPr>
-  </w:style>
-  <w:style w:type="paragraph" w:styleId="Strong">
-    <w:name w:val="Strong"/>
-    <w:basedOn w:val="Normal"/>
-    <w:next w:val="Normal"/>
-    <w:qFormat/>
-    <w:rPr>
+    <w:uiPriority w:val="99"/>
+    <w:rsid w:val="00DE6EB3"/>
+    <w:pPr>
+      <w:spacing w:after="0"/>
+    </w:pPr>
+  </w:style>
+  <w:style w:customStyle="1" w:styleId="SectionheadingChar" w:type="character">
+    <w:name w:val="Section heading Char"/>
+    <w:basedOn w:val="DefaultParagraphFont"/>
+    <w:link w:val="Sectionheading"/>
+    <w:rsid w:val="00172702"/>
+    <w:rPr>
+      <w:rFonts w:ascii="Cambria" w:cs="Arial" w:hAnsi="Cambria"/>
       <w:b/>
       <w:bCs/>
-    </w:rPr>
-  </w:style>
-  <w:style w:type="paragraph" w:styleId="ListParagraph">
-    <w:name w:val="List Paragraph"/>
-    <w:basedOn w:val="Normal"/>
-    <w:qFormat/>
-  </w:style>
-  <w:style w:type="character" w:styleId="Hyperlink">
-    <w:name w:val="Hyperlink"/>
-    <w:basedOn w:val="DefaultParagraphFont"/>
-    <w:uiPriority w:val="99"/>
-    <w:unhideWhenUsed/>
-    <w:rPr>
-      <w:color w:val="0563C1"/>
-      <w:u w:val="single"/>
-    </w:rPr>
-  </w:style>
-  <w:style w:type="character" w:styleId="FootnoteReference">
-    <w:name w:val="footnote reference"/>
+      <w:kern w:val="32"/>
+      <w:sz w:val="28"/>
+      <w:szCs w:val="32"/>
+      <w:lang w:eastAsia="en-US" w:val="en-GB"/>
+    </w:rPr>
+  </w:style>
+  <w:style w:styleId="UnresolvedMention" w:type="character">
+    <w:name w:val="Unresolved Mention"/>
     <w:basedOn w:val="DefaultParagraphFont"/>
     <w:uiPriority w:val="99"/>
     <w:semiHidden/>
     <w:unhideWhenUsed/>
-    <w:rPr>
-      <w:vertAlign w:val="superscript"/>
-    </w:rPr>
-  </w:style>
-  <w:style w:type="paragraph" w:styleId="FootnoteText">
-    <w:name w:val="footnote text"/>
+    <w:rsid w:val="00436EF2"/>
+    <w:rPr>
+      <w:color w:val="605E5C"/>
+      <w:shd w:color="auto" w:fill="E1DFDD" w:val="clear"/>
+    </w:rPr>
+  </w:style>
+  <w:style w:type="paragraph" w:customStyle="1" w:styleId="SourceCode">
+    <w:name w:val="Source Code"/>
     <w:basedOn w:val="Normal"/>
-    <w:link w:val="FootnoteTextChar"/>
-    <w:uiPriority w:val="99"/>
-    <w:semiHidden/>
-    <w:unhideWhenUsed/>
+    <w:link w:val="VerbatimChar"/>
     <w:pPr>
-      <w:spacing w:after="0" w:line="240" w:lineRule="auto"/>
+      <w:wordWrap w:val="off"/>
     </w:pPr>
-    <w:rPr>
-      <w:sz w:val="20"/>
-      <w:szCs w:val="20"/>
-    </w:rPr>
-  </w:style>
-  <w:style w:type="character" w:styleId="FootnoteTextChar">
-    <w:name w:val="Footnote Text Char"/>
-    <w:basedOn w:val="DefaultParagraphFont"/>
-    <w:link w:val="FootnoteText"/>
-    <w:uiPriority w:val="99"/>
-    <w:semiHidden/>
-    <w:unhideWhenUsed/>
-    <w:rPr>
-      <w:sz w:val="20"/>
-      <w:szCs w:val="20"/>
-    </w:rPr>
-  </w:style>
-  <w:style w:type="character" w:styleId="EndnoteReference">
-    <w:name w:val="endnote reference"/>
-    <w:basedOn w:val="DefaultParagraphFont"/>
-    <w:uiPriority w:val="99"/>
-    <w:semiHidden/>
-    <w:unhideWhenUsed/>
-    <w:rPr>
-      <w:vertAlign w:val="superscript"/>
-    </w:rPr>
-  </w:style>
-  <w:style w:type="paragraph" w:styleId="EndnoteText">
-    <w:name w:val="endnote text"/>
-    <w:basedOn w:val="Normal"/>
-    <w:link w:val="EndnoteTextChar"/>
-    <w:uiPriority w:val="99"/>
-    <w:semiHidden/>
-    <w:unhideWhenUsed/>
-    <w:pPr>
-      <w:spacing w:after="0" w:line="240" w:lineRule="auto"/>
-    </w:pPr>
-    <w:rPr>
-      <w:sz w:val="20"/>
-      <w:szCs w:val="20"/>
-    </w:rPr>
-  </w:style>
-  <w:style w:type="character" w:styleId="EndnoteTextChar">
-    <w:name w:val="Endnote Text Char"/>
-    <w:basedOn w:val="DefaultParagraphFont"/>
-    <w:link w:val="EndnoteText"/>
-    <w:uiPriority w:val="99"/>
-    <w:semiHidden/>
-    <w:unhideWhenUsed/>
-    <w:rPr>
-      <w:sz w:val="20"/>
-      <w:szCs w:val="20"/>
-    </w:rPr>
+  </w:style>
+  <w:style w:type="character" w:customStyle="1" w:styleId="KeywordTok">
+    <w:name w:val="KeywordTok"/>
+    <w:basedOn w:val="VerbatimChar"/>
+    <w:rPr>
+      <w:color w:val="007020"/>
+      <w:b/>
+    </w:rPr>
+  </w:style>
+  <w:style w:type="character" w:customStyle="1" w:styleId="DataTypeTok">
+    <w:name w:val="DataTypeTok"/>
+    <w:basedOn w:val="VerbatimChar"/>
+    <w:rPr>
+      <w:color w:val="902000"/>
+    </w:rPr>
+  </w:style>
+  <w:style w:type="character" w:customStyle="1" w:styleId="DecValTok">
+    <w:name w:val="DecValTok"/>
+    <w:basedOn w:val="VerbatimChar"/>
+    <w:rPr>
+      <w:color w:val="40a070"/>
+    </w:rPr>
+  </w:style>
+  <w:style w:type="character" w:customStyle="1" w:styleId="BaseNTok">
+    <w:name w:val="BaseNTok"/>
+    <w:basedOn w:val="VerbatimChar"/>
+    <w:rPr>
+      <w:color w:val="40a070"/>
+    </w:rPr>
+  </w:style>
+  <w:style w:type="character" w:customStyle="1" w:styleId="FloatTok">
+    <w:name w:val="FloatTok"/>
+    <w:basedOn w:val="VerbatimChar"/>
+    <w:rPr>
+      <w:color w:val="40a070"/>
+    </w:rPr>
+  </w:style>
+  <w:style w:type="character" w:customStyle="1" w:styleId="ConstantTok">
+    <w:name w:val="ConstantTok"/>
+    <w:basedOn w:val="VerbatimChar"/>
+    <w:rPr>
+      <w:color w:val="880000"/>
+    </w:rPr>
+  </w:style>
+  <w:style w:type="character" w:customStyle="1" w:styleId="CharTok">
+    <w:name w:val="CharTok"/>
+    <w:basedOn w:val="VerbatimChar"/>
+    <w:rPr>
+      <w:color w:val="4070a0"/>
+    </w:rPr>
+  </w:style>
+  <w:style w:type="character" w:customStyle="1" w:styleId="SpecialCharTok">
+    <w:name w:val="SpecialCharTok"/>
+    <w:basedOn w:val="VerbatimChar"/>
+    <w:rPr>
+      <w:color w:val="4070a0"/>
+    </w:rPr>
+  </w:style>
+  <w:style w:type="character" w:customStyle="1" w:styleId="StringTok">
+    <w:name w:val="StringTok"/>
+    <w:basedOn w:val="VerbatimChar"/>
+    <w:rPr>
+      <w:color w:val="4070a0"/>
+    </w:rPr>
+  </w:style>
+  <w:style w:type="character" w:customStyle="1" w:styleId="VerbatimStringTok">
+    <w:name w:val="VerbatimStringTok"/>
+    <w:basedOn w:val="VerbatimChar"/>
+    <w:rPr>
+      <w:color w:val="4070a0"/>
+    </w:rPr>
+  </w:style>
+  <w:style w:type="character" w:customStyle="1" w:styleId="SpecialStringTok">
+    <w:name w:val="SpecialStringTok"/>
+    <w:basedOn w:val="VerbatimChar"/>
+    <w:rPr>
+      <w:color w:val="bb6688"/>
+    </w:rPr>
+  </w:style>
+  <w:style w:type="character" w:customStyle="1" w:styleId="ImportTok">
+    <w:name w:val="ImportTok"/>
+    <w:basedOn w:val="VerbatimChar"/>
+    <w:rPr>
+      <w:color w:val="008000"/>
+      <w:b/>
+    </w:rPr>
+  </w:style>
+  <w:style w:type="character" w:customStyle="1" w:styleId="CommentTok">
+    <w:name w:val="CommentTok"/>
+    <w:basedOn w:val="VerbatimChar"/>
+    <w:rPr>
+      <w:color w:val="60a0b0"/>
+      <w:i/>
+    </w:rPr>
+  </w:style>
+  <w:style w:type="character" w:customStyle="1" w:styleId="DocumentationTok">
+    <w:name w:val="DocumentationTok"/>
+    <w:basedOn w:val="VerbatimChar"/>
+    <w:rPr>
+      <w:color w:val="ba2121"/>
+      <w:i/>
+    </w:rPr>
+  </w:style>
+  <w:style w:type="character" w:customStyle="1" w:styleId="AnnotationTok">
+    <w:name w:val="AnnotationTok"/>
+    <w:basedOn w:val="VerbatimChar"/>
+    <w:rPr>
+      <w:color w:val="60a0b0"/>
+      <w:b/>
+      <w:i/>
+    </w:rPr>
+  </w:style>
+  <w:style w:type="character" w:customStyle="1" w:styleId="CommentVarTok">
+    <w:name w:val="CommentVarTok"/>
+    <w:basedOn w:val="VerbatimChar"/>
+    <w:rPr>
+      <w:color w:val="60a0b0"/>
+      <w:b/>
+      <w:i/>
+    </w:rPr>
+  </w:style>
+  <w:style w:type="character" w:customStyle="1" w:styleId="OtherTok">
+    <w:name w:val="OtherTok"/>
+    <w:basedOn w:val="VerbatimChar"/>
+    <w:rPr>
+      <w:color w:val="007020"/>
+    </w:rPr>
+  </w:style>
+  <w:style w:type="character" w:customStyle="1" w:styleId="FunctionTok">
+    <w:name w:val="FunctionTok"/>
+    <w:basedOn w:val="VerbatimChar"/>
+    <w:rPr>
+      <w:color w:val="06287e"/>
+    </w:rPr>
+  </w:style>
+  <w:style w:type="character" w:customStyle="1" w:styleId="VariableTok">
+    <w:name w:val="VariableTok"/>
+    <w:basedOn w:val="VerbatimChar"/>
+    <w:rPr>
+      <w:color w:val="19177c"/>
+    </w:rPr>
+  </w:style>
+  <w:style w:type="character" w:customStyle="1" w:styleId="ControlFlowTok">
+    <w:name w:val="ControlFlowTok"/>
+    <w:basedOn w:val="VerbatimChar"/>
+    <w:rPr>
+      <w:color w:val="007020"/>
+      <w:b/>
+    </w:rPr>
+  </w:style>
+  <w:style w:type="character" w:customStyle="1" w:styleId="OperatorTok">
+    <w:name w:val="OperatorTok"/>
+    <w:basedOn w:val="VerbatimChar"/>
+    <w:rPr>
+      <w:color w:val="666666"/>
+    </w:rPr>
+  </w:style>
+  <w:style w:type="character" w:customStyle="1" w:styleId="BuiltInTok">
+    <w:name w:val="BuiltInTok"/>
+    <w:basedOn w:val="VerbatimChar"/>
+    <w:rPr>
+      <w:color w:val="008000"/>
+    </w:rPr>
+  </w:style>
+  <w:style w:type="character" w:customStyle="1" w:styleId="ExtensionTok">
+    <w:name w:val="ExtensionTok"/>
+    <w:basedOn w:val="VerbatimChar"/>
+    <w:rPr/>
+  </w:style>
+  <w:style w:type="character" w:customStyle="1" w:styleId="PreprocessorTok">
+    <w:name w:val="PreprocessorTok"/>
+    <w:basedOn w:val="VerbatimChar"/>
+    <w:rPr>
+      <w:color w:val="bc7a00"/>
+    </w:rPr>
+  </w:style>
+  <w:style w:type="character" w:customStyle="1" w:styleId="AttributeTok">
+    <w:name w:val="AttributeTok"/>
+    <w:basedOn w:val="VerbatimChar"/>
+    <w:rPr>
+      <w:color w:val="7d9029"/>
+    </w:rPr>
+  </w:style>
+  <w:style w:type="character" w:customStyle="1" w:styleId="RegionMarkerTok">
+    <w:name w:val="RegionMarkerTok"/>
+    <w:basedOn w:val="VerbatimChar"/>
+    <w:rPr/>
+  </w:style>
+  <w:style w:type="character" w:customStyle="1" w:styleId="InformationTok">
+    <w:name w:val="InformationTok"/>
+    <w:basedOn w:val="VerbatimChar"/>
+    <w:rPr>
+      <w:color w:val="60a0b0"/>
+      <w:b/>
+      <w:i/>
+    </w:rPr>
+  </w:style>
+  <w:style w:type="character" w:customStyle="1" w:styleId="WarningTok">
+    <w:name w:val="WarningTok"/>
+    <w:basedOn w:val="VerbatimChar"/>
+    <w:rPr>
+      <w:color w:val="60a0b0"/>
+      <w:b/>
+      <w:i/>
+    </w:rPr>
+  </w:style>
+  <w:style w:type="character" w:customStyle="1" w:styleId="AlertTok">
+    <w:name w:val="AlertTok"/>
+    <w:basedOn w:val="VerbatimChar"/>
+    <w:rPr>
+      <w:color w:val="ff0000"/>
+      <w:b/>
+    </w:rPr>
+  </w:style>
+  <w:style w:type="character" w:customStyle="1" w:styleId="ErrorTok">
+    <w:name w:val="ErrorTok"/>
+    <w:basedOn w:val="VerbatimChar"/>
+    <w:rPr>
+      <w:color w:val="ff0000"/>
+      <w:b/>
+    </w:rPr>
+  </w:style>
+  <w:style w:type="character" w:customStyle="1" w:styleId="NormalTok">
+    <w:name w:val="NormalTok"/>
+    <w:basedOn w:val="VerbatimChar"/>
+    <w:rPr/>
   </w:style>
 </w:styles>
+</file>
+
+<file path=word/theme/theme1.xml><?xml version="1.0" encoding="utf-8"?>
+<a:theme xmlns:a="http://schemas.openxmlformats.org/drawingml/2006/main" name="Office Theme">
+  <a:themeElements>
+    <a:clrScheme name="Office">
+      <a:dk1>
+        <a:sysClr val="windowText" lastClr="000000"/>
+      </a:dk1>
+      <a:lt1>
+        <a:sysClr val="window" lastClr="FFFFFF"/>
+      </a:lt1>
+      <a:dk2>
+        <a:srgbClr val="44546A"/>
+      </a:dk2>
+      <a:lt2>
+        <a:srgbClr val="E7E6E6"/>
+      </a:lt2>
+      <a:accent1>
+        <a:srgbClr val="5B9BD5"/>
+      </a:accent1>
+      <a:accent2>
+        <a:srgbClr val="ED7D31"/>
+      </a:accent2>
+      <a:accent3>
+        <a:srgbClr val="A5A5A5"/>
+      </a:accent3>
+      <a:accent4>
+        <a:srgbClr val="FFC000"/>
+      </a:accent4>
+      <a:accent5>
+        <a:srgbClr val="4472C4"/>
+      </a:accent5>
+      <a:accent6>
+        <a:srgbClr val="70AD47"/>
+      </a:accent6>
+      <a:hlink>
+        <a:srgbClr val="0563C1"/>
+      </a:hlink>
+      <a:folHlink>
+        <a:srgbClr val="954F72"/>
+      </a:folHlink>
+    </a:clrScheme>
+    <a:fontScheme name="Office">
+      <a:majorFont>
+        <a:latin typeface="Calibri Light" panose="020F0302020204030204"/>
+        <a:ea typeface=""/>
+        <a:cs typeface=""/>
+        <a:font script="Jpan" typeface="游ゴシック Light"/>
+        <a:font script="Hang" typeface="맑은 고딕"/>
+        <a:font script="Hans" typeface="等线 Light"/>
+        <a:font script="Hant" typeface="新細明體"/>
+        <a:font script="Arab" typeface="Times New Roman"/>
+        <a:font script="Hebr" typeface="Times New Roman"/>
+        <a:font script="Thai" typeface="Angsana New"/>
+        <a:font script="Ethi" typeface="Nyala"/>
+        <a:font script="Beng" typeface="Vrinda"/>
+        <a:font script="Gujr" typeface="Shruti"/>
+        <a:font script="Khmr" typeface="MoolBoran"/>
+        <a:font script="Knda" typeface="Tunga"/>
+        <a:font script="Guru" typeface="Raavi"/>
+        <a:font script="Cans" typeface="Euphemia"/>
+        <a:font script="Cher" typeface="Plantagenet Cherokee"/>
+        <a:font script="Yiii" typeface="Microsoft Yi Baiti"/>
+        <a:font script="Tibt" typeface="Microsoft Himalaya"/>
+        <a:font script="Thaa" typeface="MV Boli"/>
+        <a:font script="Deva" typeface="Mangal"/>
+        <a:font script="Telu" typeface="Gautami"/>
+        <a:font script="Taml" typeface="Latha"/>
+        <a:font script="Syrc" typeface="Estrangelo Edessa"/>
+        <a:font script="Orya" typeface="Kalinga"/>
+        <a:font script="Mlym" typeface="Kartika"/>
+        <a:font script="Laoo" typeface="DokChampa"/>
+        <a:font script="Sinh" typeface="Iskoola Pota"/>
+        <a:font script="Mong" typeface="Mongolian Baiti"/>
+        <a:font script="Viet" typeface="Times New Roman"/>
+        <a:font script="Uigh" typeface="Microsoft Uighur"/>
+        <a:font script="Geor" typeface="Sylfaen"/>
+      </a:majorFont>
+      <a:minorFont>
+        <a:latin typeface="Calibri" panose="020F0502020204030204"/>
+        <a:ea typeface=""/>
+        <a:cs typeface=""/>
+        <a:font script="Jpan" typeface="游明朝"/>
+        <a:font script="Hang" typeface="맑은 고딕"/>
+        <a:font script="Hans" typeface="等线"/>
+        <a:font script="Hant" typeface="新細明體"/>
+        <a:font script="Arab" typeface="Arial"/>
+        <a:font script="Hebr" typeface="Arial"/>
+        <a:font script="Thai" typeface="Cordia New"/>
+        <a:font script="Ethi" typeface="Nyala"/>
+        <a:font script="Beng" typeface="Vrinda"/>
+        <a:font script="Gujr" typeface="Shruti"/>
+        <a:font script="Khmr" typeface="DaunPenh"/>
+        <a:font script="Knda" typeface="Tunga"/>
+        <a:font script="Guru" typeface="Raavi"/>
+        <a:font script="Cans" typeface="Euphemia"/>
+        <a:font script="Cher" typeface="Plantagenet Cherokee"/>
+        <a:font script="Yiii" typeface="Microsoft Yi Baiti"/>
+        <a:font script="Tibt" typeface="Microsoft Himalaya"/>
+        <a:font script="Thaa" typeface="MV Boli"/>
+        <a:font script="Deva" typeface="Mangal"/>
+        <a:font script="Telu" typeface="Gautami"/>
+        <a:font script="Taml" typeface="Latha"/>
+        <a:font script="Syrc" typeface="Estrangelo Edessa"/>
+        <a:font script="Orya" typeface="Kalinga"/>
+        <a:font script="Mlym" typeface="Kartika"/>
+        <a:font script="Laoo" typeface="DokChampa"/>
+        <a:font script="Sinh" typeface="Iskoola Pota"/>
+        <a:font script="Mong" typeface="Mongolian Baiti"/>
+        <a:font script="Viet" typeface="Arial"/>
+        <a:font script="Uigh" typeface="Microsoft Uighur"/>
+        <a:font script="Geor" typeface="Sylfaen"/>
+      </a:minorFont>
+    </a:fontScheme>
+    <a:fmtScheme name="Office">
+      <a:fillStyleLst>
+        <a:solidFill>
+          <a:schemeClr val="phClr"/>
+        </a:solidFill>
+        <a:gradFill rotWithShape="1">
+          <a:gsLst>
+            <a:gs pos="0">
+              <a:schemeClr val="phClr">
+                <a:lumMod val="110000"/>
+                <a:satMod val="105000"/>
+                <a:tint val="67000"/>
+              </a:schemeClr>
+            </a:gs>
+            <a:gs pos="50000">
+              <a:schemeClr val="phClr">
+                <a:lumMod val="105000"/>
+                <a:satMod val="103000"/>
+                <a:tint val="73000"/>
+              </a:schemeClr>
+            </a:gs>
+            <a:gs pos="100000">
+              <a:schemeClr val="phClr">
+                <a:lumMod val="105000"/>
+                <a:satMod val="109000"/>
+                <a:tint val="81000"/>
+              </a:schemeClr>
+            </a:gs>
+          </a:gsLst>
+          <a:lin ang="5400000" scaled="0"/>
+        </a:gradFill>
+        <a:gradFill rotWithShape="1">
+          <a:gsLst>
+            <a:gs pos="0">
+              <a:schemeClr val="phClr">
+                <a:satMod val="103000"/>
+                <a:lumMod val="102000"/>
+                <a:tint val="94000"/>
+              </a:schemeClr>
+            </a:gs>
+            <a:gs pos="50000">
+              <a:schemeClr val="phClr">
+                <a:satMod val="110000"/>
+                <a:lumMod val="100000"/>
+                <a:shade val="100000"/>
+              </a:schemeClr>
+            </a:gs>
+            <a:gs pos="100000">
+              <a:schemeClr val="phClr">
+                <a:lumMod val="99000"/>
+                <a:satMod val="120000"/>
+                <a:shade val="78000"/>
+              </a:schemeClr>
+            </a:gs>
+          </a:gsLst>
+          <a:lin ang="5400000" scaled="0"/>
+        </a:gradFill>
+      </a:fillStyleLst>
+      <a:lnStyleLst>
+        <a:ln w="6350" cap="flat" cmpd="sng" algn="ctr">
+          <a:solidFill>
+            <a:schemeClr val="phClr"/>
+          </a:solidFill>
+          <a:prstDash val="solid"/>
+          <a:miter lim="800000"/>
+        </a:ln>
+        <a:ln w="12700" cap="flat" cmpd="sng" algn="ctr">
+          <a:solidFill>
+            <a:schemeClr val="phClr"/>
+          </a:solidFill>
+          <a:prstDash val="solid"/>
+          <a:miter lim="800000"/>
+        </a:ln>
+        <a:ln w="19050" cap="flat" cmpd="sng" algn="ctr">
+          <a:solidFill>
+            <a:schemeClr val="phClr"/>
+          </a:solidFill>
+          <a:prstDash val="solid"/>
+          <a:miter lim="800000"/>
+        </a:ln>
+      </a:lnStyleLst>
+      <a:effectStyleLst>
+        <a:effectStyle>
+          <a:effectLst/>
+        </a:effectStyle>
+        <a:effectStyle>
+          <a:effectLst/>
+        </a:effectStyle>
+        <a:effectStyle>
+          <a:effectLst>
+            <a:outerShdw blurRad="57150" dist="19050" dir="5400000" algn="ctr" rotWithShape="0">
+              <a:srgbClr val="000000">
+                <a:alpha val="63000"/>
+              </a:srgbClr>
+            </a:outerShdw>
+          </a:effectLst>
+        </a:effectStyle>
+      </a:effectStyleLst>
+      <a:bgFillStyleLst>
+        <a:solidFill>
+          <a:schemeClr val="phClr"/>
+        </a:solidFill>
+        <a:solidFill>
+          <a:schemeClr val="phClr">
+            <a:tint val="95000"/>
+            <a:satMod val="170000"/>
+          </a:schemeClr>
+        </a:solidFill>
+        <a:gradFill rotWithShape="1">
+          <a:gsLst>
+            <a:gs pos="0">
+              <a:schemeClr val="phClr">
+                <a:tint val="93000"/>
+                <a:satMod val="150000"/>
+                <a:shade val="98000"/>
+                <a:lumMod val="102000"/>
+              </a:schemeClr>
+            </a:gs>
+            <a:gs pos="50000">
+              <a:schemeClr val="phClr">
+                <a:tint val="98000"/>
+                <a:satMod val="130000"/>
+                <a:shade val="90000"/>
+                <a:lumMod val="103000"/>
+              </a:schemeClr>
+            </a:gs>
+            <a:gs pos="100000">
+              <a:schemeClr val="phClr">
+                <a:shade val="63000"/>
+                <a:satMod val="120000"/>
+              </a:schemeClr>
+            </a:gs>
+          </a:gsLst>
+          <a:lin ang="5400000" scaled="0"/>
+        </a:gradFill>
+      </a:bgFillStyleLst>
+    </a:fmtScheme>
+  </a:themeElements>
+  <a:objectDefaults/>
+  <a:extraClrSchemeLst/>
+  <a:extLst>
+    <a:ext uri="{05A4C25C-085E-4340-85A3-A5531E510DB2}">
+      <thm15:themeFamily xmlns:thm15="http://schemas.microsoft.com/office/thememl/2012/main" name="Office Theme" id="{62F939B6-93AF-4DB8-9C6B-D6C7DFDC589F}" vid="{4A3C46E8-61CC-4603-A589-7422A47A8E4A}"/>
+    </a:ext>
+  </a:extLst>
+</a:theme>
 </file>